--- a/05-Bo-sung/Thu-vien-cau-lenh.docx
+++ b/05-Bo-sung/Thu-vien-cau-lenh.docx
@@ -9,40 +9,36 @@
       <w:r>
         <w:rPr>
           <w:rFonts w:ascii="Arial" w:cs="Arial" w:eastAsia="Arial" w:hAnsi="Arial"/>
-          <w:b/>
-          <w:bCs/>
-          <w:color w:val="1F4E47"/>
-          <w:sz w:val="24"/>
-          <w:szCs w:val="24"/>
-          <w:shd w:fill="F2B134" w:color="auto" w:val="clear"/>
+          <w:color w:val="A67C3D"/>
+          <w:spacing w:val="80"/>
+          <w:sz w:val="20"/>
+          <w:szCs w:val="20"/>
         </w:rPr>
-        <w:t xml:space="preserve"> SỔ TAY THỰC HÀNH </w:t>
+        <w:t xml:space="preserve">SỔ TAY THỰC HÀNH</w:t>
       </w:r>
     </w:p>
     <w:p>
       <w:pPr>
         <w:spacing w:after="120"/>
+      </w:pPr>
+      <w:r>
+        <w:rPr>
+          <w:rFonts w:ascii="Cambria" w:cs="Cambria" w:eastAsia="Cambria" w:hAnsi="Cambria"/>
+          <w:color w:val="1B1F24"/>
+          <w:sz w:val="88"/>
+          <w:szCs w:val="88"/>
+        </w:rPr>
+        <w:t xml:space="preserve">Thư viện câu lệnh</w:t>
+      </w:r>
+    </w:p>
+    <w:p>
+      <w:pPr>
+        <w:spacing w:after="400"/>
       </w:pPr>
       <w:r>
         <w:rPr>
           <w:rFonts w:ascii="Arial" w:cs="Arial" w:eastAsia="Arial" w:hAnsi="Arial"/>
-          <w:b/>
-          <w:bCs/>
-          <w:color w:val="1F4E47"/>
-          <w:sz w:val="80"/>
-          <w:szCs w:val="80"/>
-        </w:rPr>
-        <w:t xml:space="preserve">THƯ VIỆN CÂU LỆNH</w:t>
-      </w:r>
-    </w:p>
-    <w:p>
-      <w:pPr>
-        <w:spacing w:after="400"/>
-      </w:pPr>
-      <w:r>
-        <w:rPr>
-          <w:rFonts w:ascii="Arial" w:cs="Arial" w:eastAsia="Arial" w:hAnsi="Arial"/>
-          <w:color w:val="1F4E47"/>
+          <w:color w:val="1B1F24"/>
           <w:sz w:val="36"/>
           <w:szCs w:val="36"/>
         </w:rPr>
@@ -104,7 +100,7 @@
           <w:rFonts w:ascii="Arial" w:cs="Arial" w:eastAsia="Arial" w:hAnsi="Arial"/>
           <w:b/>
           <w:bCs/>
-          <w:color w:val="1F4E47"/>
+          <w:color w:val="1B1F24"/>
           <w:sz w:val="26"/>
           <w:szCs w:val="26"/>
         </w:rPr>
@@ -115,7 +111,7 @@
       <w:r>
         <w:rPr>
           <w:rFonts w:ascii="Arial" w:cs="Arial" w:eastAsia="Arial" w:hAnsi="Arial"/>
-          <w:color w:val="1F4E47"/>
+          <w:color w:val="1B1F24"/>
           <w:sz w:val="22"/>
           <w:szCs w:val="22"/>
         </w:rPr>
@@ -129,7 +125,7 @@
       <w:r>
         <w:rPr>
           <w:rFonts w:ascii="Arial" w:cs="Arial" w:eastAsia="Arial" w:hAnsi="Arial"/>
-          <w:color w:val="1F4E47"/>
+          <w:color w:val="1B1F24"/>
           <w:sz w:val="22"/>
           <w:szCs w:val="22"/>
         </w:rPr>
@@ -148,7 +144,7 @@
       <w:r>
         <w:rPr>
           <w:rFonts w:ascii="Arial" w:cs="Arial" w:eastAsia="Arial" w:hAnsi="Arial"/>
-          <w:color w:val="1F4E47"/>
+          <w:color w:val="1B1F24"/>
           <w:sz w:val="22"/>
           <w:szCs w:val="22"/>
         </w:rPr>
@@ -159,7 +155,7 @@
           <w:rFonts w:ascii="Arial" w:cs="Arial" w:eastAsia="Arial" w:hAnsi="Arial"/>
           <w:b/>
           <w:bCs/>
-          <w:color w:val="1F4E47"/>
+          <w:color w:val="1B1F24"/>
           <w:sz w:val="22"/>
           <w:szCs w:val="22"/>
         </w:rPr>
@@ -168,7 +164,7 @@
       <w:r>
         <w:rPr>
           <w:rFonts w:ascii="Arial" w:cs="Arial" w:eastAsia="Arial" w:hAnsi="Arial"/>
-          <w:color w:val="1F4E47"/>
+          <w:color w:val="1B1F24"/>
           <w:sz w:val="22"/>
           <w:szCs w:val="22"/>
         </w:rPr>
@@ -179,7 +175,7 @@
           <w:rFonts w:ascii="Arial" w:cs="Arial" w:eastAsia="Arial" w:hAnsi="Arial"/>
           <w:b/>
           <w:bCs/>
-          <w:color w:val="1F4E47"/>
+          <w:color w:val="1B1F24"/>
           <w:sz w:val="22"/>
           <w:szCs w:val="22"/>
         </w:rPr>
@@ -188,7 +184,7 @@
       <w:r>
         <w:rPr>
           <w:rFonts w:ascii="Arial" w:cs="Arial" w:eastAsia="Arial" w:hAnsi="Arial"/>
-          <w:color w:val="1F4E47"/>
+          <w:color w:val="1B1F24"/>
           <w:sz w:val="22"/>
           <w:szCs w:val="22"/>
         </w:rPr>
@@ -202,14 +198,12 @@
       <w:r>
         <w:rPr>
           <w:rFonts w:ascii="Arial" w:cs="Arial" w:eastAsia="Arial" w:hAnsi="Arial"/>
-          <w:b/>
-          <w:bCs/>
-          <w:color w:val="1F4E47"/>
-          <w:sz w:val="22"/>
-          <w:szCs w:val="22"/>
-          <w:shd w:fill="F2B134" w:color="auto" w:val="clear"/>
+          <w:color w:val="A67C3D"/>
+          <w:spacing w:val="60"/>
+          <w:sz w:val="18"/>
+          <w:szCs w:val="18"/>
         </w:rPr>
-        <w:t xml:space="preserve"> PHẦN A </w:t>
+        <w:t xml:space="preserve">PHẦN A</w:t>
       </w:r>
     </w:p>
     <w:p>
@@ -219,12 +213,10 @@
       </w:pPr>
       <w:r>
         <w:rPr>
-          <w:rFonts w:ascii="Arial" w:cs="Arial" w:eastAsia="Arial" w:hAnsi="Arial"/>
-          <w:b/>
-          <w:bCs/>
-          <w:color w:val="1F4E47"/>
-          <w:sz w:val="44"/>
-          <w:szCs w:val="44"/>
+          <w:rFonts w:ascii="Cambria" w:cs="Cambria" w:eastAsia="Cambria" w:hAnsi="Cambria"/>
+          <w:color w:val="1B1F24"/>
+          <w:sz w:val="48"/>
+          <w:szCs w:val="48"/>
         </w:rPr>
         <w:t xml:space="preserve">Bắt đầu từ số 0</w:t>
       </w:r>
@@ -237,26 +229,23 @@
       </w:pPr>
       <w:r>
         <w:rPr>
-          <w:rFonts w:ascii="Arial" w:cs="Arial" w:eastAsia="Arial" w:hAnsi="Arial"/>
-          <w:b/>
-          <w:bCs/>
-          <w:color w:val="F2B134"/>
-          <w:sz w:val="26"/>
-          <w:szCs w:val="26"/>
-          <w:shd w:fill="1F4E47" w:color="auto" w:val="clear"/>
+          <w:rFonts w:ascii="Cambria" w:cs="Cambria" w:eastAsia="Cambria" w:hAnsi="Cambria"/>
+          <w:i/>
+          <w:iCs/>
+          <w:color w:val="A67C3D"/>
+          <w:sz w:val="30"/>
+          <w:szCs w:val="30"/>
         </w:rPr>
-        <w:t xml:space="preserve"> A2 </w:t>
+        <w:t xml:space="preserve">A2</w:t>
       </w:r>
       <w:r>
         <w:rPr>
-          <w:rFonts w:ascii="Arial" w:cs="Arial" w:eastAsia="Arial" w:hAnsi="Arial"/>
-          <w:b/>
-          <w:bCs/>
-          <w:color w:val="1F4E47"/>
-          <w:sz w:val="30"/>
-          <w:szCs w:val="30"/>
+          <w:rFonts w:ascii="Cambria" w:cs="Cambria" w:eastAsia="Cambria" w:hAnsi="Cambria"/>
+          <w:color w:val="1B1F24"/>
+          <w:sz w:val="32"/>
+          <w:szCs w:val="32"/>
         </w:rPr>
-        <w:t xml:space="preserve">  Mở công cụ và gõ câu lệnh đầu tiên</w:t>
+        <w:t xml:space="preserve">   Mở công cụ và gõ câu lệnh đầu tiên</w:t>
       </w:r>
     </w:p>
     <w:tbl>
@@ -287,7 +276,7 @@
               <w:bottom w:val="none" w:color="FFFFFF" w:sz="0"/>
               <w:right w:val="none" w:color="FFFFFF" w:sz="0"/>
             </w:tcBorders>
-            <w:shd w:fill="E9EFEE" w:color="auto" w:val="clear"/>
+            <w:shd w:fill="F7F5F0" w:color="auto" w:val="clear"/>
             <w:tcMar>
               <w:top w:type="dxa" w:w="160"/>
               <w:left w:type="dxa" w:w="220"/>
@@ -302,24 +291,22 @@
             <w:r>
               <w:rPr>
                 <w:rFonts w:ascii="Arial" w:cs="Arial" w:eastAsia="Arial" w:hAnsi="Arial"/>
-                <w:b/>
-                <w:bCs/>
-                <w:color w:val="1F4E47"/>
-                <w:sz w:val="18"/>
-                <w:szCs w:val="18"/>
-                <w:shd w:fill="F2B134" w:color="auto" w:val="clear"/>
-              </w:rPr>
-              <w:t xml:space="preserve"> CÂU LỆNH ĐẦU TIÊN (SAO CHÉP NGUYÊN VĂN) </w:t>
-            </w:r>
-          </w:p>
-          <w:p>
-            <w:pPr>
-              <w:spacing w:after="60" w:line="290"/>
-            </w:pPr>
-            <w:r>
-              <w:rPr>
-                <w:rFonts w:ascii="Arial" w:cs="Arial" w:eastAsia="Arial" w:hAnsi="Arial"/>
-                <w:color w:val="1F4E47"/>
+                <w:color w:val="A67C3D"/>
+                <w:spacing w:val="40"/>
+                <w:sz w:val="16"/>
+                <w:szCs w:val="16"/>
+              </w:rPr>
+              <w:t xml:space="preserve">CÂU LỆNH ĐẦU TIÊN (SAO CHÉP NGUYÊN VĂN)</w:t>
+            </w:r>
+          </w:p>
+          <w:p>
+            <w:pPr>
+              <w:spacing w:after="60" w:line="290"/>
+            </w:pPr>
+            <w:r>
+              <w:rPr>
+                <w:rFonts w:ascii="Arial" w:cs="Arial" w:eastAsia="Arial" w:hAnsi="Arial"/>
+                <w:color w:val="1B1F24"/>
                 <w:sz w:val="21"/>
                 <w:szCs w:val="21"/>
               </w:rPr>
@@ -342,26 +329,23 @@
       </w:pPr>
       <w:r>
         <w:rPr>
-          <w:rFonts w:ascii="Arial" w:cs="Arial" w:eastAsia="Arial" w:hAnsi="Arial"/>
-          <w:b/>
-          <w:bCs/>
-          <w:color w:val="F2B134"/>
-          <w:sz w:val="26"/>
-          <w:szCs w:val="26"/>
-          <w:shd w:fill="1F4E47" w:color="auto" w:val="clear"/>
+          <w:rFonts w:ascii="Cambria" w:cs="Cambria" w:eastAsia="Cambria" w:hAnsi="Cambria"/>
+          <w:i/>
+          <w:iCs/>
+          <w:color w:val="A67C3D"/>
+          <w:sz w:val="30"/>
+          <w:szCs w:val="30"/>
         </w:rPr>
-        <w:t xml:space="preserve"> A3 </w:t>
+        <w:t xml:space="preserve">A3</w:t>
       </w:r>
       <w:r>
         <w:rPr>
-          <w:rFonts w:ascii="Arial" w:cs="Arial" w:eastAsia="Arial" w:hAnsi="Arial"/>
-          <w:b/>
-          <w:bCs/>
-          <w:color w:val="1F4E47"/>
-          <w:sz w:val="30"/>
-          <w:szCs w:val="30"/>
+          <w:rFonts w:ascii="Cambria" w:cs="Cambria" w:eastAsia="Cambria" w:hAnsi="Cambria"/>
+          <w:color w:val="1B1F24"/>
+          <w:sz w:val="32"/>
+          <w:szCs w:val="32"/>
         </w:rPr>
-        <w:t xml:space="preserve">  Sáu mảnh ghép của một câu lệnh tốt</w:t>
+        <w:t xml:space="preserve">   Sáu mảnh ghép của một câu lệnh tốt</w:t>
       </w:r>
     </w:p>
     <w:tbl>
@@ -392,7 +376,7 @@
               <w:bottom w:val="none" w:color="FFFFFF" w:sz="0"/>
               <w:right w:val="none" w:color="FFFFFF" w:sz="0"/>
             </w:tcBorders>
-            <w:shd w:fill="E9EFEE" w:color="auto" w:val="clear"/>
+            <w:shd w:fill="F7F5F0" w:color="auto" w:val="clear"/>
             <w:tcMar>
               <w:top w:type="dxa" w:w="160"/>
               <w:left w:type="dxa" w:w="220"/>
@@ -407,24 +391,22 @@
             <w:r>
               <w:rPr>
                 <w:rFonts w:ascii="Arial" w:cs="Arial" w:eastAsia="Arial" w:hAnsi="Arial"/>
-                <w:b/>
-                <w:bCs/>
-                <w:color w:val="1F4E47"/>
-                <w:sz w:val="18"/>
-                <w:szCs w:val="18"/>
-                <w:shd w:fill="F2B134" w:color="auto" w:val="clear"/>
-              </w:rPr>
-              <w:t xml:space="preserve"> CÂU LỆNH · THÀNH TỐ CỦA PROMPT TỐT </w:t>
-            </w:r>
-          </w:p>
-          <w:p>
-            <w:pPr>
-              <w:spacing w:after="60" w:line="290"/>
-            </w:pPr>
-            <w:r>
-              <w:rPr>
-                <w:rFonts w:ascii="Arial" w:cs="Arial" w:eastAsia="Arial" w:hAnsi="Arial"/>
-                <w:color w:val="1F4E47"/>
+                <w:color w:val="A67C3D"/>
+                <w:spacing w:val="40"/>
+                <w:sz w:val="16"/>
+                <w:szCs w:val="16"/>
+              </w:rPr>
+              <w:t xml:space="preserve">CÂU LỆNH · THÀNH TỐ CỦA PROMPT TỐT</w:t>
+            </w:r>
+          </w:p>
+          <w:p>
+            <w:pPr>
+              <w:spacing w:after="60" w:line="290"/>
+            </w:pPr>
+            <w:r>
+              <w:rPr>
+                <w:rFonts w:ascii="Arial" w:cs="Arial" w:eastAsia="Arial" w:hAnsi="Arial"/>
+                <w:color w:val="1B1F24"/>
                 <w:sz w:val="21"/>
                 <w:szCs w:val="21"/>
               </w:rPr>
@@ -438,7 +420,7 @@
             <w:r>
               <w:rPr>
                 <w:rFonts w:ascii="Arial" w:cs="Arial" w:eastAsia="Arial" w:hAnsi="Arial"/>
-                <w:color w:val="1F4E47"/>
+                <w:color w:val="1B1F24"/>
                 <w:sz w:val="21"/>
                 <w:szCs w:val="21"/>
               </w:rPr>
@@ -460,14 +442,12 @@
       <w:r>
         <w:rPr>
           <w:rFonts w:ascii="Arial" w:cs="Arial" w:eastAsia="Arial" w:hAnsi="Arial"/>
-          <w:b/>
-          <w:bCs/>
-          <w:color w:val="1F4E47"/>
-          <w:sz w:val="22"/>
-          <w:szCs w:val="22"/>
-          <w:shd w:fill="F2B134" w:color="auto" w:val="clear"/>
+          <w:color w:val="A67C3D"/>
+          <w:spacing w:val="60"/>
+          <w:sz w:val="18"/>
+          <w:szCs w:val="18"/>
         </w:rPr>
-        <w:t xml:space="preserve"> PHẦN B </w:t>
+        <w:t xml:space="preserve">PHẦN B</w:t>
       </w:r>
     </w:p>
     <w:p>
@@ -477,12 +457,10 @@
       </w:pPr>
       <w:r>
         <w:rPr>
-          <w:rFonts w:ascii="Arial" w:cs="Arial" w:eastAsia="Arial" w:hAnsi="Arial"/>
-          <w:b/>
-          <w:bCs/>
-          <w:color w:val="1F4E47"/>
-          <w:sz w:val="44"/>
-          <w:szCs w:val="44"/>
+          <w:rFonts w:ascii="Cambria" w:cs="Cambria" w:eastAsia="Cambria" w:hAnsi="Cambria"/>
+          <w:color w:val="1B1F24"/>
+          <w:sz w:val="48"/>
+          <w:szCs w:val="48"/>
         </w:rPr>
         <w:t xml:space="preserve">Buổi 1 · Kỹ thuật viết câu lệnh</w:t>
       </w:r>
@@ -495,26 +473,23 @@
       </w:pPr>
       <w:r>
         <w:rPr>
-          <w:rFonts w:ascii="Arial" w:cs="Arial" w:eastAsia="Arial" w:hAnsi="Arial"/>
-          <w:b/>
-          <w:bCs/>
-          <w:color w:val="F2B134"/>
-          <w:sz w:val="26"/>
-          <w:szCs w:val="26"/>
-          <w:shd w:fill="1F4E47" w:color="auto" w:val="clear"/>
+          <w:rFonts w:ascii="Cambria" w:cs="Cambria" w:eastAsia="Cambria" w:hAnsi="Cambria"/>
+          <w:i/>
+          <w:iCs/>
+          <w:color w:val="A67C3D"/>
+          <w:sz w:val="30"/>
+          <w:szCs w:val="30"/>
         </w:rPr>
-        <w:t xml:space="preserve"> B1 </w:t>
+        <w:t xml:space="preserve">B1</w:t>
       </w:r>
       <w:r>
         <w:rPr>
-          <w:rFonts w:ascii="Arial" w:cs="Arial" w:eastAsia="Arial" w:hAnsi="Arial"/>
-          <w:b/>
-          <w:bCs/>
-          <w:color w:val="1F4E47"/>
-          <w:sz w:val="30"/>
-          <w:szCs w:val="30"/>
+          <w:rFonts w:ascii="Cambria" w:cs="Cambria" w:eastAsia="Cambria" w:hAnsi="Cambria"/>
+          <w:color w:val="1B1F24"/>
+          <w:sz w:val="32"/>
+          <w:szCs w:val="32"/>
         </w:rPr>
-        <w:t xml:space="preserve">  Kỹ thuật Zero-shot</w:t>
+        <w:t xml:space="preserve">   Kỹ thuật Zero-shot</w:t>
       </w:r>
     </w:p>
     <w:tbl>
@@ -545,7 +520,7 @@
               <w:bottom w:val="none" w:color="FFFFFF" w:sz="0"/>
               <w:right w:val="none" w:color="FFFFFF" w:sz="0"/>
             </w:tcBorders>
-            <w:shd w:fill="E9EFEE" w:color="auto" w:val="clear"/>
+            <w:shd w:fill="F7F5F0" w:color="auto" w:val="clear"/>
             <w:tcMar>
               <w:top w:type="dxa" w:w="160"/>
               <w:left w:type="dxa" w:w="220"/>
@@ -560,24 +535,22 @@
             <w:r>
               <w:rPr>
                 <w:rFonts w:ascii="Arial" w:cs="Arial" w:eastAsia="Arial" w:hAnsi="Arial"/>
-                <w:b/>
-                <w:bCs/>
-                <w:color w:val="1F4E47"/>
-                <w:sz w:val="18"/>
-                <w:szCs w:val="18"/>
-                <w:shd w:fill="F2B134" w:color="auto" w:val="clear"/>
-              </w:rPr>
-              <w:t xml:space="preserve"> CÂU LỆNH GỐC </w:t>
-            </w:r>
-          </w:p>
-          <w:p>
-            <w:pPr>
-              <w:spacing w:after="60" w:line="290"/>
-            </w:pPr>
-            <w:r>
-              <w:rPr>
-                <w:rFonts w:ascii="Arial" w:cs="Arial" w:eastAsia="Arial" w:hAnsi="Arial"/>
-                <w:color w:val="1F4E47"/>
+                <w:color w:val="A67C3D"/>
+                <w:spacing w:val="40"/>
+                <w:sz w:val="16"/>
+                <w:szCs w:val="16"/>
+              </w:rPr>
+              <w:t xml:space="preserve">CÂU LỆNH GỐC</w:t>
+            </w:r>
+          </w:p>
+          <w:p>
+            <w:pPr>
+              <w:spacing w:after="60" w:line="290"/>
+            </w:pPr>
+            <w:r>
+              <w:rPr>
+                <w:rFonts w:ascii="Arial" w:cs="Arial" w:eastAsia="Arial" w:hAnsi="Arial"/>
+                <w:color w:val="1B1F24"/>
                 <w:sz w:val="21"/>
                 <w:szCs w:val="21"/>
               </w:rPr>
@@ -619,10 +592,10 @@
             <w:tcBorders>
               <w:top w:val="none" w:color="FFFFFF" w:sz="0"/>
               <w:left w:val="none" w:color="FFFFFF" w:sz="0"/>
-              <w:bottom w:val="none" w:color="FFFFFF" w:sz="0"/>
-              <w:right w:val="none" w:color="FFFFFF" w:sz="0"/>
-            </w:tcBorders>
-            <w:shd w:fill="F2B134" w:color="auto" w:val="clear"/>
+              <w:bottom w:val="single" w:color="A67C3D" w:sz="4"/>
+              <w:right w:val="none" w:color="FFFFFF" w:sz="0"/>
+            </w:tcBorders>
+            <w:shd w:fill="FFFFFF" w:color="auto" w:val="clear"/>
             <w:tcMar>
               <w:top w:type="dxa" w:w="80"/>
               <w:left w:type="dxa" w:w="200"/>
@@ -637,11 +610,10 @@
             <w:r>
               <w:rPr>
                 <w:rFonts w:ascii="Arial" w:cs="Arial" w:eastAsia="Arial" w:hAnsi="Arial"/>
-                <w:b/>
-                <w:bCs/>
-                <w:color w:val="1F4E47"/>
-                <w:sz w:val="18"/>
-                <w:szCs w:val="18"/>
+                <w:color w:val="A67C3D"/>
+                <w:spacing w:val="40"/>
+                <w:sz w:val="16"/>
+                <w:szCs w:val="16"/>
               </w:rPr>
               <w:t xml:space="preserve">ĐỔI CHO LỚP CỦA THẦY CÔ</w:t>
             </w:r>
@@ -661,7 +633,7 @@
               <w:bottom w:val="single" w:color="FFFFFF" w:sz="8"/>
               <w:right w:val="none" w:color="FFFFFF" w:sz="0"/>
             </w:tcBorders>
-            <w:shd w:fill="1F4E47" w:color="auto" w:val="clear"/>
+            <w:shd w:fill="1B1F24" w:color="auto" w:val="clear"/>
             <w:tcMar>
               <w:top w:type="dxa" w:w="100"/>
               <w:left w:type="dxa" w:w="200"/>
@@ -696,7 +668,7 @@
               <w:bottom w:val="none" w:color="FFFFFF" w:sz="0"/>
               <w:right w:val="none" w:color="FFFFFF" w:sz="0"/>
             </w:tcBorders>
-            <w:shd w:fill="E9EFEE" w:color="auto" w:val="clear"/>
+            <w:shd w:fill="F7F5F0" w:color="auto" w:val="clear"/>
             <w:tcMar>
               <w:top w:type="dxa" w:w="100"/>
               <w:left w:type="dxa" w:w="200"/>
@@ -712,7 +684,7 @@
             <w:r>
               <w:rPr>
                 <w:rFonts w:ascii="Arial" w:cs="Arial" w:eastAsia="Arial" w:hAnsi="Arial"/>
-                <w:color w:val="1F4E47"/>
+                <w:color w:val="1B1F24"/>
                 <w:sz w:val="20"/>
                 <w:szCs w:val="20"/>
               </w:rPr>
@@ -734,7 +706,7 @@
               <w:bottom w:val="single" w:color="FFFFFF" w:sz="8"/>
               <w:right w:val="none" w:color="FFFFFF" w:sz="0"/>
             </w:tcBorders>
-            <w:shd w:fill="1F4E47" w:color="auto" w:val="clear"/>
+            <w:shd w:fill="1B1F24" w:color="auto" w:val="clear"/>
             <w:tcMar>
               <w:top w:type="dxa" w:w="100"/>
               <w:left w:type="dxa" w:w="200"/>
@@ -785,7 +757,7 @@
             <w:r>
               <w:rPr>
                 <w:rFonts w:ascii="Arial" w:cs="Arial" w:eastAsia="Arial" w:hAnsi="Arial"/>
-                <w:color w:val="1F4E47"/>
+                <w:color w:val="1B1F24"/>
                 <w:sz w:val="20"/>
                 <w:szCs w:val="20"/>
               </w:rPr>
@@ -807,7 +779,7 @@
               <w:bottom w:val="single" w:color="FFFFFF" w:sz="8"/>
               <w:right w:val="none" w:color="FFFFFF" w:sz="0"/>
             </w:tcBorders>
-            <w:shd w:fill="1F4E47" w:color="auto" w:val="clear"/>
+            <w:shd w:fill="1B1F24" w:color="auto" w:val="clear"/>
             <w:tcMar>
               <w:top w:type="dxa" w:w="100"/>
               <w:left w:type="dxa" w:w="200"/>
@@ -842,7 +814,7 @@
               <w:bottom w:val="none" w:color="FFFFFF" w:sz="0"/>
               <w:right w:val="none" w:color="FFFFFF" w:sz="0"/>
             </w:tcBorders>
-            <w:shd w:fill="E9EFEE" w:color="auto" w:val="clear"/>
+            <w:shd w:fill="F7F5F0" w:color="auto" w:val="clear"/>
             <w:tcMar>
               <w:top w:type="dxa" w:w="100"/>
               <w:left w:type="dxa" w:w="200"/>
@@ -858,7 +830,7 @@
             <w:r>
               <w:rPr>
                 <w:rFonts w:ascii="Arial" w:cs="Arial" w:eastAsia="Arial" w:hAnsi="Arial"/>
-                <w:color w:val="1F4E47"/>
+                <w:color w:val="1B1F24"/>
                 <w:sz w:val="20"/>
                 <w:szCs w:val="20"/>
               </w:rPr>
@@ -881,26 +853,23 @@
       </w:pPr>
       <w:r>
         <w:rPr>
-          <w:rFonts w:ascii="Arial" w:cs="Arial" w:eastAsia="Arial" w:hAnsi="Arial"/>
-          <w:b/>
-          <w:bCs/>
-          <w:color w:val="F2B134"/>
-          <w:sz w:val="26"/>
-          <w:szCs w:val="26"/>
-          <w:shd w:fill="1F4E47" w:color="auto" w:val="clear"/>
+          <w:rFonts w:ascii="Cambria" w:cs="Cambria" w:eastAsia="Cambria" w:hAnsi="Cambria"/>
+          <w:i/>
+          <w:iCs/>
+          <w:color w:val="A67C3D"/>
+          <w:sz w:val="30"/>
+          <w:szCs w:val="30"/>
         </w:rPr>
-        <w:t xml:space="preserve"> B2 </w:t>
+        <w:t xml:space="preserve">B2</w:t>
       </w:r>
       <w:r>
         <w:rPr>
-          <w:rFonts w:ascii="Arial" w:cs="Arial" w:eastAsia="Arial" w:hAnsi="Arial"/>
-          <w:b/>
-          <w:bCs/>
-          <w:color w:val="1F4E47"/>
-          <w:sz w:val="30"/>
-          <w:szCs w:val="30"/>
+          <w:rFonts w:ascii="Cambria" w:cs="Cambria" w:eastAsia="Cambria" w:hAnsi="Cambria"/>
+          <w:color w:val="1B1F24"/>
+          <w:sz w:val="32"/>
+          <w:szCs w:val="32"/>
         </w:rPr>
-        <w:t xml:space="preserve">  Kỹ thuật nhập vai</w:t>
+        <w:t xml:space="preserve">   Kỹ thuật nhập vai</w:t>
       </w:r>
     </w:p>
     <w:tbl>
@@ -931,7 +900,7 @@
               <w:bottom w:val="none" w:color="FFFFFF" w:sz="0"/>
               <w:right w:val="none" w:color="FFFFFF" w:sz="0"/>
             </w:tcBorders>
-            <w:shd w:fill="E9EFEE" w:color="auto" w:val="clear"/>
+            <w:shd w:fill="F7F5F0" w:color="auto" w:val="clear"/>
             <w:tcMar>
               <w:top w:type="dxa" w:w="160"/>
               <w:left w:type="dxa" w:w="220"/>
@@ -946,24 +915,22 @@
             <w:r>
               <w:rPr>
                 <w:rFonts w:ascii="Arial" w:cs="Arial" w:eastAsia="Arial" w:hAnsi="Arial"/>
-                <w:b/>
-                <w:bCs/>
-                <w:color w:val="1F4E47"/>
-                <w:sz w:val="18"/>
-                <w:szCs w:val="18"/>
-                <w:shd w:fill="F2B134" w:color="auto" w:val="clear"/>
-              </w:rPr>
-              <w:t xml:space="preserve"> CÂU LỆNH GỐC </w:t>
-            </w:r>
-          </w:p>
-          <w:p>
-            <w:pPr>
-              <w:spacing w:after="60" w:line="290"/>
-            </w:pPr>
-            <w:r>
-              <w:rPr>
-                <w:rFonts w:ascii="Arial" w:cs="Arial" w:eastAsia="Arial" w:hAnsi="Arial"/>
-                <w:color w:val="1F4E47"/>
+                <w:color w:val="A67C3D"/>
+                <w:spacing w:val="40"/>
+                <w:sz w:val="16"/>
+                <w:szCs w:val="16"/>
+              </w:rPr>
+              <w:t xml:space="preserve">CÂU LỆNH GỐC</w:t>
+            </w:r>
+          </w:p>
+          <w:p>
+            <w:pPr>
+              <w:spacing w:after="60" w:line="290"/>
+            </w:pPr>
+            <w:r>
+              <w:rPr>
+                <w:rFonts w:ascii="Arial" w:cs="Arial" w:eastAsia="Arial" w:hAnsi="Arial"/>
+                <w:color w:val="1B1F24"/>
                 <w:sz w:val="21"/>
                 <w:szCs w:val="21"/>
               </w:rPr>
@@ -1005,10 +972,10 @@
             <w:tcBorders>
               <w:top w:val="none" w:color="FFFFFF" w:sz="0"/>
               <w:left w:val="none" w:color="FFFFFF" w:sz="0"/>
-              <w:bottom w:val="none" w:color="FFFFFF" w:sz="0"/>
-              <w:right w:val="none" w:color="FFFFFF" w:sz="0"/>
-            </w:tcBorders>
-            <w:shd w:fill="F2B134" w:color="auto" w:val="clear"/>
+              <w:bottom w:val="single" w:color="A67C3D" w:sz="4"/>
+              <w:right w:val="none" w:color="FFFFFF" w:sz="0"/>
+            </w:tcBorders>
+            <w:shd w:fill="FFFFFF" w:color="auto" w:val="clear"/>
             <w:tcMar>
               <w:top w:type="dxa" w:w="80"/>
               <w:left w:type="dxa" w:w="200"/>
@@ -1023,11 +990,10 @@
             <w:r>
               <w:rPr>
                 <w:rFonts w:ascii="Arial" w:cs="Arial" w:eastAsia="Arial" w:hAnsi="Arial"/>
-                <w:b/>
-                <w:bCs/>
-                <w:color w:val="1F4E47"/>
-                <w:sz w:val="18"/>
-                <w:szCs w:val="18"/>
+                <w:color w:val="A67C3D"/>
+                <w:spacing w:val="40"/>
+                <w:sz w:val="16"/>
+                <w:szCs w:val="16"/>
               </w:rPr>
               <w:t xml:space="preserve">ĐỔI CHO LỚP CỦA THẦY CÔ</w:t>
             </w:r>
@@ -1047,7 +1013,7 @@
               <w:bottom w:val="single" w:color="FFFFFF" w:sz="8"/>
               <w:right w:val="none" w:color="FFFFFF" w:sz="0"/>
             </w:tcBorders>
-            <w:shd w:fill="1F4E47" w:color="auto" w:val="clear"/>
+            <w:shd w:fill="1B1F24" w:color="auto" w:val="clear"/>
             <w:tcMar>
               <w:top w:type="dxa" w:w="100"/>
               <w:left w:type="dxa" w:w="200"/>
@@ -1082,7 +1048,7 @@
               <w:bottom w:val="none" w:color="FFFFFF" w:sz="0"/>
               <w:right w:val="none" w:color="FFFFFF" w:sz="0"/>
             </w:tcBorders>
-            <w:shd w:fill="E9EFEE" w:color="auto" w:val="clear"/>
+            <w:shd w:fill="F7F5F0" w:color="auto" w:val="clear"/>
             <w:tcMar>
               <w:top w:type="dxa" w:w="100"/>
               <w:left w:type="dxa" w:w="200"/>
@@ -1098,7 +1064,7 @@
             <w:r>
               <w:rPr>
                 <w:rFonts w:ascii="Arial" w:cs="Arial" w:eastAsia="Arial" w:hAnsi="Arial"/>
-                <w:color w:val="1F4E47"/>
+                <w:color w:val="1B1F24"/>
                 <w:sz w:val="20"/>
                 <w:szCs w:val="20"/>
               </w:rPr>
@@ -1120,7 +1086,7 @@
               <w:bottom w:val="single" w:color="FFFFFF" w:sz="8"/>
               <w:right w:val="none" w:color="FFFFFF" w:sz="0"/>
             </w:tcBorders>
-            <w:shd w:fill="1F4E47" w:color="auto" w:val="clear"/>
+            <w:shd w:fill="1B1F24" w:color="auto" w:val="clear"/>
             <w:tcMar>
               <w:top w:type="dxa" w:w="100"/>
               <w:left w:type="dxa" w:w="200"/>
@@ -1171,7 +1137,7 @@
             <w:r>
               <w:rPr>
                 <w:rFonts w:ascii="Arial" w:cs="Arial" w:eastAsia="Arial" w:hAnsi="Arial"/>
-                <w:color w:val="1F4E47"/>
+                <w:color w:val="1B1F24"/>
                 <w:sz w:val="20"/>
                 <w:szCs w:val="20"/>
               </w:rPr>
@@ -1193,7 +1159,7 @@
               <w:bottom w:val="single" w:color="FFFFFF" w:sz="8"/>
               <w:right w:val="none" w:color="FFFFFF" w:sz="0"/>
             </w:tcBorders>
-            <w:shd w:fill="1F4E47" w:color="auto" w:val="clear"/>
+            <w:shd w:fill="1B1F24" w:color="auto" w:val="clear"/>
             <w:tcMar>
               <w:top w:type="dxa" w:w="100"/>
               <w:left w:type="dxa" w:w="200"/>
@@ -1228,7 +1194,7 @@
               <w:bottom w:val="none" w:color="FFFFFF" w:sz="0"/>
               <w:right w:val="none" w:color="FFFFFF" w:sz="0"/>
             </w:tcBorders>
-            <w:shd w:fill="E9EFEE" w:color="auto" w:val="clear"/>
+            <w:shd w:fill="F7F5F0" w:color="auto" w:val="clear"/>
             <w:tcMar>
               <w:top w:type="dxa" w:w="100"/>
               <w:left w:type="dxa" w:w="200"/>
@@ -1244,7 +1210,7 @@
             <w:r>
               <w:rPr>
                 <w:rFonts w:ascii="Arial" w:cs="Arial" w:eastAsia="Arial" w:hAnsi="Arial"/>
-                <w:color w:val="1F4E47"/>
+                <w:color w:val="1B1F24"/>
                 <w:sz w:val="20"/>
                 <w:szCs w:val="20"/>
               </w:rPr>
@@ -1267,26 +1233,23 @@
       </w:pPr>
       <w:r>
         <w:rPr>
-          <w:rFonts w:ascii="Arial" w:cs="Arial" w:eastAsia="Arial" w:hAnsi="Arial"/>
-          <w:b/>
-          <w:bCs/>
-          <w:color w:val="F2B134"/>
-          <w:sz w:val="26"/>
-          <w:szCs w:val="26"/>
-          <w:shd w:fill="1F4E47" w:color="auto" w:val="clear"/>
+          <w:rFonts w:ascii="Cambria" w:cs="Cambria" w:eastAsia="Cambria" w:hAnsi="Cambria"/>
+          <w:i/>
+          <w:iCs/>
+          <w:color w:val="A67C3D"/>
+          <w:sz w:val="30"/>
+          <w:szCs w:val="30"/>
         </w:rPr>
-        <w:t xml:space="preserve"> B3 </w:t>
+        <w:t xml:space="preserve">B3</w:t>
       </w:r>
       <w:r>
         <w:rPr>
-          <w:rFonts w:ascii="Arial" w:cs="Arial" w:eastAsia="Arial" w:hAnsi="Arial"/>
-          <w:b/>
-          <w:bCs/>
-          <w:color w:val="1F4E47"/>
-          <w:sz w:val="30"/>
-          <w:szCs w:val="30"/>
+          <w:rFonts w:ascii="Cambria" w:cs="Cambria" w:eastAsia="Cambria" w:hAnsi="Cambria"/>
+          <w:color w:val="1B1F24"/>
+          <w:sz w:val="32"/>
+          <w:szCs w:val="32"/>
         </w:rPr>
-        <w:t xml:space="preserve">  Kỹ thuật prompt ĐẢO NGƯỢC (hai cách)</w:t>
+        <w:t xml:space="preserve">   Kỹ thuật prompt ĐẢO NGƯỢC (hai cách)</w:t>
       </w:r>
     </w:p>
     <w:tbl>
@@ -1317,7 +1280,7 @@
               <w:bottom w:val="none" w:color="FFFFFF" w:sz="0"/>
               <w:right w:val="none" w:color="FFFFFF" w:sz="0"/>
             </w:tcBorders>
-            <w:shd w:fill="E9EFEE" w:color="auto" w:val="clear"/>
+            <w:shd w:fill="F7F5F0" w:color="auto" w:val="clear"/>
             <w:tcMar>
               <w:top w:type="dxa" w:w="160"/>
               <w:left w:type="dxa" w:w="220"/>
@@ -1332,24 +1295,22 @@
             <w:r>
               <w:rPr>
                 <w:rFonts w:ascii="Arial" w:cs="Arial" w:eastAsia="Arial" w:hAnsi="Arial"/>
-                <w:b/>
-                <w:bCs/>
-                <w:color w:val="1F4E47"/>
-                <w:sz w:val="18"/>
-                <w:szCs w:val="18"/>
-                <w:shd w:fill="F2B134" w:color="auto" w:val="clear"/>
-              </w:rPr>
-              <w:t xml:space="preserve"> CÂU LỆNH · ĐẢO NGƯỢC SỐ 1: ĐỂ AI HỎI LẠI MÌNH </w:t>
-            </w:r>
-          </w:p>
-          <w:p>
-            <w:pPr>
-              <w:spacing w:after="60" w:line="290"/>
-            </w:pPr>
-            <w:r>
-              <w:rPr>
-                <w:rFonts w:ascii="Arial" w:cs="Arial" w:eastAsia="Arial" w:hAnsi="Arial"/>
-                <w:color w:val="1F4E47"/>
+                <w:color w:val="A67C3D"/>
+                <w:spacing w:val="40"/>
+                <w:sz w:val="16"/>
+                <w:szCs w:val="16"/>
+              </w:rPr>
+              <w:t xml:space="preserve">CÂU LỆNH · ĐẢO NGƯỢC SỐ 1: ĐỂ AI HỎI LẠI MÌNH</w:t>
+            </w:r>
+          </w:p>
+          <w:p>
+            <w:pPr>
+              <w:spacing w:after="60" w:line="290"/>
+            </w:pPr>
+            <w:r>
+              <w:rPr>
+                <w:rFonts w:ascii="Arial" w:cs="Arial" w:eastAsia="Arial" w:hAnsi="Arial"/>
+                <w:color w:val="1B1F24"/>
                 <w:sz w:val="21"/>
                 <w:szCs w:val="21"/>
               </w:rPr>
@@ -1392,7 +1353,7 @@
               <w:bottom w:val="none" w:color="FFFFFF" w:sz="0"/>
               <w:right w:val="none" w:color="FFFFFF" w:sz="0"/>
             </w:tcBorders>
-            <w:shd w:fill="E9EFEE" w:color="auto" w:val="clear"/>
+            <w:shd w:fill="F7F5F0" w:color="auto" w:val="clear"/>
             <w:tcMar>
               <w:top w:type="dxa" w:w="160"/>
               <w:left w:type="dxa" w:w="220"/>
@@ -1407,24 +1368,22 @@
             <w:r>
               <w:rPr>
                 <w:rFonts w:ascii="Arial" w:cs="Arial" w:eastAsia="Arial" w:hAnsi="Arial"/>
-                <w:b/>
-                <w:bCs/>
-                <w:color w:val="1F4E47"/>
-                <w:sz w:val="18"/>
-                <w:szCs w:val="18"/>
-                <w:shd w:fill="F2B134" w:color="auto" w:val="clear"/>
-              </w:rPr>
-              <w:t xml:space="preserve"> CÂU LỆNH · ĐẢO NGƯỢC SỐ 2: ĐỂ AI VIẾT CÂU LỆNH TẠO ẢNH </w:t>
-            </w:r>
-          </w:p>
-          <w:p>
-            <w:pPr>
-              <w:spacing w:after="60" w:line="290"/>
-            </w:pPr>
-            <w:r>
-              <w:rPr>
-                <w:rFonts w:ascii="Arial" w:cs="Arial" w:eastAsia="Arial" w:hAnsi="Arial"/>
-                <w:color w:val="1F4E47"/>
+                <w:color w:val="A67C3D"/>
+                <w:spacing w:val="40"/>
+                <w:sz w:val="16"/>
+                <w:szCs w:val="16"/>
+              </w:rPr>
+              <w:t xml:space="preserve">CÂU LỆNH · ĐẢO NGƯỢC SỐ 2: ĐỂ AI VIẾT CÂU LỆNH TẠO ẢNH</w:t>
+            </w:r>
+          </w:p>
+          <w:p>
+            <w:pPr>
+              <w:spacing w:after="60" w:line="290"/>
+            </w:pPr>
+            <w:r>
+              <w:rPr>
+                <w:rFonts w:ascii="Arial" w:cs="Arial" w:eastAsia="Arial" w:hAnsi="Arial"/>
+                <w:color w:val="1B1F24"/>
                 <w:sz w:val="21"/>
                 <w:szCs w:val="21"/>
               </w:rPr>
@@ -1447,26 +1406,23 @@
       </w:pPr>
       <w:r>
         <w:rPr>
-          <w:rFonts w:ascii="Arial" w:cs="Arial" w:eastAsia="Arial" w:hAnsi="Arial"/>
-          <w:b/>
-          <w:bCs/>
-          <w:color w:val="F2B134"/>
-          <w:sz w:val="26"/>
-          <w:szCs w:val="26"/>
-          <w:shd w:fill="1F4E47" w:color="auto" w:val="clear"/>
+          <w:rFonts w:ascii="Cambria" w:cs="Cambria" w:eastAsia="Cambria" w:hAnsi="Cambria"/>
+          <w:i/>
+          <w:iCs/>
+          <w:color w:val="A67C3D"/>
+          <w:sz w:val="30"/>
+          <w:szCs w:val="30"/>
         </w:rPr>
-        <w:t xml:space="preserve"> B4 </w:t>
+        <w:t xml:space="preserve">B4</w:t>
       </w:r>
       <w:r>
         <w:rPr>
-          <w:rFonts w:ascii="Arial" w:cs="Arial" w:eastAsia="Arial" w:hAnsi="Arial"/>
-          <w:b/>
-          <w:bCs/>
-          <w:color w:val="1F4E47"/>
-          <w:sz w:val="30"/>
-          <w:szCs w:val="30"/>
+          <w:rFonts w:ascii="Cambria" w:cs="Cambria" w:eastAsia="Cambria" w:hAnsi="Cambria"/>
+          <w:color w:val="1B1F24"/>
+          <w:sz w:val="32"/>
+          <w:szCs w:val="32"/>
         </w:rPr>
-        <w:t xml:space="preserve">  Kỹ thuật kết hợp nhiều yếu tố</w:t>
+        <w:t xml:space="preserve">   Kỹ thuật kết hợp nhiều yếu tố</w:t>
       </w:r>
     </w:p>
     <w:tbl>
@@ -1497,7 +1453,7 @@
               <w:bottom w:val="none" w:color="FFFFFF" w:sz="0"/>
               <w:right w:val="none" w:color="FFFFFF" w:sz="0"/>
             </w:tcBorders>
-            <w:shd w:fill="E9EFEE" w:color="auto" w:val="clear"/>
+            <w:shd w:fill="F7F5F0" w:color="auto" w:val="clear"/>
             <w:tcMar>
               <w:top w:type="dxa" w:w="160"/>
               <w:left w:type="dxa" w:w="220"/>
@@ -1512,24 +1468,22 @@
             <w:r>
               <w:rPr>
                 <w:rFonts w:ascii="Arial" w:cs="Arial" w:eastAsia="Arial" w:hAnsi="Arial"/>
-                <w:b/>
-                <w:bCs/>
-                <w:color w:val="1F4E47"/>
-                <w:sz w:val="18"/>
-                <w:szCs w:val="18"/>
-                <w:shd w:fill="F2B134" w:color="auto" w:val="clear"/>
-              </w:rPr>
-              <w:t xml:space="preserve"> CÂU LỆNH GỐC </w:t>
-            </w:r>
-          </w:p>
-          <w:p>
-            <w:pPr>
-              <w:spacing w:after="60" w:line="290"/>
-            </w:pPr>
-            <w:r>
-              <w:rPr>
-                <w:rFonts w:ascii="Arial" w:cs="Arial" w:eastAsia="Arial" w:hAnsi="Arial"/>
-                <w:color w:val="1F4E47"/>
+                <w:color w:val="A67C3D"/>
+                <w:spacing w:val="40"/>
+                <w:sz w:val="16"/>
+                <w:szCs w:val="16"/>
+              </w:rPr>
+              <w:t xml:space="preserve">CÂU LỆNH GỐC</w:t>
+            </w:r>
+          </w:p>
+          <w:p>
+            <w:pPr>
+              <w:spacing w:after="60" w:line="290"/>
+            </w:pPr>
+            <w:r>
+              <w:rPr>
+                <w:rFonts w:ascii="Arial" w:cs="Arial" w:eastAsia="Arial" w:hAnsi="Arial"/>
+                <w:color w:val="1B1F24"/>
                 <w:sz w:val="21"/>
                 <w:szCs w:val="21"/>
               </w:rPr>
@@ -1543,7 +1497,7 @@
             <w:r>
               <w:rPr>
                 <w:rFonts w:ascii="Arial" w:cs="Arial" w:eastAsia="Arial" w:hAnsi="Arial"/>
-                <w:color w:val="1F4E47"/>
+                <w:color w:val="1B1F24"/>
                 <w:sz w:val="21"/>
                 <w:szCs w:val="21"/>
               </w:rPr>
@@ -1557,7 +1511,7 @@
             <w:r>
               <w:rPr>
                 <w:rFonts w:ascii="Arial" w:cs="Arial" w:eastAsia="Arial" w:hAnsi="Arial"/>
-                <w:color w:val="1F4E47"/>
+                <w:color w:val="1B1F24"/>
                 <w:sz w:val="21"/>
                 <w:szCs w:val="21"/>
               </w:rPr>
@@ -1571,7 +1525,7 @@
             <w:r>
               <w:rPr>
                 <w:rFonts w:ascii="Arial" w:cs="Arial" w:eastAsia="Arial" w:hAnsi="Arial"/>
-                <w:color w:val="1F4E47"/>
+                <w:color w:val="1B1F24"/>
                 <w:sz w:val="21"/>
                 <w:szCs w:val="21"/>
               </w:rPr>
@@ -1585,7 +1539,7 @@
             <w:r>
               <w:rPr>
                 <w:rFonts w:ascii="Arial" w:cs="Arial" w:eastAsia="Arial" w:hAnsi="Arial"/>
-                <w:color w:val="1F4E47"/>
+                <w:color w:val="1B1F24"/>
                 <w:sz w:val="21"/>
                 <w:szCs w:val="21"/>
               </w:rPr>
@@ -1599,7 +1553,7 @@
             <w:r>
               <w:rPr>
                 <w:rFonts w:ascii="Arial" w:cs="Arial" w:eastAsia="Arial" w:hAnsi="Arial"/>
-                <w:color w:val="1F4E47"/>
+                <w:color w:val="1B1F24"/>
                 <w:sz w:val="21"/>
                 <w:szCs w:val="21"/>
               </w:rPr>
@@ -1613,7 +1567,7 @@
             <w:r>
               <w:rPr>
                 <w:rFonts w:ascii="Arial" w:cs="Arial" w:eastAsia="Arial" w:hAnsi="Arial"/>
-                <w:color w:val="1F4E47"/>
+                <w:color w:val="1B1F24"/>
                 <w:sz w:val="21"/>
                 <w:szCs w:val="21"/>
               </w:rPr>
@@ -1627,7 +1581,7 @@
             <w:r>
               <w:rPr>
                 <w:rFonts w:ascii="Arial" w:cs="Arial" w:eastAsia="Arial" w:hAnsi="Arial"/>
-                <w:color w:val="1F4E47"/>
+                <w:color w:val="1B1F24"/>
                 <w:sz w:val="21"/>
                 <w:szCs w:val="21"/>
               </w:rPr>
@@ -1669,10 +1623,10 @@
             <w:tcBorders>
               <w:top w:val="none" w:color="FFFFFF" w:sz="0"/>
               <w:left w:val="none" w:color="FFFFFF" w:sz="0"/>
-              <w:bottom w:val="none" w:color="FFFFFF" w:sz="0"/>
-              <w:right w:val="none" w:color="FFFFFF" w:sz="0"/>
-            </w:tcBorders>
-            <w:shd w:fill="F2B134" w:color="auto" w:val="clear"/>
+              <w:bottom w:val="single" w:color="A67C3D" w:sz="4"/>
+              <w:right w:val="none" w:color="FFFFFF" w:sz="0"/>
+            </w:tcBorders>
+            <w:shd w:fill="FFFFFF" w:color="auto" w:val="clear"/>
             <w:tcMar>
               <w:top w:type="dxa" w:w="80"/>
               <w:left w:type="dxa" w:w="200"/>
@@ -1687,11 +1641,10 @@
             <w:r>
               <w:rPr>
                 <w:rFonts w:ascii="Arial" w:cs="Arial" w:eastAsia="Arial" w:hAnsi="Arial"/>
-                <w:b/>
-                <w:bCs/>
-                <w:color w:val="1F4E47"/>
-                <w:sz w:val="18"/>
-                <w:szCs w:val="18"/>
+                <w:color w:val="A67C3D"/>
+                <w:spacing w:val="40"/>
+                <w:sz w:val="16"/>
+                <w:szCs w:val="16"/>
               </w:rPr>
               <w:t xml:space="preserve">ĐỔI CHO LỚP CỦA THẦY CÔ</w:t>
             </w:r>
@@ -1711,7 +1664,7 @@
               <w:bottom w:val="single" w:color="FFFFFF" w:sz="8"/>
               <w:right w:val="none" w:color="FFFFFF" w:sz="0"/>
             </w:tcBorders>
-            <w:shd w:fill="1F4E47" w:color="auto" w:val="clear"/>
+            <w:shd w:fill="1B1F24" w:color="auto" w:val="clear"/>
             <w:tcMar>
               <w:top w:type="dxa" w:w="100"/>
               <w:left w:type="dxa" w:w="200"/>
@@ -1746,7 +1699,7 @@
               <w:bottom w:val="none" w:color="FFFFFF" w:sz="0"/>
               <w:right w:val="none" w:color="FFFFFF" w:sz="0"/>
             </w:tcBorders>
-            <w:shd w:fill="E9EFEE" w:color="auto" w:val="clear"/>
+            <w:shd w:fill="F7F5F0" w:color="auto" w:val="clear"/>
             <w:tcMar>
               <w:top w:type="dxa" w:w="100"/>
               <w:left w:type="dxa" w:w="200"/>
@@ -1762,7 +1715,7 @@
             <w:r>
               <w:rPr>
                 <w:rFonts w:ascii="Arial" w:cs="Arial" w:eastAsia="Arial" w:hAnsi="Arial"/>
-                <w:color w:val="1F4E47"/>
+                <w:color w:val="1B1F24"/>
                 <w:sz w:val="20"/>
                 <w:szCs w:val="20"/>
               </w:rPr>
@@ -1784,7 +1737,7 @@
               <w:bottom w:val="single" w:color="FFFFFF" w:sz="8"/>
               <w:right w:val="none" w:color="FFFFFF" w:sz="0"/>
             </w:tcBorders>
-            <w:shd w:fill="1F4E47" w:color="auto" w:val="clear"/>
+            <w:shd w:fill="1B1F24" w:color="auto" w:val="clear"/>
             <w:tcMar>
               <w:top w:type="dxa" w:w="100"/>
               <w:left w:type="dxa" w:w="200"/>
@@ -1835,7 +1788,7 @@
             <w:r>
               <w:rPr>
                 <w:rFonts w:ascii="Arial" w:cs="Arial" w:eastAsia="Arial" w:hAnsi="Arial"/>
-                <w:color w:val="1F4E47"/>
+                <w:color w:val="1B1F24"/>
                 <w:sz w:val="20"/>
                 <w:szCs w:val="20"/>
               </w:rPr>
@@ -1857,7 +1810,7 @@
               <w:bottom w:val="single" w:color="FFFFFF" w:sz="8"/>
               <w:right w:val="none" w:color="FFFFFF" w:sz="0"/>
             </w:tcBorders>
-            <w:shd w:fill="1F4E47" w:color="auto" w:val="clear"/>
+            <w:shd w:fill="1B1F24" w:color="auto" w:val="clear"/>
             <w:tcMar>
               <w:top w:type="dxa" w:w="100"/>
               <w:left w:type="dxa" w:w="200"/>
@@ -1892,7 +1845,7 @@
               <w:bottom w:val="none" w:color="FFFFFF" w:sz="0"/>
               <w:right w:val="none" w:color="FFFFFF" w:sz="0"/>
             </w:tcBorders>
-            <w:shd w:fill="E9EFEE" w:color="auto" w:val="clear"/>
+            <w:shd w:fill="F7F5F0" w:color="auto" w:val="clear"/>
             <w:tcMar>
               <w:top w:type="dxa" w:w="100"/>
               <w:left w:type="dxa" w:w="200"/>
@@ -1908,7 +1861,7 @@
             <w:r>
               <w:rPr>
                 <w:rFonts w:ascii="Arial" w:cs="Arial" w:eastAsia="Arial" w:hAnsi="Arial"/>
-                <w:color w:val="1F4E47"/>
+                <w:color w:val="1B1F24"/>
                 <w:sz w:val="20"/>
                 <w:szCs w:val="20"/>
               </w:rPr>
@@ -1931,26 +1884,23 @@
       </w:pPr>
       <w:r>
         <w:rPr>
-          <w:rFonts w:ascii="Arial" w:cs="Arial" w:eastAsia="Arial" w:hAnsi="Arial"/>
-          <w:b/>
-          <w:bCs/>
-          <w:color w:val="F2B134"/>
-          <w:sz w:val="26"/>
-          <w:szCs w:val="26"/>
-          <w:shd w:fill="1F4E47" w:color="auto" w:val="clear"/>
+          <w:rFonts w:ascii="Cambria" w:cs="Cambria" w:eastAsia="Cambria" w:hAnsi="Cambria"/>
+          <w:i/>
+          <w:iCs/>
+          <w:color w:val="A67C3D"/>
+          <w:sz w:val="30"/>
+          <w:szCs w:val="30"/>
         </w:rPr>
-        <w:t xml:space="preserve"> B5 </w:t>
+        <w:t xml:space="preserve">B5</w:t>
       </w:r>
       <w:r>
         <w:rPr>
-          <w:rFonts w:ascii="Arial" w:cs="Arial" w:eastAsia="Arial" w:hAnsi="Arial"/>
-          <w:b/>
-          <w:bCs/>
-          <w:color w:val="1F4E47"/>
-          <w:sz w:val="30"/>
-          <w:szCs w:val="30"/>
+          <w:rFonts w:ascii="Cambria" w:cs="Cambria" w:eastAsia="Cambria" w:hAnsi="Cambria"/>
+          <w:color w:val="1B1F24"/>
+          <w:sz w:val="32"/>
+          <w:szCs w:val="32"/>
         </w:rPr>
-        <w:t xml:space="preserve">  Đánh giá prompt và cải thiện prompt</w:t>
+        <w:t xml:space="preserve">   Đánh giá prompt và cải thiện prompt</w:t>
       </w:r>
     </w:p>
     <w:tbl>
@@ -1981,7 +1931,7 @@
               <w:bottom w:val="none" w:color="FFFFFF" w:sz="0"/>
               <w:right w:val="none" w:color="FFFFFF" w:sz="0"/>
             </w:tcBorders>
-            <w:shd w:fill="E9EFEE" w:color="auto" w:val="clear"/>
+            <w:shd w:fill="F7F5F0" w:color="auto" w:val="clear"/>
             <w:tcMar>
               <w:top w:type="dxa" w:w="160"/>
               <w:left w:type="dxa" w:w="220"/>
@@ -1996,24 +1946,22 @@
             <w:r>
               <w:rPr>
                 <w:rFonts w:ascii="Arial" w:cs="Arial" w:eastAsia="Arial" w:hAnsi="Arial"/>
-                <w:b/>
-                <w:bCs/>
-                <w:color w:val="1F4E47"/>
-                <w:sz w:val="18"/>
-                <w:szCs w:val="18"/>
-                <w:shd w:fill="F2B134" w:color="auto" w:val="clear"/>
-              </w:rPr>
-              <w:t xml:space="preserve"> CÂU LỆNH · PROMPT CẦN ĐÁNH GIÁ </w:t>
-            </w:r>
-          </w:p>
-          <w:p>
-            <w:pPr>
-              <w:spacing w:after="60" w:line="290"/>
-            </w:pPr>
-            <w:r>
-              <w:rPr>
-                <w:rFonts w:ascii="Arial" w:cs="Arial" w:eastAsia="Arial" w:hAnsi="Arial"/>
-                <w:color w:val="1F4E47"/>
+                <w:color w:val="A67C3D"/>
+                <w:spacing w:val="40"/>
+                <w:sz w:val="16"/>
+                <w:szCs w:val="16"/>
+              </w:rPr>
+              <w:t xml:space="preserve">CÂU LỆNH · PROMPT CẦN ĐÁNH GIÁ</w:t>
+            </w:r>
+          </w:p>
+          <w:p>
+            <w:pPr>
+              <w:spacing w:after="60" w:line="290"/>
+            </w:pPr>
+            <w:r>
+              <w:rPr>
+                <w:rFonts w:ascii="Arial" w:cs="Arial" w:eastAsia="Arial" w:hAnsi="Arial"/>
+                <w:color w:val="1B1F24"/>
                 <w:sz w:val="21"/>
                 <w:szCs w:val="21"/>
               </w:rPr>
@@ -2056,7 +2004,7 @@
               <w:bottom w:val="none" w:color="FFFFFF" w:sz="0"/>
               <w:right w:val="none" w:color="FFFFFF" w:sz="0"/>
             </w:tcBorders>
-            <w:shd w:fill="E9EFEE" w:color="auto" w:val="clear"/>
+            <w:shd w:fill="F7F5F0" w:color="auto" w:val="clear"/>
             <w:tcMar>
               <w:top w:type="dxa" w:w="160"/>
               <w:left w:type="dxa" w:w="220"/>
@@ -2071,24 +2019,22 @@
             <w:r>
               <w:rPr>
                 <w:rFonts w:ascii="Arial" w:cs="Arial" w:eastAsia="Arial" w:hAnsi="Arial"/>
-                <w:b/>
-                <w:bCs/>
-                <w:color w:val="1F4E47"/>
-                <w:sz w:val="18"/>
-                <w:szCs w:val="18"/>
-                <w:shd w:fill="F2B134" w:color="auto" w:val="clear"/>
-              </w:rPr>
-              <w:t xml:space="preserve"> CÂU LỆNH · PROMPT CẢI THIỆN </w:t>
-            </w:r>
-          </w:p>
-          <w:p>
-            <w:pPr>
-              <w:spacing w:after="60" w:line="290"/>
-            </w:pPr>
-            <w:r>
-              <w:rPr>
-                <w:rFonts w:ascii="Arial" w:cs="Arial" w:eastAsia="Arial" w:hAnsi="Arial"/>
-                <w:color w:val="1F4E47"/>
+                <w:color w:val="A67C3D"/>
+                <w:spacing w:val="40"/>
+                <w:sz w:val="16"/>
+                <w:szCs w:val="16"/>
+              </w:rPr>
+              <w:t xml:space="preserve">CÂU LỆNH · PROMPT CẢI THIỆN</w:t>
+            </w:r>
+          </w:p>
+          <w:p>
+            <w:pPr>
+              <w:spacing w:after="60" w:line="290"/>
+            </w:pPr>
+            <w:r>
+              <w:rPr>
+                <w:rFonts w:ascii="Arial" w:cs="Arial" w:eastAsia="Arial" w:hAnsi="Arial"/>
+                <w:color w:val="1B1F24"/>
                 <w:sz w:val="21"/>
                 <w:szCs w:val="21"/>
               </w:rPr>
@@ -2111,26 +2057,23 @@
       </w:pPr>
       <w:r>
         <w:rPr>
-          <w:rFonts w:ascii="Arial" w:cs="Arial" w:eastAsia="Arial" w:hAnsi="Arial"/>
-          <w:b/>
-          <w:bCs/>
-          <w:color w:val="F2B134"/>
-          <w:sz w:val="26"/>
-          <w:szCs w:val="26"/>
-          <w:shd w:fill="1F4E47" w:color="auto" w:val="clear"/>
+          <w:rFonts w:ascii="Cambria" w:cs="Cambria" w:eastAsia="Cambria" w:hAnsi="Cambria"/>
+          <w:i/>
+          <w:iCs/>
+          <w:color w:val="A67C3D"/>
+          <w:sz w:val="30"/>
+          <w:szCs w:val="30"/>
         </w:rPr>
-        <w:t xml:space="preserve"> B6 </w:t>
+        <w:t xml:space="preserve">B6</w:t>
       </w:r>
       <w:r>
         <w:rPr>
-          <w:rFonts w:ascii="Arial" w:cs="Arial" w:eastAsia="Arial" w:hAnsi="Arial"/>
-          <w:b/>
-          <w:bCs/>
-          <w:color w:val="1F4E47"/>
-          <w:sz w:val="30"/>
-          <w:szCs w:val="30"/>
+          <w:rFonts w:ascii="Cambria" w:cs="Cambria" w:eastAsia="Cambria" w:hAnsi="Cambria"/>
+          <w:color w:val="1B1F24"/>
+          <w:sz w:val="32"/>
+          <w:szCs w:val="32"/>
         </w:rPr>
-        <w:t xml:space="preserve">  Nhờ AI soạn bài giảng và tìm học liệu</w:t>
+        <w:t xml:space="preserve">   Nhờ AI soạn bài giảng và tìm học liệu</w:t>
       </w:r>
     </w:p>
     <w:tbl>
@@ -2161,7 +2104,7 @@
               <w:bottom w:val="none" w:color="FFFFFF" w:sz="0"/>
               <w:right w:val="none" w:color="FFFFFF" w:sz="0"/>
             </w:tcBorders>
-            <w:shd w:fill="E9EFEE" w:color="auto" w:val="clear"/>
+            <w:shd w:fill="F7F5F0" w:color="auto" w:val="clear"/>
             <w:tcMar>
               <w:top w:type="dxa" w:w="160"/>
               <w:left w:type="dxa" w:w="220"/>
@@ -2176,24 +2119,22 @@
             <w:r>
               <w:rPr>
                 <w:rFonts w:ascii="Arial" w:cs="Arial" w:eastAsia="Arial" w:hAnsi="Arial"/>
-                <w:b/>
-                <w:bCs/>
-                <w:color w:val="1F4E47"/>
-                <w:sz w:val="18"/>
-                <w:szCs w:val="18"/>
-                <w:shd w:fill="F2B134" w:color="auto" w:val="clear"/>
-              </w:rPr>
-              <w:t xml:space="preserve"> CÂU LỆNH SOẠN BÀI GIẢNG 10 SLIDE </w:t>
-            </w:r>
-          </w:p>
-          <w:p>
-            <w:pPr>
-              <w:spacing w:after="60" w:line="290"/>
-            </w:pPr>
-            <w:r>
-              <w:rPr>
-                <w:rFonts w:ascii="Arial" w:cs="Arial" w:eastAsia="Arial" w:hAnsi="Arial"/>
-                <w:color w:val="1F4E47"/>
+                <w:color w:val="A67C3D"/>
+                <w:spacing w:val="40"/>
+                <w:sz w:val="16"/>
+                <w:szCs w:val="16"/>
+              </w:rPr>
+              <w:t xml:space="preserve">CÂU LỆNH SOẠN BÀI GIẢNG 10 SLIDE</w:t>
+            </w:r>
+          </w:p>
+          <w:p>
+            <w:pPr>
+              <w:spacing w:after="60" w:line="290"/>
+            </w:pPr>
+            <w:r>
+              <w:rPr>
+                <w:rFonts w:ascii="Arial" w:cs="Arial" w:eastAsia="Arial" w:hAnsi="Arial"/>
+                <w:color w:val="1B1F24"/>
                 <w:sz w:val="21"/>
                 <w:szCs w:val="21"/>
               </w:rPr>
@@ -2236,7 +2177,7 @@
               <w:bottom w:val="none" w:color="FFFFFF" w:sz="0"/>
               <w:right w:val="none" w:color="FFFFFF" w:sz="0"/>
             </w:tcBorders>
-            <w:shd w:fill="E9EFEE" w:color="auto" w:val="clear"/>
+            <w:shd w:fill="F7F5F0" w:color="auto" w:val="clear"/>
             <w:tcMar>
               <w:top w:type="dxa" w:w="160"/>
               <w:left w:type="dxa" w:w="220"/>
@@ -2251,24 +2192,22 @@
             <w:r>
               <w:rPr>
                 <w:rFonts w:ascii="Arial" w:cs="Arial" w:eastAsia="Arial" w:hAnsi="Arial"/>
-                <w:b/>
-                <w:bCs/>
-                <w:color w:val="1F4E47"/>
-                <w:sz w:val="18"/>
-                <w:szCs w:val="18"/>
-                <w:shd w:fill="F2B134" w:color="auto" w:val="clear"/>
-              </w:rPr>
-              <w:t xml:space="preserve"> CÂU LỆNH TÌM HỌC LIỆU ĐA DẠNG </w:t>
-            </w:r>
-          </w:p>
-          <w:p>
-            <w:pPr>
-              <w:spacing w:after="60" w:line="290"/>
-            </w:pPr>
-            <w:r>
-              <w:rPr>
-                <w:rFonts w:ascii="Arial" w:cs="Arial" w:eastAsia="Arial" w:hAnsi="Arial"/>
-                <w:color w:val="1F4E47"/>
+                <w:color w:val="A67C3D"/>
+                <w:spacing w:val="40"/>
+                <w:sz w:val="16"/>
+                <w:szCs w:val="16"/>
+              </w:rPr>
+              <w:t xml:space="preserve">CÂU LỆNH TÌM HỌC LIỆU ĐA DẠNG</w:t>
+            </w:r>
+          </w:p>
+          <w:p>
+            <w:pPr>
+              <w:spacing w:after="60" w:line="290"/>
+            </w:pPr>
+            <w:r>
+              <w:rPr>
+                <w:rFonts w:ascii="Arial" w:cs="Arial" w:eastAsia="Arial" w:hAnsi="Arial"/>
+                <w:color w:val="1B1F24"/>
                 <w:sz w:val="21"/>
                 <w:szCs w:val="21"/>
               </w:rPr>
@@ -2291,26 +2230,23 @@
       </w:pPr>
       <w:r>
         <w:rPr>
-          <w:rFonts w:ascii="Arial" w:cs="Arial" w:eastAsia="Arial" w:hAnsi="Arial"/>
-          <w:b/>
-          <w:bCs/>
-          <w:color w:val="F2B134"/>
-          <w:sz w:val="26"/>
-          <w:szCs w:val="26"/>
-          <w:shd w:fill="1F4E47" w:color="auto" w:val="clear"/>
+          <w:rFonts w:ascii="Cambria" w:cs="Cambria" w:eastAsia="Cambria" w:hAnsi="Cambria"/>
+          <w:i/>
+          <w:iCs/>
+          <w:color w:val="A67C3D"/>
+          <w:sz w:val="30"/>
+          <w:szCs w:val="30"/>
         </w:rPr>
-        <w:t xml:space="preserve"> B7 </w:t>
+        <w:t xml:space="preserve">B7</w:t>
       </w:r>
       <w:r>
         <w:rPr>
-          <w:rFonts w:ascii="Arial" w:cs="Arial" w:eastAsia="Arial" w:hAnsi="Arial"/>
-          <w:b/>
-          <w:bCs/>
-          <w:color w:val="1F4E47"/>
-          <w:sz w:val="30"/>
-          <w:szCs w:val="30"/>
+          <w:rFonts w:ascii="Cambria" w:cs="Cambria" w:eastAsia="Cambria" w:hAnsi="Cambria"/>
+          <w:color w:val="1B1F24"/>
+          <w:sz w:val="32"/>
+          <w:szCs w:val="32"/>
         </w:rPr>
-        <w:t xml:space="preserve">  Mô hình TPACK</w:t>
+        <w:t xml:space="preserve">   Mô hình TPACK</w:t>
       </w:r>
     </w:p>
     <w:tbl>
@@ -2341,7 +2277,7 @@
               <w:bottom w:val="none" w:color="FFFFFF" w:sz="0"/>
               <w:right w:val="none" w:color="FFFFFF" w:sz="0"/>
             </w:tcBorders>
-            <w:shd w:fill="E9EFEE" w:color="auto" w:val="clear"/>
+            <w:shd w:fill="F7F5F0" w:color="auto" w:val="clear"/>
             <w:tcMar>
               <w:top w:type="dxa" w:w="160"/>
               <w:left w:type="dxa" w:w="220"/>
@@ -2356,24 +2292,22 @@
             <w:r>
               <w:rPr>
                 <w:rFonts w:ascii="Arial" w:cs="Arial" w:eastAsia="Arial" w:hAnsi="Arial"/>
-                <w:b/>
-                <w:bCs/>
-                <w:color w:val="1F4E47"/>
-                <w:sz w:val="18"/>
-                <w:szCs w:val="18"/>
-                <w:shd w:fill="F2B134" w:color="auto" w:val="clear"/>
-              </w:rPr>
-              <w:t xml:space="preserve"> CÂU LỆNH TPACK (KHOA HỌC LỚP 4) </w:t>
-            </w:r>
-          </w:p>
-          <w:p>
-            <w:pPr>
-              <w:spacing w:after="60" w:line="290"/>
-            </w:pPr>
-            <w:r>
-              <w:rPr>
-                <w:rFonts w:ascii="Arial" w:cs="Arial" w:eastAsia="Arial" w:hAnsi="Arial"/>
-                <w:color w:val="1F4E47"/>
+                <w:color w:val="A67C3D"/>
+                <w:spacing w:val="40"/>
+                <w:sz w:val="16"/>
+                <w:szCs w:val="16"/>
+              </w:rPr>
+              <w:t xml:space="preserve">CÂU LỆNH TPACK (KHOA HỌC LỚP 4)</w:t>
+            </w:r>
+          </w:p>
+          <w:p>
+            <w:pPr>
+              <w:spacing w:after="60" w:line="290"/>
+            </w:pPr>
+            <w:r>
+              <w:rPr>
+                <w:rFonts w:ascii="Arial" w:cs="Arial" w:eastAsia="Arial" w:hAnsi="Arial"/>
+                <w:color w:val="1B1F24"/>
                 <w:sz w:val="21"/>
                 <w:szCs w:val="21"/>
               </w:rPr>
@@ -2387,7 +2321,7 @@
             <w:r>
               <w:rPr>
                 <w:rFonts w:ascii="Arial" w:cs="Arial" w:eastAsia="Arial" w:hAnsi="Arial"/>
-                <w:color w:val="1F4E47"/>
+                <w:color w:val="1B1F24"/>
                 <w:sz w:val="21"/>
                 <w:szCs w:val="21"/>
               </w:rPr>
@@ -2401,7 +2335,7 @@
             <w:r>
               <w:rPr>
                 <w:rFonts w:ascii="Arial" w:cs="Arial" w:eastAsia="Arial" w:hAnsi="Arial"/>
-                <w:color w:val="1F4E47"/>
+                <w:color w:val="1B1F24"/>
                 <w:sz w:val="21"/>
                 <w:szCs w:val="21"/>
               </w:rPr>
@@ -2415,7 +2349,7 @@
             <w:r>
               <w:rPr>
                 <w:rFonts w:ascii="Arial" w:cs="Arial" w:eastAsia="Arial" w:hAnsi="Arial"/>
-                <w:color w:val="1F4E47"/>
+                <w:color w:val="1B1F24"/>
                 <w:sz w:val="21"/>
                 <w:szCs w:val="21"/>
               </w:rPr>
@@ -2458,7 +2392,7 @@
               <w:bottom w:val="none" w:color="FFFFFF" w:sz="0"/>
               <w:right w:val="none" w:color="FFFFFF" w:sz="0"/>
             </w:tcBorders>
-            <w:shd w:fill="E9EFEE" w:color="auto" w:val="clear"/>
+            <w:shd w:fill="F7F5F0" w:color="auto" w:val="clear"/>
             <w:tcMar>
               <w:top w:type="dxa" w:w="160"/>
               <w:left w:type="dxa" w:w="220"/>
@@ -2473,24 +2407,22 @@
             <w:r>
               <w:rPr>
                 <w:rFonts w:ascii="Arial" w:cs="Arial" w:eastAsia="Arial" w:hAnsi="Arial"/>
-                <w:b/>
-                <w:bCs/>
-                <w:color w:val="1F4E47"/>
-                <w:sz w:val="18"/>
-                <w:szCs w:val="18"/>
-                <w:shd w:fill="F2B134" w:color="auto" w:val="clear"/>
-              </w:rPr>
-              <w:t xml:space="preserve"> CÂU LỆNH · PROMPT CHI TIẾT (NGỮ VĂN LỚP 8). PHẦN TRONG [ ] LÀ CHỖ THẦY CÔ THAY </w:t>
-            </w:r>
-          </w:p>
-          <w:p>
-            <w:pPr>
-              <w:spacing w:after="60" w:line="290"/>
-            </w:pPr>
-            <w:r>
-              <w:rPr>
-                <w:rFonts w:ascii="Arial" w:cs="Arial" w:eastAsia="Arial" w:hAnsi="Arial"/>
-                <w:color w:val="1F4E47"/>
+                <w:color w:val="A67C3D"/>
+                <w:spacing w:val="40"/>
+                <w:sz w:val="16"/>
+                <w:szCs w:val="16"/>
+              </w:rPr>
+              <w:t xml:space="preserve">CÂU LỆNH · PROMPT CHI TIẾT (NGỮ VĂN LỚP 8). PHẦN TRONG [ ] LÀ CHỖ THẦY CÔ THAY</w:t>
+            </w:r>
+          </w:p>
+          <w:p>
+            <w:pPr>
+              <w:spacing w:after="60" w:line="290"/>
+            </w:pPr>
+            <w:r>
+              <w:rPr>
+                <w:rFonts w:ascii="Arial" w:cs="Arial" w:eastAsia="Arial" w:hAnsi="Arial"/>
+                <w:color w:val="1B1F24"/>
                 <w:sz w:val="21"/>
                 <w:szCs w:val="21"/>
               </w:rPr>
@@ -2504,7 +2436,7 @@
             <w:r>
               <w:rPr>
                 <w:rFonts w:ascii="Arial" w:cs="Arial" w:eastAsia="Arial" w:hAnsi="Arial"/>
-                <w:color w:val="1F4E47"/>
+                <w:color w:val="1B1F24"/>
                 <w:sz w:val="21"/>
                 <w:szCs w:val="21"/>
               </w:rPr>
@@ -2518,7 +2450,7 @@
             <w:r>
               <w:rPr>
                 <w:rFonts w:ascii="Arial" w:cs="Arial" w:eastAsia="Arial" w:hAnsi="Arial"/>
-                <w:color w:val="1F4E47"/>
+                <w:color w:val="1B1F24"/>
                 <w:sz w:val="21"/>
                 <w:szCs w:val="21"/>
               </w:rPr>
@@ -2532,7 +2464,7 @@
             <w:r>
               <w:rPr>
                 <w:rFonts w:ascii="Arial" w:cs="Arial" w:eastAsia="Arial" w:hAnsi="Arial"/>
-                <w:color w:val="1F4E47"/>
+                <w:color w:val="1B1F24"/>
                 <w:sz w:val="21"/>
                 <w:szCs w:val="21"/>
               </w:rPr>
@@ -2554,14 +2486,12 @@
       <w:r>
         <w:rPr>
           <w:rFonts w:ascii="Arial" w:cs="Arial" w:eastAsia="Arial" w:hAnsi="Arial"/>
-          <w:b/>
-          <w:bCs/>
-          <w:color w:val="1F4E47"/>
-          <w:sz w:val="22"/>
-          <w:szCs w:val="22"/>
-          <w:shd w:fill="F2B134" w:color="auto" w:val="clear"/>
+          <w:color w:val="A67C3D"/>
+          <w:spacing w:val="60"/>
+          <w:sz w:val="18"/>
+          <w:szCs w:val="18"/>
         </w:rPr>
-        <w:t xml:space="preserve"> PHẦN C </w:t>
+        <w:t xml:space="preserve">PHẦN C</w:t>
       </w:r>
     </w:p>
     <w:p>
@@ -2571,12 +2501,10 @@
       </w:pPr>
       <w:r>
         <w:rPr>
-          <w:rFonts w:ascii="Arial" w:cs="Arial" w:eastAsia="Arial" w:hAnsi="Arial"/>
-          <w:b/>
-          <w:bCs/>
-          <w:color w:val="1F4E47"/>
-          <w:sz w:val="44"/>
-          <w:szCs w:val="44"/>
+          <w:rFonts w:ascii="Cambria" w:cs="Cambria" w:eastAsia="Cambria" w:hAnsi="Cambria"/>
+          <w:color w:val="1B1F24"/>
+          <w:sz w:val="48"/>
+          <w:szCs w:val="48"/>
         </w:rPr>
         <w:t xml:space="preserve">Buổi 2 · Kế hoạch bài dạy và kiểm tra đánh giá</w:t>
       </w:r>
@@ -2589,26 +2517,23 @@
       </w:pPr>
       <w:r>
         <w:rPr>
-          <w:rFonts w:ascii="Arial" w:cs="Arial" w:eastAsia="Arial" w:hAnsi="Arial"/>
-          <w:b/>
-          <w:bCs/>
-          <w:color w:val="F2B134"/>
-          <w:sz w:val="26"/>
-          <w:szCs w:val="26"/>
-          <w:shd w:fill="1F4E47" w:color="auto" w:val="clear"/>
+          <w:rFonts w:ascii="Cambria" w:cs="Cambria" w:eastAsia="Cambria" w:hAnsi="Cambria"/>
+          <w:i/>
+          <w:iCs/>
+          <w:color w:val="A67C3D"/>
+          <w:sz w:val="30"/>
+          <w:szCs w:val="30"/>
         </w:rPr>
-        <w:t xml:space="preserve"> C1 </w:t>
+        <w:t xml:space="preserve">C1</w:t>
       </w:r>
       <w:r>
         <w:rPr>
-          <w:rFonts w:ascii="Arial" w:cs="Arial" w:eastAsia="Arial" w:hAnsi="Arial"/>
-          <w:b/>
-          <w:bCs/>
-          <w:color w:val="1F4E47"/>
-          <w:sz w:val="30"/>
-          <w:szCs w:val="30"/>
+          <w:rFonts w:ascii="Cambria" w:cs="Cambria" w:eastAsia="Cambria" w:hAnsi="Cambria"/>
+          <w:color w:val="1B1F24"/>
+          <w:sz w:val="32"/>
+          <w:szCs w:val="32"/>
         </w:rPr>
-        <w:t xml:space="preserve">  Kế hoạch bài dạy theo kỹ thuật dạy học tích cực</w:t>
+        <w:t xml:space="preserve">   Kế hoạch bài dạy theo kỹ thuật dạy học tích cực</w:t>
       </w:r>
     </w:p>
     <w:tbl>
@@ -2639,7 +2564,7 @@
               <w:bottom w:val="none" w:color="FFFFFF" w:sz="0"/>
               <w:right w:val="none" w:color="FFFFFF" w:sz="0"/>
             </w:tcBorders>
-            <w:shd w:fill="E9EFEE" w:color="auto" w:val="clear"/>
+            <w:shd w:fill="F7F5F0" w:color="auto" w:val="clear"/>
             <w:tcMar>
               <w:top w:type="dxa" w:w="160"/>
               <w:left w:type="dxa" w:w="220"/>
@@ -2654,24 +2579,22 @@
             <w:r>
               <w:rPr>
                 <w:rFonts w:ascii="Arial" w:cs="Arial" w:eastAsia="Arial" w:hAnsi="Arial"/>
-                <w:b/>
-                <w:bCs/>
-                <w:color w:val="1F4E47"/>
-                <w:sz w:val="18"/>
-                <w:szCs w:val="18"/>
-                <w:shd w:fill="F2B134" w:color="auto" w:val="clear"/>
-              </w:rPr>
-              <w:t xml:space="preserve"> CÂU LỆNH GỐC </w:t>
-            </w:r>
-          </w:p>
-          <w:p>
-            <w:pPr>
-              <w:spacing w:after="60" w:line="290"/>
-            </w:pPr>
-            <w:r>
-              <w:rPr>
-                <w:rFonts w:ascii="Arial" w:cs="Arial" w:eastAsia="Arial" w:hAnsi="Arial"/>
-                <w:color w:val="1F4E47"/>
+                <w:color w:val="A67C3D"/>
+                <w:spacing w:val="40"/>
+                <w:sz w:val="16"/>
+                <w:szCs w:val="16"/>
+              </w:rPr>
+              <w:t xml:space="preserve">CÂU LỆNH GỐC</w:t>
+            </w:r>
+          </w:p>
+          <w:p>
+            <w:pPr>
+              <w:spacing w:after="60" w:line="290"/>
+            </w:pPr>
+            <w:r>
+              <w:rPr>
+                <w:rFonts w:ascii="Arial" w:cs="Arial" w:eastAsia="Arial" w:hAnsi="Arial"/>
+                <w:color w:val="1B1F24"/>
                 <w:sz w:val="21"/>
                 <w:szCs w:val="21"/>
               </w:rPr>
@@ -2713,10 +2636,10 @@
             <w:tcBorders>
               <w:top w:val="none" w:color="FFFFFF" w:sz="0"/>
               <w:left w:val="none" w:color="FFFFFF" w:sz="0"/>
-              <w:bottom w:val="none" w:color="FFFFFF" w:sz="0"/>
-              <w:right w:val="none" w:color="FFFFFF" w:sz="0"/>
-            </w:tcBorders>
-            <w:shd w:fill="F2B134" w:color="auto" w:val="clear"/>
+              <w:bottom w:val="single" w:color="A67C3D" w:sz="4"/>
+              <w:right w:val="none" w:color="FFFFFF" w:sz="0"/>
+            </w:tcBorders>
+            <w:shd w:fill="FFFFFF" w:color="auto" w:val="clear"/>
             <w:tcMar>
               <w:top w:type="dxa" w:w="80"/>
               <w:left w:type="dxa" w:w="200"/>
@@ -2731,11 +2654,10 @@
             <w:r>
               <w:rPr>
                 <w:rFonts w:ascii="Arial" w:cs="Arial" w:eastAsia="Arial" w:hAnsi="Arial"/>
-                <w:b/>
-                <w:bCs/>
-                <w:color w:val="1F4E47"/>
-                <w:sz w:val="18"/>
-                <w:szCs w:val="18"/>
+                <w:color w:val="A67C3D"/>
+                <w:spacing w:val="40"/>
+                <w:sz w:val="16"/>
+                <w:szCs w:val="16"/>
               </w:rPr>
               <w:t xml:space="preserve">ĐỔI CHO LỚP CỦA THẦY CÔ</w:t>
             </w:r>
@@ -2755,7 +2677,7 @@
               <w:bottom w:val="single" w:color="FFFFFF" w:sz="8"/>
               <w:right w:val="none" w:color="FFFFFF" w:sz="0"/>
             </w:tcBorders>
-            <w:shd w:fill="1F4E47" w:color="auto" w:val="clear"/>
+            <w:shd w:fill="1B1F24" w:color="auto" w:val="clear"/>
             <w:tcMar>
               <w:top w:type="dxa" w:w="100"/>
               <w:left w:type="dxa" w:w="200"/>
@@ -2790,7 +2712,7 @@
               <w:bottom w:val="none" w:color="FFFFFF" w:sz="0"/>
               <w:right w:val="none" w:color="FFFFFF" w:sz="0"/>
             </w:tcBorders>
-            <w:shd w:fill="E9EFEE" w:color="auto" w:val="clear"/>
+            <w:shd w:fill="F7F5F0" w:color="auto" w:val="clear"/>
             <w:tcMar>
               <w:top w:type="dxa" w:w="100"/>
               <w:left w:type="dxa" w:w="200"/>
@@ -2806,7 +2728,7 @@
             <w:r>
               <w:rPr>
                 <w:rFonts w:ascii="Arial" w:cs="Arial" w:eastAsia="Arial" w:hAnsi="Arial"/>
-                <w:color w:val="1F4E47"/>
+                <w:color w:val="1B1F24"/>
                 <w:sz w:val="20"/>
                 <w:szCs w:val="20"/>
               </w:rPr>
@@ -2828,7 +2750,7 @@
               <w:bottom w:val="single" w:color="FFFFFF" w:sz="8"/>
               <w:right w:val="none" w:color="FFFFFF" w:sz="0"/>
             </w:tcBorders>
-            <w:shd w:fill="1F4E47" w:color="auto" w:val="clear"/>
+            <w:shd w:fill="1B1F24" w:color="auto" w:val="clear"/>
             <w:tcMar>
               <w:top w:type="dxa" w:w="100"/>
               <w:left w:type="dxa" w:w="200"/>
@@ -2879,7 +2801,7 @@
             <w:r>
               <w:rPr>
                 <w:rFonts w:ascii="Arial" w:cs="Arial" w:eastAsia="Arial" w:hAnsi="Arial"/>
-                <w:color w:val="1F4E47"/>
+                <w:color w:val="1B1F24"/>
                 <w:sz w:val="20"/>
                 <w:szCs w:val="20"/>
               </w:rPr>
@@ -2901,7 +2823,7 @@
               <w:bottom w:val="single" w:color="FFFFFF" w:sz="8"/>
               <w:right w:val="none" w:color="FFFFFF" w:sz="0"/>
             </w:tcBorders>
-            <w:shd w:fill="1F4E47" w:color="auto" w:val="clear"/>
+            <w:shd w:fill="1B1F24" w:color="auto" w:val="clear"/>
             <w:tcMar>
               <w:top w:type="dxa" w:w="100"/>
               <w:left w:type="dxa" w:w="200"/>
@@ -2936,7 +2858,7 @@
               <w:bottom w:val="none" w:color="FFFFFF" w:sz="0"/>
               <w:right w:val="none" w:color="FFFFFF" w:sz="0"/>
             </w:tcBorders>
-            <w:shd w:fill="E9EFEE" w:color="auto" w:val="clear"/>
+            <w:shd w:fill="F7F5F0" w:color="auto" w:val="clear"/>
             <w:tcMar>
               <w:top w:type="dxa" w:w="100"/>
               <w:left w:type="dxa" w:w="200"/>
@@ -2952,7 +2874,7 @@
             <w:r>
               <w:rPr>
                 <w:rFonts w:ascii="Arial" w:cs="Arial" w:eastAsia="Arial" w:hAnsi="Arial"/>
-                <w:color w:val="1F4E47"/>
+                <w:color w:val="1B1F24"/>
                 <w:sz w:val="20"/>
                 <w:szCs w:val="20"/>
               </w:rPr>
@@ -2975,26 +2897,23 @@
       </w:pPr>
       <w:r>
         <w:rPr>
-          <w:rFonts w:ascii="Arial" w:cs="Arial" w:eastAsia="Arial" w:hAnsi="Arial"/>
-          <w:b/>
-          <w:bCs/>
-          <w:color w:val="F2B134"/>
-          <w:sz w:val="26"/>
-          <w:szCs w:val="26"/>
-          <w:shd w:fill="1F4E47" w:color="auto" w:val="clear"/>
+          <w:rFonts w:ascii="Cambria" w:cs="Cambria" w:eastAsia="Cambria" w:hAnsi="Cambria"/>
+          <w:i/>
+          <w:iCs/>
+          <w:color w:val="A67C3D"/>
+          <w:sz w:val="30"/>
+          <w:szCs w:val="30"/>
         </w:rPr>
-        <w:t xml:space="preserve"> C2 </w:t>
+        <w:t xml:space="preserve">C2</w:t>
       </w:r>
       <w:r>
         <w:rPr>
-          <w:rFonts w:ascii="Arial" w:cs="Arial" w:eastAsia="Arial" w:hAnsi="Arial"/>
-          <w:b/>
-          <w:bCs/>
-          <w:color w:val="1F4E47"/>
-          <w:sz w:val="30"/>
-          <w:szCs w:val="30"/>
+          <w:rFonts w:ascii="Cambria" w:cs="Cambria" w:eastAsia="Cambria" w:hAnsi="Cambria"/>
+          <w:color w:val="1B1F24"/>
+          <w:sz w:val="32"/>
+          <w:szCs w:val="32"/>
         </w:rPr>
-        <w:t xml:space="preserve">  Kế hoạch bài dạy STEM, STEAM</w:t>
+        <w:t xml:space="preserve">   Kế hoạch bài dạy STEM, STEAM</w:t>
       </w:r>
     </w:p>
     <w:tbl>
@@ -3025,7 +2944,7 @@
               <w:bottom w:val="none" w:color="FFFFFF" w:sz="0"/>
               <w:right w:val="none" w:color="FFFFFF" w:sz="0"/>
             </w:tcBorders>
-            <w:shd w:fill="E9EFEE" w:color="auto" w:val="clear"/>
+            <w:shd w:fill="F7F5F0" w:color="auto" w:val="clear"/>
             <w:tcMar>
               <w:top w:type="dxa" w:w="160"/>
               <w:left w:type="dxa" w:w="220"/>
@@ -3040,24 +2959,22 @@
             <w:r>
               <w:rPr>
                 <w:rFonts w:ascii="Arial" w:cs="Arial" w:eastAsia="Arial" w:hAnsi="Arial"/>
-                <w:b/>
-                <w:bCs/>
-                <w:color w:val="1F4E47"/>
-                <w:sz w:val="18"/>
-                <w:szCs w:val="18"/>
-                <w:shd w:fill="F2B134" w:color="auto" w:val="clear"/>
-              </w:rPr>
-              <w:t xml:space="preserve"> CÂU LỆNH GỐC </w:t>
-            </w:r>
-          </w:p>
-          <w:p>
-            <w:pPr>
-              <w:spacing w:after="60" w:line="290"/>
-            </w:pPr>
-            <w:r>
-              <w:rPr>
-                <w:rFonts w:ascii="Arial" w:cs="Arial" w:eastAsia="Arial" w:hAnsi="Arial"/>
-                <w:color w:val="1F4E47"/>
+                <w:color w:val="A67C3D"/>
+                <w:spacing w:val="40"/>
+                <w:sz w:val="16"/>
+                <w:szCs w:val="16"/>
+              </w:rPr>
+              <w:t xml:space="preserve">CÂU LỆNH GỐC</w:t>
+            </w:r>
+          </w:p>
+          <w:p>
+            <w:pPr>
+              <w:spacing w:after="60" w:line="290"/>
+            </w:pPr>
+            <w:r>
+              <w:rPr>
+                <w:rFonts w:ascii="Arial" w:cs="Arial" w:eastAsia="Arial" w:hAnsi="Arial"/>
+                <w:color w:val="1B1F24"/>
                 <w:sz w:val="21"/>
                 <w:szCs w:val="21"/>
               </w:rPr>
@@ -3099,10 +3016,10 @@
             <w:tcBorders>
               <w:top w:val="none" w:color="FFFFFF" w:sz="0"/>
               <w:left w:val="none" w:color="FFFFFF" w:sz="0"/>
-              <w:bottom w:val="none" w:color="FFFFFF" w:sz="0"/>
-              <w:right w:val="none" w:color="FFFFFF" w:sz="0"/>
-            </w:tcBorders>
-            <w:shd w:fill="F2B134" w:color="auto" w:val="clear"/>
+              <w:bottom w:val="single" w:color="A67C3D" w:sz="4"/>
+              <w:right w:val="none" w:color="FFFFFF" w:sz="0"/>
+            </w:tcBorders>
+            <w:shd w:fill="FFFFFF" w:color="auto" w:val="clear"/>
             <w:tcMar>
               <w:top w:type="dxa" w:w="80"/>
               <w:left w:type="dxa" w:w="200"/>
@@ -3117,11 +3034,10 @@
             <w:r>
               <w:rPr>
                 <w:rFonts w:ascii="Arial" w:cs="Arial" w:eastAsia="Arial" w:hAnsi="Arial"/>
-                <w:b/>
-                <w:bCs/>
-                <w:color w:val="1F4E47"/>
-                <w:sz w:val="18"/>
-                <w:szCs w:val="18"/>
+                <w:color w:val="A67C3D"/>
+                <w:spacing w:val="40"/>
+                <w:sz w:val="16"/>
+                <w:szCs w:val="16"/>
               </w:rPr>
               <w:t xml:space="preserve">ĐỔI CHO LỚP CỦA THẦY CÔ</w:t>
             </w:r>
@@ -3141,7 +3057,7 @@
               <w:bottom w:val="single" w:color="FFFFFF" w:sz="8"/>
               <w:right w:val="none" w:color="FFFFFF" w:sz="0"/>
             </w:tcBorders>
-            <w:shd w:fill="1F4E47" w:color="auto" w:val="clear"/>
+            <w:shd w:fill="1B1F24" w:color="auto" w:val="clear"/>
             <w:tcMar>
               <w:top w:type="dxa" w:w="100"/>
               <w:left w:type="dxa" w:w="200"/>
@@ -3176,7 +3092,7 @@
               <w:bottom w:val="none" w:color="FFFFFF" w:sz="0"/>
               <w:right w:val="none" w:color="FFFFFF" w:sz="0"/>
             </w:tcBorders>
-            <w:shd w:fill="E9EFEE" w:color="auto" w:val="clear"/>
+            <w:shd w:fill="F7F5F0" w:color="auto" w:val="clear"/>
             <w:tcMar>
               <w:top w:type="dxa" w:w="100"/>
               <w:left w:type="dxa" w:w="200"/>
@@ -3192,7 +3108,7 @@
             <w:r>
               <w:rPr>
                 <w:rFonts w:ascii="Arial" w:cs="Arial" w:eastAsia="Arial" w:hAnsi="Arial"/>
-                <w:color w:val="1F4E47"/>
+                <w:color w:val="1B1F24"/>
                 <w:sz w:val="20"/>
                 <w:szCs w:val="20"/>
               </w:rPr>
@@ -3214,7 +3130,7 @@
               <w:bottom w:val="single" w:color="FFFFFF" w:sz="8"/>
               <w:right w:val="none" w:color="FFFFFF" w:sz="0"/>
             </w:tcBorders>
-            <w:shd w:fill="1F4E47" w:color="auto" w:val="clear"/>
+            <w:shd w:fill="1B1F24" w:color="auto" w:val="clear"/>
             <w:tcMar>
               <w:top w:type="dxa" w:w="100"/>
               <w:left w:type="dxa" w:w="200"/>
@@ -3265,7 +3181,7 @@
             <w:r>
               <w:rPr>
                 <w:rFonts w:ascii="Arial" w:cs="Arial" w:eastAsia="Arial" w:hAnsi="Arial"/>
-                <w:color w:val="1F4E47"/>
+                <w:color w:val="1B1F24"/>
                 <w:sz w:val="20"/>
                 <w:szCs w:val="20"/>
               </w:rPr>
@@ -3287,7 +3203,7 @@
               <w:bottom w:val="single" w:color="FFFFFF" w:sz="8"/>
               <w:right w:val="none" w:color="FFFFFF" w:sz="0"/>
             </w:tcBorders>
-            <w:shd w:fill="1F4E47" w:color="auto" w:val="clear"/>
+            <w:shd w:fill="1B1F24" w:color="auto" w:val="clear"/>
             <w:tcMar>
               <w:top w:type="dxa" w:w="100"/>
               <w:left w:type="dxa" w:w="200"/>
@@ -3322,7 +3238,7 @@
               <w:bottom w:val="none" w:color="FFFFFF" w:sz="0"/>
               <w:right w:val="none" w:color="FFFFFF" w:sz="0"/>
             </w:tcBorders>
-            <w:shd w:fill="E9EFEE" w:color="auto" w:val="clear"/>
+            <w:shd w:fill="F7F5F0" w:color="auto" w:val="clear"/>
             <w:tcMar>
               <w:top w:type="dxa" w:w="100"/>
               <w:left w:type="dxa" w:w="200"/>
@@ -3338,7 +3254,7 @@
             <w:r>
               <w:rPr>
                 <w:rFonts w:ascii="Arial" w:cs="Arial" w:eastAsia="Arial" w:hAnsi="Arial"/>
-                <w:color w:val="1F4E47"/>
+                <w:color w:val="1B1F24"/>
                 <w:sz w:val="20"/>
                 <w:szCs w:val="20"/>
               </w:rPr>
@@ -3361,26 +3277,23 @@
       </w:pPr>
       <w:r>
         <w:rPr>
-          <w:rFonts w:ascii="Arial" w:cs="Arial" w:eastAsia="Arial" w:hAnsi="Arial"/>
-          <w:b/>
-          <w:bCs/>
-          <w:color w:val="F2B134"/>
-          <w:sz w:val="26"/>
-          <w:szCs w:val="26"/>
-          <w:shd w:fill="1F4E47" w:color="auto" w:val="clear"/>
+          <w:rFonts w:ascii="Cambria" w:cs="Cambria" w:eastAsia="Cambria" w:hAnsi="Cambria"/>
+          <w:i/>
+          <w:iCs/>
+          <w:color w:val="A67C3D"/>
+          <w:sz w:val="30"/>
+          <w:szCs w:val="30"/>
         </w:rPr>
-        <w:t xml:space="preserve"> C3 </w:t>
+        <w:t xml:space="preserve">C3</w:t>
       </w:r>
       <w:r>
         <w:rPr>
-          <w:rFonts w:ascii="Arial" w:cs="Arial" w:eastAsia="Arial" w:hAnsi="Arial"/>
-          <w:b/>
-          <w:bCs/>
-          <w:color w:val="1F4E47"/>
-          <w:sz w:val="30"/>
-          <w:szCs w:val="30"/>
+          <w:rFonts w:ascii="Cambria" w:cs="Cambria" w:eastAsia="Cambria" w:hAnsi="Cambria"/>
+          <w:color w:val="1B1F24"/>
+          <w:sz w:val="32"/>
+          <w:szCs w:val="32"/>
         </w:rPr>
-        <w:t xml:space="preserve">  Đề kiểm tra tự luận (cách cơ bản)</w:t>
+        <w:t xml:space="preserve">   Đề kiểm tra tự luận (cách cơ bản)</w:t>
       </w:r>
     </w:p>
     <w:tbl>
@@ -3411,7 +3324,7 @@
               <w:bottom w:val="none" w:color="FFFFFF" w:sz="0"/>
               <w:right w:val="none" w:color="FFFFFF" w:sz="0"/>
             </w:tcBorders>
-            <w:shd w:fill="E9EFEE" w:color="auto" w:val="clear"/>
+            <w:shd w:fill="F7F5F0" w:color="auto" w:val="clear"/>
             <w:tcMar>
               <w:top w:type="dxa" w:w="160"/>
               <w:left w:type="dxa" w:w="220"/>
@@ -3426,24 +3339,22 @@
             <w:r>
               <w:rPr>
                 <w:rFonts w:ascii="Arial" w:cs="Arial" w:eastAsia="Arial" w:hAnsi="Arial"/>
-                <w:b/>
-                <w:bCs/>
-                <w:color w:val="1F4E47"/>
-                <w:sz w:val="18"/>
-                <w:szCs w:val="18"/>
-                <w:shd w:fill="F2B134" w:color="auto" w:val="clear"/>
-              </w:rPr>
-              <w:t xml:space="preserve"> CÂU LỆNH GỐC (NGỮ VĂN 12) </w:t>
-            </w:r>
-          </w:p>
-          <w:p>
-            <w:pPr>
-              <w:spacing w:after="60" w:line="290"/>
-            </w:pPr>
-            <w:r>
-              <w:rPr>
-                <w:rFonts w:ascii="Arial" w:cs="Arial" w:eastAsia="Arial" w:hAnsi="Arial"/>
-                <w:color w:val="1F4E47"/>
+                <w:color w:val="A67C3D"/>
+                <w:spacing w:val="40"/>
+                <w:sz w:val="16"/>
+                <w:szCs w:val="16"/>
+              </w:rPr>
+              <w:t xml:space="preserve">CÂU LỆNH GỐC (NGỮ VĂN 12)</w:t>
+            </w:r>
+          </w:p>
+          <w:p>
+            <w:pPr>
+              <w:spacing w:after="60" w:line="290"/>
+            </w:pPr>
+            <w:r>
+              <w:rPr>
+                <w:rFonts w:ascii="Arial" w:cs="Arial" w:eastAsia="Arial" w:hAnsi="Arial"/>
+                <w:color w:val="1B1F24"/>
                 <w:sz w:val="21"/>
                 <w:szCs w:val="21"/>
               </w:rPr>
@@ -3457,7 +3368,7 @@
             <w:r>
               <w:rPr>
                 <w:rFonts w:ascii="Arial" w:cs="Arial" w:eastAsia="Arial" w:hAnsi="Arial"/>
-                <w:color w:val="1F4E47"/>
+                <w:color w:val="1B1F24"/>
                 <w:sz w:val="21"/>
                 <w:szCs w:val="21"/>
               </w:rPr>
@@ -3471,7 +3382,7 @@
             <w:r>
               <w:rPr>
                 <w:rFonts w:ascii="Arial" w:cs="Arial" w:eastAsia="Arial" w:hAnsi="Arial"/>
-                <w:color w:val="1F4E47"/>
+                <w:color w:val="1B1F24"/>
                 <w:sz w:val="21"/>
                 <w:szCs w:val="21"/>
               </w:rPr>
@@ -3485,7 +3396,7 @@
             <w:r>
               <w:rPr>
                 <w:rFonts w:ascii="Arial" w:cs="Arial" w:eastAsia="Arial" w:hAnsi="Arial"/>
-                <w:color w:val="1F4E47"/>
+                <w:color w:val="1B1F24"/>
                 <w:sz w:val="21"/>
                 <w:szCs w:val="21"/>
               </w:rPr>
@@ -3499,7 +3410,7 @@
             <w:r>
               <w:rPr>
                 <w:rFonts w:ascii="Arial" w:cs="Arial" w:eastAsia="Arial" w:hAnsi="Arial"/>
-                <w:color w:val="1F4E47"/>
+                <w:color w:val="1B1F24"/>
                 <w:sz w:val="21"/>
                 <w:szCs w:val="21"/>
               </w:rPr>
@@ -3513,7 +3424,7 @@
             <w:r>
               <w:rPr>
                 <w:rFonts w:ascii="Arial" w:cs="Arial" w:eastAsia="Arial" w:hAnsi="Arial"/>
-                <w:color w:val="1F4E47"/>
+                <w:color w:val="1B1F24"/>
                 <w:sz w:val="21"/>
                 <w:szCs w:val="21"/>
               </w:rPr>
@@ -3555,10 +3466,10 @@
             <w:tcBorders>
               <w:top w:val="none" w:color="FFFFFF" w:sz="0"/>
               <w:left w:val="none" w:color="FFFFFF" w:sz="0"/>
-              <w:bottom w:val="none" w:color="FFFFFF" w:sz="0"/>
-              <w:right w:val="none" w:color="FFFFFF" w:sz="0"/>
-            </w:tcBorders>
-            <w:shd w:fill="F2B134" w:color="auto" w:val="clear"/>
+              <w:bottom w:val="single" w:color="A67C3D" w:sz="4"/>
+              <w:right w:val="none" w:color="FFFFFF" w:sz="0"/>
+            </w:tcBorders>
+            <w:shd w:fill="FFFFFF" w:color="auto" w:val="clear"/>
             <w:tcMar>
               <w:top w:type="dxa" w:w="80"/>
               <w:left w:type="dxa" w:w="200"/>
@@ -3573,11 +3484,10 @@
             <w:r>
               <w:rPr>
                 <w:rFonts w:ascii="Arial" w:cs="Arial" w:eastAsia="Arial" w:hAnsi="Arial"/>
-                <w:b/>
-                <w:bCs/>
-                <w:color w:val="1F4E47"/>
-                <w:sz w:val="18"/>
-                <w:szCs w:val="18"/>
+                <w:color w:val="A67C3D"/>
+                <w:spacing w:val="40"/>
+                <w:sz w:val="16"/>
+                <w:szCs w:val="16"/>
               </w:rPr>
               <w:t xml:space="preserve">ĐỔI CHO LỚP CỦA THẦY CÔ</w:t>
             </w:r>
@@ -3597,7 +3507,7 @@
               <w:bottom w:val="single" w:color="FFFFFF" w:sz="8"/>
               <w:right w:val="none" w:color="FFFFFF" w:sz="0"/>
             </w:tcBorders>
-            <w:shd w:fill="1F4E47" w:color="auto" w:val="clear"/>
+            <w:shd w:fill="1B1F24" w:color="auto" w:val="clear"/>
             <w:tcMar>
               <w:top w:type="dxa" w:w="100"/>
               <w:left w:type="dxa" w:w="200"/>
@@ -3632,7 +3542,7 @@
               <w:bottom w:val="none" w:color="FFFFFF" w:sz="0"/>
               <w:right w:val="none" w:color="FFFFFF" w:sz="0"/>
             </w:tcBorders>
-            <w:shd w:fill="E9EFEE" w:color="auto" w:val="clear"/>
+            <w:shd w:fill="F7F5F0" w:color="auto" w:val="clear"/>
             <w:tcMar>
               <w:top w:type="dxa" w:w="100"/>
               <w:left w:type="dxa" w:w="200"/>
@@ -3648,7 +3558,7 @@
             <w:r>
               <w:rPr>
                 <w:rFonts w:ascii="Arial" w:cs="Arial" w:eastAsia="Arial" w:hAnsi="Arial"/>
-                <w:color w:val="1F4E47"/>
+                <w:color w:val="1B1F24"/>
                 <w:sz w:val="20"/>
                 <w:szCs w:val="20"/>
               </w:rPr>
@@ -3670,7 +3580,7 @@
               <w:bottom w:val="single" w:color="FFFFFF" w:sz="8"/>
               <w:right w:val="none" w:color="FFFFFF" w:sz="0"/>
             </w:tcBorders>
-            <w:shd w:fill="1F4E47" w:color="auto" w:val="clear"/>
+            <w:shd w:fill="1B1F24" w:color="auto" w:val="clear"/>
             <w:tcMar>
               <w:top w:type="dxa" w:w="100"/>
               <w:left w:type="dxa" w:w="200"/>
@@ -3721,7 +3631,7 @@
             <w:r>
               <w:rPr>
                 <w:rFonts w:ascii="Arial" w:cs="Arial" w:eastAsia="Arial" w:hAnsi="Arial"/>
-                <w:color w:val="1F4E47"/>
+                <w:color w:val="1B1F24"/>
                 <w:sz w:val="20"/>
                 <w:szCs w:val="20"/>
               </w:rPr>
@@ -3743,7 +3653,7 @@
               <w:bottom w:val="single" w:color="FFFFFF" w:sz="8"/>
               <w:right w:val="none" w:color="FFFFFF" w:sz="0"/>
             </w:tcBorders>
-            <w:shd w:fill="1F4E47" w:color="auto" w:val="clear"/>
+            <w:shd w:fill="1B1F24" w:color="auto" w:val="clear"/>
             <w:tcMar>
               <w:top w:type="dxa" w:w="100"/>
               <w:left w:type="dxa" w:w="200"/>
@@ -3778,7 +3688,7 @@
               <w:bottom w:val="none" w:color="FFFFFF" w:sz="0"/>
               <w:right w:val="none" w:color="FFFFFF" w:sz="0"/>
             </w:tcBorders>
-            <w:shd w:fill="E9EFEE" w:color="auto" w:val="clear"/>
+            <w:shd w:fill="F7F5F0" w:color="auto" w:val="clear"/>
             <w:tcMar>
               <w:top w:type="dxa" w:w="100"/>
               <w:left w:type="dxa" w:w="200"/>
@@ -3794,7 +3704,7 @@
             <w:r>
               <w:rPr>
                 <w:rFonts w:ascii="Arial" w:cs="Arial" w:eastAsia="Arial" w:hAnsi="Arial"/>
-                <w:color w:val="1F4E47"/>
+                <w:color w:val="1B1F24"/>
                 <w:sz w:val="20"/>
                 <w:szCs w:val="20"/>
               </w:rPr>
@@ -3817,26 +3727,23 @@
       </w:pPr>
       <w:r>
         <w:rPr>
-          <w:rFonts w:ascii="Arial" w:cs="Arial" w:eastAsia="Arial" w:hAnsi="Arial"/>
-          <w:b/>
-          <w:bCs/>
-          <w:color w:val="F2B134"/>
-          <w:sz w:val="26"/>
-          <w:szCs w:val="26"/>
-          <w:shd w:fill="1F4E47" w:color="auto" w:val="clear"/>
+          <w:rFonts w:ascii="Cambria" w:cs="Cambria" w:eastAsia="Cambria" w:hAnsi="Cambria"/>
+          <w:i/>
+          <w:iCs/>
+          <w:color w:val="A67C3D"/>
+          <w:sz w:val="30"/>
+          <w:szCs w:val="30"/>
         </w:rPr>
-        <w:t xml:space="preserve"> C4 </w:t>
+        <w:t xml:space="preserve">C4</w:t>
       </w:r>
       <w:r>
         <w:rPr>
-          <w:rFonts w:ascii="Arial" w:cs="Arial" w:eastAsia="Arial" w:hAnsi="Arial"/>
-          <w:b/>
-          <w:bCs/>
-          <w:color w:val="1F4E47"/>
-          <w:sz w:val="30"/>
-          <w:szCs w:val="30"/>
+          <w:rFonts w:ascii="Cambria" w:cs="Cambria" w:eastAsia="Cambria" w:hAnsi="Cambria"/>
+          <w:color w:val="1B1F24"/>
+          <w:sz w:val="32"/>
+          <w:szCs w:val="32"/>
         </w:rPr>
-        <w:t xml:space="preserve">  Đề trắc nghiệm có đính kèm tài liệu</w:t>
+        <w:t xml:space="preserve">   Đề trắc nghiệm có đính kèm tài liệu</w:t>
       </w:r>
     </w:p>
     <w:tbl>
@@ -3867,7 +3774,7 @@
               <w:bottom w:val="none" w:color="FFFFFF" w:sz="0"/>
               <w:right w:val="none" w:color="FFFFFF" w:sz="0"/>
             </w:tcBorders>
-            <w:shd w:fill="E9EFEE" w:color="auto" w:val="clear"/>
+            <w:shd w:fill="F7F5F0" w:color="auto" w:val="clear"/>
             <w:tcMar>
               <w:top w:type="dxa" w:w="160"/>
               <w:left w:type="dxa" w:w="220"/>
@@ -3882,24 +3789,22 @@
             <w:r>
               <w:rPr>
                 <w:rFonts w:ascii="Arial" w:cs="Arial" w:eastAsia="Arial" w:hAnsi="Arial"/>
-                <w:b/>
-                <w:bCs/>
-                <w:color w:val="1F4E47"/>
-                <w:sz w:val="18"/>
-                <w:szCs w:val="18"/>
-                <w:shd w:fill="F2B134" w:color="auto" w:val="clear"/>
-              </w:rPr>
-              <w:t xml:space="preserve"> CÂU LỆNH GỐC (TIẾNG ANH TIỂU HỌC) </w:t>
-            </w:r>
-          </w:p>
-          <w:p>
-            <w:pPr>
-              <w:spacing w:after="60" w:line="290"/>
-            </w:pPr>
-            <w:r>
-              <w:rPr>
-                <w:rFonts w:ascii="Arial" w:cs="Arial" w:eastAsia="Arial" w:hAnsi="Arial"/>
-                <w:color w:val="1F4E47"/>
+                <w:color w:val="A67C3D"/>
+                <w:spacing w:val="40"/>
+                <w:sz w:val="16"/>
+                <w:szCs w:val="16"/>
+              </w:rPr>
+              <w:t xml:space="preserve">CÂU LỆNH GỐC (TIẾNG ANH TIỂU HỌC)</w:t>
+            </w:r>
+          </w:p>
+          <w:p>
+            <w:pPr>
+              <w:spacing w:after="60" w:line="290"/>
+            </w:pPr>
+            <w:r>
+              <w:rPr>
+                <w:rFonts w:ascii="Arial" w:cs="Arial" w:eastAsia="Arial" w:hAnsi="Arial"/>
+                <w:color w:val="1B1F24"/>
                 <w:sz w:val="21"/>
                 <w:szCs w:val="21"/>
               </w:rPr>
@@ -3913,7 +3818,7 @@
             <w:r>
               <w:rPr>
                 <w:rFonts w:ascii="Arial" w:cs="Arial" w:eastAsia="Arial" w:hAnsi="Arial"/>
-                <w:color w:val="1F4E47"/>
+                <w:color w:val="1B1F24"/>
                 <w:sz w:val="21"/>
                 <w:szCs w:val="21"/>
               </w:rPr>
@@ -3927,7 +3832,7 @@
             <w:r>
               <w:rPr>
                 <w:rFonts w:ascii="Arial" w:cs="Arial" w:eastAsia="Arial" w:hAnsi="Arial"/>
-                <w:color w:val="1F4E47"/>
+                <w:color w:val="1B1F24"/>
                 <w:sz w:val="21"/>
                 <w:szCs w:val="21"/>
               </w:rPr>
@@ -3950,26 +3855,23 @@
       </w:pPr>
       <w:r>
         <w:rPr>
-          <w:rFonts w:ascii="Arial" w:cs="Arial" w:eastAsia="Arial" w:hAnsi="Arial"/>
-          <w:b/>
-          <w:bCs/>
-          <w:color w:val="F2B134"/>
-          <w:sz w:val="26"/>
-          <w:szCs w:val="26"/>
-          <w:shd w:fill="1F4E47" w:color="auto" w:val="clear"/>
+          <w:rFonts w:ascii="Cambria" w:cs="Cambria" w:eastAsia="Cambria" w:hAnsi="Cambria"/>
+          <w:i/>
+          <w:iCs/>
+          <w:color w:val="A67C3D"/>
+          <w:sz w:val="30"/>
+          <w:szCs w:val="30"/>
         </w:rPr>
-        <w:t xml:space="preserve"> C5 </w:t>
+        <w:t xml:space="preserve">C5</w:t>
       </w:r>
       <w:r>
         <w:rPr>
-          <w:rFonts w:ascii="Arial" w:cs="Arial" w:eastAsia="Arial" w:hAnsi="Arial"/>
-          <w:b/>
-          <w:bCs/>
-          <w:color w:val="1F4E47"/>
-          <w:sz w:val="30"/>
-          <w:szCs w:val="30"/>
+          <w:rFonts w:ascii="Cambria" w:cs="Cambria" w:eastAsia="Cambria" w:hAnsi="Cambria"/>
+          <w:color w:val="1B1F24"/>
+          <w:sz w:val="32"/>
+          <w:szCs w:val="32"/>
         </w:rPr>
-        <w:t xml:space="preserve">  Câu lệnh nâng cao: chia 4 ngăn có tiêu đề #</w:t>
+        <w:t xml:space="preserve">   Câu lệnh nâng cao: chia 4 ngăn có tiêu đề #</w:t>
       </w:r>
     </w:p>
     <w:tbl>
@@ -4000,7 +3902,7 @@
               <w:bottom w:val="none" w:color="FFFFFF" w:sz="0"/>
               <w:right w:val="none" w:color="FFFFFF" w:sz="0"/>
             </w:tcBorders>
-            <w:shd w:fill="E9EFEE" w:color="auto" w:val="clear"/>
+            <w:shd w:fill="F7F5F0" w:color="auto" w:val="clear"/>
             <w:tcMar>
               <w:top w:type="dxa" w:w="160"/>
               <w:left w:type="dxa" w:w="220"/>
@@ -4015,24 +3917,22 @@
             <w:r>
               <w:rPr>
                 <w:rFonts w:ascii="Arial" w:cs="Arial" w:eastAsia="Arial" w:hAnsi="Arial"/>
-                <w:b/>
-                <w:bCs/>
-                <w:color w:val="1F4E47"/>
-                <w:sz w:val="18"/>
-                <w:szCs w:val="18"/>
-                <w:shd w:fill="F2B134" w:color="auto" w:val="clear"/>
-              </w:rPr>
-              <w:t xml:space="preserve"> CÂU LỆNH GỐC: BỘ CÂU HỎI HÓA HỌC 10 </w:t>
-            </w:r>
-          </w:p>
-          <w:p>
-            <w:pPr>
-              <w:spacing w:after="60" w:line="290"/>
-            </w:pPr>
-            <w:r>
-              <w:rPr>
-                <w:rFonts w:ascii="Arial" w:cs="Arial" w:eastAsia="Arial" w:hAnsi="Arial"/>
-                <w:color w:val="1F4E47"/>
+                <w:color w:val="A67C3D"/>
+                <w:spacing w:val="40"/>
+                <w:sz w:val="16"/>
+                <w:szCs w:val="16"/>
+              </w:rPr>
+              <w:t xml:space="preserve">CÂU LỆNH GỐC: BỘ CÂU HỎI HÓA HỌC 10</w:t>
+            </w:r>
+          </w:p>
+          <w:p>
+            <w:pPr>
+              <w:spacing w:after="60" w:line="290"/>
+            </w:pPr>
+            <w:r>
+              <w:rPr>
+                <w:rFonts w:ascii="Arial" w:cs="Arial" w:eastAsia="Arial" w:hAnsi="Arial"/>
+                <w:color w:val="1B1F24"/>
                 <w:sz w:val="21"/>
                 <w:szCs w:val="21"/>
               </w:rPr>
@@ -4046,7 +3946,7 @@
             <w:r>
               <w:rPr>
                 <w:rFonts w:ascii="Arial" w:cs="Arial" w:eastAsia="Arial" w:hAnsi="Arial"/>
-                <w:color w:val="1F4E47"/>
+                <w:color w:val="1B1F24"/>
                 <w:sz w:val="21"/>
                 <w:szCs w:val="21"/>
               </w:rPr>
@@ -4060,7 +3960,7 @@
             <w:r>
               <w:rPr>
                 <w:rFonts w:ascii="Arial" w:cs="Arial" w:eastAsia="Arial" w:hAnsi="Arial"/>
-                <w:color w:val="1F4E47"/>
+                <w:color w:val="1B1F24"/>
                 <w:sz w:val="21"/>
                 <w:szCs w:val="21"/>
               </w:rPr>
@@ -4074,7 +3974,7 @@
             <w:r>
               <w:rPr>
                 <w:rFonts w:ascii="Arial" w:cs="Arial" w:eastAsia="Arial" w:hAnsi="Arial"/>
-                <w:color w:val="1F4E47"/>
+                <w:color w:val="1B1F24"/>
                 <w:sz w:val="21"/>
                 <w:szCs w:val="21"/>
               </w:rPr>
@@ -4088,7 +3988,7 @@
             <w:r>
               <w:rPr>
                 <w:rFonts w:ascii="Arial" w:cs="Arial" w:eastAsia="Arial" w:hAnsi="Arial"/>
-                <w:color w:val="1F4E47"/>
+                <w:color w:val="1B1F24"/>
                 <w:sz w:val="21"/>
                 <w:szCs w:val="21"/>
               </w:rPr>
@@ -4102,7 +4002,7 @@
             <w:r>
               <w:rPr>
                 <w:rFonts w:ascii="Arial" w:cs="Arial" w:eastAsia="Arial" w:hAnsi="Arial"/>
-                <w:color w:val="1F4E47"/>
+                <w:color w:val="1B1F24"/>
                 <w:sz w:val="21"/>
                 <w:szCs w:val="21"/>
               </w:rPr>
@@ -4116,7 +4016,7 @@
             <w:r>
               <w:rPr>
                 <w:rFonts w:ascii="Arial" w:cs="Arial" w:eastAsia="Arial" w:hAnsi="Arial"/>
-                <w:color w:val="1F4E47"/>
+                <w:color w:val="1B1F24"/>
                 <w:sz w:val="21"/>
                 <w:szCs w:val="21"/>
               </w:rPr>
@@ -4130,7 +4030,7 @@
             <w:r>
               <w:rPr>
                 <w:rFonts w:ascii="Arial" w:cs="Arial" w:eastAsia="Arial" w:hAnsi="Arial"/>
-                <w:color w:val="1F4E47"/>
+                <w:color w:val="1B1F24"/>
                 <w:sz w:val="21"/>
                 <w:szCs w:val="21"/>
               </w:rPr>
@@ -4144,7 +4044,7 @@
             <w:r>
               <w:rPr>
                 <w:rFonts w:ascii="Arial" w:cs="Arial" w:eastAsia="Arial" w:hAnsi="Arial"/>
-                <w:color w:val="1F4E47"/>
+                <w:color w:val="1B1F24"/>
                 <w:sz w:val="21"/>
                 <w:szCs w:val="21"/>
               </w:rPr>
@@ -4158,7 +4058,7 @@
             <w:r>
               <w:rPr>
                 <w:rFonts w:ascii="Arial" w:cs="Arial" w:eastAsia="Arial" w:hAnsi="Arial"/>
-                <w:color w:val="1F4E47"/>
+                <w:color w:val="1B1F24"/>
                 <w:sz w:val="21"/>
                 <w:szCs w:val="21"/>
               </w:rPr>
@@ -4172,7 +4072,7 @@
             <w:r>
               <w:rPr>
                 <w:rFonts w:ascii="Arial" w:cs="Arial" w:eastAsia="Arial" w:hAnsi="Arial"/>
-                <w:color w:val="1F4E47"/>
+                <w:color w:val="1B1F24"/>
                 <w:sz w:val="21"/>
                 <w:szCs w:val="21"/>
               </w:rPr>
@@ -4186,7 +4086,7 @@
             <w:r>
               <w:rPr>
                 <w:rFonts w:ascii="Arial" w:cs="Arial" w:eastAsia="Arial" w:hAnsi="Arial"/>
-                <w:color w:val="1F4E47"/>
+                <w:color w:val="1B1F24"/>
                 <w:sz w:val="21"/>
                 <w:szCs w:val="21"/>
               </w:rPr>
@@ -4200,7 +4100,7 @@
             <w:r>
               <w:rPr>
                 <w:rFonts w:ascii="Arial" w:cs="Arial" w:eastAsia="Arial" w:hAnsi="Arial"/>
-                <w:color w:val="1F4E47"/>
+                <w:color w:val="1B1F24"/>
                 <w:sz w:val="21"/>
                 <w:szCs w:val="21"/>
               </w:rPr>
@@ -4214,7 +4114,7 @@
             <w:r>
               <w:rPr>
                 <w:rFonts w:ascii="Arial" w:cs="Arial" w:eastAsia="Arial" w:hAnsi="Arial"/>
-                <w:color w:val="1F4E47"/>
+                <w:color w:val="1B1F24"/>
                 <w:sz w:val="21"/>
                 <w:szCs w:val="21"/>
               </w:rPr>
@@ -4256,10 +4156,10 @@
             <w:tcBorders>
               <w:top w:val="none" w:color="FFFFFF" w:sz="0"/>
               <w:left w:val="none" w:color="FFFFFF" w:sz="0"/>
-              <w:bottom w:val="none" w:color="FFFFFF" w:sz="0"/>
-              <w:right w:val="none" w:color="FFFFFF" w:sz="0"/>
-            </w:tcBorders>
-            <w:shd w:fill="F2B134" w:color="auto" w:val="clear"/>
+              <w:bottom w:val="single" w:color="A67C3D" w:sz="4"/>
+              <w:right w:val="none" w:color="FFFFFF" w:sz="0"/>
+            </w:tcBorders>
+            <w:shd w:fill="FFFFFF" w:color="auto" w:val="clear"/>
             <w:tcMar>
               <w:top w:type="dxa" w:w="80"/>
               <w:left w:type="dxa" w:w="200"/>
@@ -4274,11 +4174,10 @@
             <w:r>
               <w:rPr>
                 <w:rFonts w:ascii="Arial" w:cs="Arial" w:eastAsia="Arial" w:hAnsi="Arial"/>
-                <w:b/>
-                <w:bCs/>
-                <w:color w:val="1F4E47"/>
-                <w:sz w:val="18"/>
-                <w:szCs w:val="18"/>
+                <w:color w:val="A67C3D"/>
+                <w:spacing w:val="40"/>
+                <w:sz w:val="16"/>
+                <w:szCs w:val="16"/>
               </w:rPr>
               <w:t xml:space="preserve">ĐỔI CHO LỚP CỦA THẦY CÔ</w:t>
             </w:r>
@@ -4298,7 +4197,7 @@
               <w:bottom w:val="single" w:color="FFFFFF" w:sz="8"/>
               <w:right w:val="none" w:color="FFFFFF" w:sz="0"/>
             </w:tcBorders>
-            <w:shd w:fill="1F4E47" w:color="auto" w:val="clear"/>
+            <w:shd w:fill="1B1F24" w:color="auto" w:val="clear"/>
             <w:tcMar>
               <w:top w:type="dxa" w:w="100"/>
               <w:left w:type="dxa" w:w="200"/>
@@ -4333,7 +4232,7 @@
               <w:bottom w:val="none" w:color="FFFFFF" w:sz="0"/>
               <w:right w:val="none" w:color="FFFFFF" w:sz="0"/>
             </w:tcBorders>
-            <w:shd w:fill="E9EFEE" w:color="auto" w:val="clear"/>
+            <w:shd w:fill="F7F5F0" w:color="auto" w:val="clear"/>
             <w:tcMar>
               <w:top w:type="dxa" w:w="100"/>
               <w:left w:type="dxa" w:w="200"/>
@@ -4349,7 +4248,7 @@
             <w:r>
               <w:rPr>
                 <w:rFonts w:ascii="Arial" w:cs="Arial" w:eastAsia="Arial" w:hAnsi="Arial"/>
-                <w:color w:val="1F4E47"/>
+                <w:color w:val="1B1F24"/>
                 <w:sz w:val="20"/>
                 <w:szCs w:val="20"/>
               </w:rPr>
@@ -4371,7 +4270,7 @@
               <w:bottom w:val="single" w:color="FFFFFF" w:sz="8"/>
               <w:right w:val="none" w:color="FFFFFF" w:sz="0"/>
             </w:tcBorders>
-            <w:shd w:fill="1F4E47" w:color="auto" w:val="clear"/>
+            <w:shd w:fill="1B1F24" w:color="auto" w:val="clear"/>
             <w:tcMar>
               <w:top w:type="dxa" w:w="100"/>
               <w:left w:type="dxa" w:w="200"/>
@@ -4422,7 +4321,7 @@
             <w:r>
               <w:rPr>
                 <w:rFonts w:ascii="Arial" w:cs="Arial" w:eastAsia="Arial" w:hAnsi="Arial"/>
-                <w:color w:val="1F4E47"/>
+                <w:color w:val="1B1F24"/>
                 <w:sz w:val="20"/>
                 <w:szCs w:val="20"/>
               </w:rPr>
@@ -4444,7 +4343,7 @@
               <w:bottom w:val="single" w:color="FFFFFF" w:sz="8"/>
               <w:right w:val="none" w:color="FFFFFF" w:sz="0"/>
             </w:tcBorders>
-            <w:shd w:fill="1F4E47" w:color="auto" w:val="clear"/>
+            <w:shd w:fill="1B1F24" w:color="auto" w:val="clear"/>
             <w:tcMar>
               <w:top w:type="dxa" w:w="100"/>
               <w:left w:type="dxa" w:w="200"/>
@@ -4479,7 +4378,7 @@
               <w:bottom w:val="none" w:color="FFFFFF" w:sz="0"/>
               <w:right w:val="none" w:color="FFFFFF" w:sz="0"/>
             </w:tcBorders>
-            <w:shd w:fill="E9EFEE" w:color="auto" w:val="clear"/>
+            <w:shd w:fill="F7F5F0" w:color="auto" w:val="clear"/>
             <w:tcMar>
               <w:top w:type="dxa" w:w="100"/>
               <w:left w:type="dxa" w:w="200"/>
@@ -4495,7 +4394,7 @@
             <w:r>
               <w:rPr>
                 <w:rFonts w:ascii="Arial" w:cs="Arial" w:eastAsia="Arial" w:hAnsi="Arial"/>
-                <w:color w:val="1F4E47"/>
+                <w:color w:val="1B1F24"/>
                 <w:sz w:val="20"/>
                 <w:szCs w:val="20"/>
               </w:rPr>
@@ -4518,26 +4417,23 @@
       </w:pPr>
       <w:r>
         <w:rPr>
-          <w:rFonts w:ascii="Arial" w:cs="Arial" w:eastAsia="Arial" w:hAnsi="Arial"/>
-          <w:b/>
-          <w:bCs/>
-          <w:color w:val="F2B134"/>
-          <w:sz w:val="26"/>
-          <w:szCs w:val="26"/>
-          <w:shd w:fill="1F4E47" w:color="auto" w:val="clear"/>
+          <w:rFonts w:ascii="Cambria" w:cs="Cambria" w:eastAsia="Cambria" w:hAnsi="Cambria"/>
+          <w:i/>
+          <w:iCs/>
+          <w:color w:val="A67C3D"/>
+          <w:sz w:val="30"/>
+          <w:szCs w:val="30"/>
         </w:rPr>
-        <w:t xml:space="preserve"> C6 </w:t>
+        <w:t xml:space="preserve">C6</w:t>
       </w:r>
       <w:r>
         <w:rPr>
-          <w:rFonts w:ascii="Arial" w:cs="Arial" w:eastAsia="Arial" w:hAnsi="Arial"/>
-          <w:b/>
-          <w:bCs/>
-          <w:color w:val="1F4E47"/>
-          <w:sz w:val="30"/>
-          <w:szCs w:val="30"/>
+          <w:rFonts w:ascii="Cambria" w:cs="Cambria" w:eastAsia="Cambria" w:hAnsi="Cambria"/>
+          <w:color w:val="1B1F24"/>
+          <w:sz w:val="32"/>
+          <w:szCs w:val="32"/>
         </w:rPr>
-        <w:t xml:space="preserve">  Đề thi theo ma trận và bản đặc tả</w:t>
+        <w:t xml:space="preserve">   Đề thi theo ma trận và bản đặc tả</w:t>
       </w:r>
     </w:p>
     <w:tbl>
@@ -4568,7 +4464,7 @@
               <w:bottom w:val="none" w:color="FFFFFF" w:sz="0"/>
               <w:right w:val="none" w:color="FFFFFF" w:sz="0"/>
             </w:tcBorders>
-            <w:shd w:fill="E9EFEE" w:color="auto" w:val="clear"/>
+            <w:shd w:fill="F7F5F0" w:color="auto" w:val="clear"/>
             <w:tcMar>
               <w:top w:type="dxa" w:w="160"/>
               <w:left w:type="dxa" w:w="220"/>
@@ -4583,24 +4479,22 @@
             <w:r>
               <w:rPr>
                 <w:rFonts w:ascii="Arial" w:cs="Arial" w:eastAsia="Arial" w:hAnsi="Arial"/>
-                <w:b/>
-                <w:bCs/>
-                <w:color w:val="1F4E47"/>
-                <w:sz w:val="18"/>
-                <w:szCs w:val="18"/>
-                <w:shd w:fill="F2B134" w:color="auto" w:val="clear"/>
-              </w:rPr>
-              <w:t xml:space="preserve"> CÂU LỆNH GỐC: ĐỀ TIN HỌC 6 (40 CÂU) </w:t>
-            </w:r>
-          </w:p>
-          <w:p>
-            <w:pPr>
-              <w:spacing w:after="60" w:line="290"/>
-            </w:pPr>
-            <w:r>
-              <w:rPr>
-                <w:rFonts w:ascii="Arial" w:cs="Arial" w:eastAsia="Arial" w:hAnsi="Arial"/>
-                <w:color w:val="1F4E47"/>
+                <w:color w:val="A67C3D"/>
+                <w:spacing w:val="40"/>
+                <w:sz w:val="16"/>
+                <w:szCs w:val="16"/>
+              </w:rPr>
+              <w:t xml:space="preserve">CÂU LỆNH GỐC: ĐỀ TIN HỌC 6 (40 CÂU)</w:t>
+            </w:r>
+          </w:p>
+          <w:p>
+            <w:pPr>
+              <w:spacing w:after="60" w:line="290"/>
+            </w:pPr>
+            <w:r>
+              <w:rPr>
+                <w:rFonts w:ascii="Arial" w:cs="Arial" w:eastAsia="Arial" w:hAnsi="Arial"/>
+                <w:color w:val="1B1F24"/>
                 <w:sz w:val="21"/>
                 <w:szCs w:val="21"/>
               </w:rPr>
@@ -4614,7 +4508,7 @@
             <w:r>
               <w:rPr>
                 <w:rFonts w:ascii="Arial" w:cs="Arial" w:eastAsia="Arial" w:hAnsi="Arial"/>
-                <w:color w:val="1F4E47"/>
+                <w:color w:val="1B1F24"/>
                 <w:sz w:val="21"/>
                 <w:szCs w:val="21"/>
               </w:rPr>
@@ -4628,7 +4522,7 @@
             <w:r>
               <w:rPr>
                 <w:rFonts w:ascii="Arial" w:cs="Arial" w:eastAsia="Arial" w:hAnsi="Arial"/>
-                <w:color w:val="1F4E47"/>
+                <w:color w:val="1B1F24"/>
                 <w:sz w:val="21"/>
                 <w:szCs w:val="21"/>
               </w:rPr>
@@ -4642,7 +4536,7 @@
             <w:r>
               <w:rPr>
                 <w:rFonts w:ascii="Arial" w:cs="Arial" w:eastAsia="Arial" w:hAnsi="Arial"/>
-                <w:color w:val="1F4E47"/>
+                <w:color w:val="1B1F24"/>
                 <w:sz w:val="21"/>
                 <w:szCs w:val="21"/>
               </w:rPr>
@@ -4656,7 +4550,7 @@
             <w:r>
               <w:rPr>
                 <w:rFonts w:ascii="Arial" w:cs="Arial" w:eastAsia="Arial" w:hAnsi="Arial"/>
-                <w:color w:val="1F4E47"/>
+                <w:color w:val="1B1F24"/>
                 <w:sz w:val="21"/>
                 <w:szCs w:val="21"/>
               </w:rPr>
@@ -4670,7 +4564,7 @@
             <w:r>
               <w:rPr>
                 <w:rFonts w:ascii="Arial" w:cs="Arial" w:eastAsia="Arial" w:hAnsi="Arial"/>
-                <w:color w:val="1F4E47"/>
+                <w:color w:val="1B1F24"/>
                 <w:sz w:val="21"/>
                 <w:szCs w:val="21"/>
               </w:rPr>
@@ -4684,7 +4578,7 @@
             <w:r>
               <w:rPr>
                 <w:rFonts w:ascii="Arial" w:cs="Arial" w:eastAsia="Arial" w:hAnsi="Arial"/>
-                <w:color w:val="1F4E47"/>
+                <w:color w:val="1B1F24"/>
                 <w:sz w:val="21"/>
                 <w:szCs w:val="21"/>
               </w:rPr>
@@ -4698,7 +4592,7 @@
             <w:r>
               <w:rPr>
                 <w:rFonts w:ascii="Arial" w:cs="Arial" w:eastAsia="Arial" w:hAnsi="Arial"/>
-                <w:color w:val="1F4E47"/>
+                <w:color w:val="1B1F24"/>
                 <w:sz w:val="21"/>
                 <w:szCs w:val="21"/>
               </w:rPr>
@@ -4712,7 +4606,7 @@
             <w:r>
               <w:rPr>
                 <w:rFonts w:ascii="Arial" w:cs="Arial" w:eastAsia="Arial" w:hAnsi="Arial"/>
-                <w:color w:val="1F4E47"/>
+                <w:color w:val="1B1F24"/>
                 <w:sz w:val="21"/>
                 <w:szCs w:val="21"/>
               </w:rPr>
@@ -4726,7 +4620,7 @@
             <w:r>
               <w:rPr>
                 <w:rFonts w:ascii="Arial" w:cs="Arial" w:eastAsia="Arial" w:hAnsi="Arial"/>
-                <w:color w:val="1F4E47"/>
+                <w:color w:val="1B1F24"/>
                 <w:sz w:val="21"/>
                 <w:szCs w:val="21"/>
               </w:rPr>
@@ -4740,7 +4634,7 @@
             <w:r>
               <w:rPr>
                 <w:rFonts w:ascii="Arial" w:cs="Arial" w:eastAsia="Arial" w:hAnsi="Arial"/>
-                <w:color w:val="1F4E47"/>
+                <w:color w:val="1B1F24"/>
                 <w:sz w:val="21"/>
                 <w:szCs w:val="21"/>
               </w:rPr>
@@ -4754,7 +4648,7 @@
             <w:r>
               <w:rPr>
                 <w:rFonts w:ascii="Arial" w:cs="Arial" w:eastAsia="Arial" w:hAnsi="Arial"/>
-                <w:color w:val="1F4E47"/>
+                <w:color w:val="1B1F24"/>
                 <w:sz w:val="21"/>
                 <w:szCs w:val="21"/>
               </w:rPr>
@@ -4768,7 +4662,7 @@
             <w:r>
               <w:rPr>
                 <w:rFonts w:ascii="Arial" w:cs="Arial" w:eastAsia="Arial" w:hAnsi="Arial"/>
-                <w:color w:val="1F4E47"/>
+                <w:color w:val="1B1F24"/>
                 <w:sz w:val="21"/>
                 <w:szCs w:val="21"/>
               </w:rPr>
@@ -4782,7 +4676,7 @@
             <w:r>
               <w:rPr>
                 <w:rFonts w:ascii="Arial" w:cs="Arial" w:eastAsia="Arial" w:hAnsi="Arial"/>
-                <w:color w:val="1F4E47"/>
+                <w:color w:val="1B1F24"/>
                 <w:sz w:val="21"/>
                 <w:szCs w:val="21"/>
               </w:rPr>
@@ -4796,7 +4690,7 @@
             <w:r>
               <w:rPr>
                 <w:rFonts w:ascii="Arial" w:cs="Arial" w:eastAsia="Arial" w:hAnsi="Arial"/>
-                <w:color w:val="1F4E47"/>
+                <w:color w:val="1B1F24"/>
                 <w:sz w:val="21"/>
                 <w:szCs w:val="21"/>
               </w:rPr>
@@ -4810,7 +4704,7 @@
             <w:r>
               <w:rPr>
                 <w:rFonts w:ascii="Arial" w:cs="Arial" w:eastAsia="Arial" w:hAnsi="Arial"/>
-                <w:color w:val="1F4E47"/>
+                <w:color w:val="1B1F24"/>
                 <w:sz w:val="21"/>
                 <w:szCs w:val="21"/>
               </w:rPr>
@@ -4833,26 +4727,23 @@
       </w:pPr>
       <w:r>
         <w:rPr>
-          <w:rFonts w:ascii="Arial" w:cs="Arial" w:eastAsia="Arial" w:hAnsi="Arial"/>
-          <w:b/>
-          <w:bCs/>
-          <w:color w:val="F2B134"/>
-          <w:sz w:val="26"/>
-          <w:szCs w:val="26"/>
-          <w:shd w:fill="1F4E47" w:color="auto" w:val="clear"/>
+          <w:rFonts w:ascii="Cambria" w:cs="Cambria" w:eastAsia="Cambria" w:hAnsi="Cambria"/>
+          <w:i/>
+          <w:iCs/>
+          <w:color w:val="A67C3D"/>
+          <w:sz w:val="30"/>
+          <w:szCs w:val="30"/>
         </w:rPr>
-        <w:t xml:space="preserve"> C7 </w:t>
+        <w:t xml:space="preserve">C7</w:t>
       </w:r>
       <w:r>
         <w:rPr>
-          <w:rFonts w:ascii="Arial" w:cs="Arial" w:eastAsia="Arial" w:hAnsi="Arial"/>
-          <w:b/>
-          <w:bCs/>
-          <w:color w:val="1F4E47"/>
-          <w:sz w:val="30"/>
-          <w:szCs w:val="30"/>
+          <w:rFonts w:ascii="Cambria" w:cs="Cambria" w:eastAsia="Cambria" w:hAnsi="Cambria"/>
+          <w:color w:val="1B1F24"/>
+          <w:sz w:val="32"/>
+          <w:szCs w:val="32"/>
         </w:rPr>
-        <w:t xml:space="preserve">  Xây dựng tiêu chí đánh giá (rubric)</w:t>
+        <w:t xml:space="preserve">   Xây dựng tiêu chí đánh giá (rubric)</w:t>
       </w:r>
     </w:p>
     <w:tbl>
@@ -4883,7 +4774,7 @@
               <w:bottom w:val="none" w:color="FFFFFF" w:sz="0"/>
               <w:right w:val="none" w:color="FFFFFF" w:sz="0"/>
             </w:tcBorders>
-            <w:shd w:fill="E9EFEE" w:color="auto" w:val="clear"/>
+            <w:shd w:fill="F7F5F0" w:color="auto" w:val="clear"/>
             <w:tcMar>
               <w:top w:type="dxa" w:w="160"/>
               <w:left w:type="dxa" w:w="220"/>
@@ -4898,24 +4789,22 @@
             <w:r>
               <w:rPr>
                 <w:rFonts w:ascii="Arial" w:cs="Arial" w:eastAsia="Arial" w:hAnsi="Arial"/>
-                <w:b/>
-                <w:bCs/>
-                <w:color w:val="1F4E47"/>
-                <w:sz w:val="18"/>
-                <w:szCs w:val="18"/>
-                <w:shd w:fill="F2B134" w:color="auto" w:val="clear"/>
-              </w:rPr>
-              <w:t xml:space="preserve"> CÂU LỆNH GỐC: CHẤM TRÒ CHƠI SCRATCH </w:t>
-            </w:r>
-          </w:p>
-          <w:p>
-            <w:pPr>
-              <w:spacing w:after="60" w:line="290"/>
-            </w:pPr>
-            <w:r>
-              <w:rPr>
-                <w:rFonts w:ascii="Arial" w:cs="Arial" w:eastAsia="Arial" w:hAnsi="Arial"/>
-                <w:color w:val="1F4E47"/>
+                <w:color w:val="A67C3D"/>
+                <w:spacing w:val="40"/>
+                <w:sz w:val="16"/>
+                <w:szCs w:val="16"/>
+              </w:rPr>
+              <w:t xml:space="preserve">CÂU LỆNH GỐC: CHẤM TRÒ CHƠI SCRATCH</w:t>
+            </w:r>
+          </w:p>
+          <w:p>
+            <w:pPr>
+              <w:spacing w:after="60" w:line="290"/>
+            </w:pPr>
+            <w:r>
+              <w:rPr>
+                <w:rFonts w:ascii="Arial" w:cs="Arial" w:eastAsia="Arial" w:hAnsi="Arial"/>
+                <w:color w:val="1B1F24"/>
                 <w:sz w:val="21"/>
                 <w:szCs w:val="21"/>
               </w:rPr>
@@ -4929,7 +4818,7 @@
             <w:r>
               <w:rPr>
                 <w:rFonts w:ascii="Arial" w:cs="Arial" w:eastAsia="Arial" w:hAnsi="Arial"/>
-                <w:color w:val="1F4E47"/>
+                <w:color w:val="1B1F24"/>
                 <w:sz w:val="21"/>
                 <w:szCs w:val="21"/>
               </w:rPr>
@@ -4943,7 +4832,7 @@
             <w:r>
               <w:rPr>
                 <w:rFonts w:ascii="Arial" w:cs="Arial" w:eastAsia="Arial" w:hAnsi="Arial"/>
-                <w:color w:val="1F4E47"/>
+                <w:color w:val="1B1F24"/>
                 <w:sz w:val="21"/>
                 <w:szCs w:val="21"/>
               </w:rPr>
@@ -4957,7 +4846,7 @@
             <w:r>
               <w:rPr>
                 <w:rFonts w:ascii="Arial" w:cs="Arial" w:eastAsia="Arial" w:hAnsi="Arial"/>
-                <w:color w:val="1F4E47"/>
+                <w:color w:val="1B1F24"/>
                 <w:sz w:val="21"/>
                 <w:szCs w:val="21"/>
               </w:rPr>
@@ -4971,7 +4860,7 @@
             <w:r>
               <w:rPr>
                 <w:rFonts w:ascii="Arial" w:cs="Arial" w:eastAsia="Arial" w:hAnsi="Arial"/>
-                <w:color w:val="1F4E47"/>
+                <w:color w:val="1B1F24"/>
                 <w:sz w:val="21"/>
                 <w:szCs w:val="21"/>
               </w:rPr>
@@ -4985,7 +4874,7 @@
             <w:r>
               <w:rPr>
                 <w:rFonts w:ascii="Arial" w:cs="Arial" w:eastAsia="Arial" w:hAnsi="Arial"/>
-                <w:color w:val="1F4E47"/>
+                <w:color w:val="1B1F24"/>
                 <w:sz w:val="21"/>
                 <w:szCs w:val="21"/>
               </w:rPr>
@@ -4999,7 +4888,7 @@
             <w:r>
               <w:rPr>
                 <w:rFonts w:ascii="Arial" w:cs="Arial" w:eastAsia="Arial" w:hAnsi="Arial"/>
-                <w:color w:val="1F4E47"/>
+                <w:color w:val="1B1F24"/>
                 <w:sz w:val="21"/>
                 <w:szCs w:val="21"/>
               </w:rPr>
@@ -5013,7 +4902,7 @@
             <w:r>
               <w:rPr>
                 <w:rFonts w:ascii="Arial" w:cs="Arial" w:eastAsia="Arial" w:hAnsi="Arial"/>
-                <w:color w:val="1F4E47"/>
+                <w:color w:val="1B1F24"/>
                 <w:sz w:val="21"/>
                 <w:szCs w:val="21"/>
               </w:rPr>
@@ -5027,7 +4916,7 @@
             <w:r>
               <w:rPr>
                 <w:rFonts w:ascii="Arial" w:cs="Arial" w:eastAsia="Arial" w:hAnsi="Arial"/>
-                <w:color w:val="1F4E47"/>
+                <w:color w:val="1B1F24"/>
                 <w:sz w:val="21"/>
                 <w:szCs w:val="21"/>
               </w:rPr>
@@ -5069,10 +4958,10 @@
             <w:tcBorders>
               <w:top w:val="none" w:color="FFFFFF" w:sz="0"/>
               <w:left w:val="none" w:color="FFFFFF" w:sz="0"/>
-              <w:bottom w:val="none" w:color="FFFFFF" w:sz="0"/>
-              <w:right w:val="none" w:color="FFFFFF" w:sz="0"/>
-            </w:tcBorders>
-            <w:shd w:fill="F2B134" w:color="auto" w:val="clear"/>
+              <w:bottom w:val="single" w:color="A67C3D" w:sz="4"/>
+              <w:right w:val="none" w:color="FFFFFF" w:sz="0"/>
+            </w:tcBorders>
+            <w:shd w:fill="FFFFFF" w:color="auto" w:val="clear"/>
             <w:tcMar>
               <w:top w:type="dxa" w:w="80"/>
               <w:left w:type="dxa" w:w="200"/>
@@ -5087,11 +4976,10 @@
             <w:r>
               <w:rPr>
                 <w:rFonts w:ascii="Arial" w:cs="Arial" w:eastAsia="Arial" w:hAnsi="Arial"/>
-                <w:b/>
-                <w:bCs/>
-                <w:color w:val="1F4E47"/>
-                <w:sz w:val="18"/>
-                <w:szCs w:val="18"/>
+                <w:color w:val="A67C3D"/>
+                <w:spacing w:val="40"/>
+                <w:sz w:val="16"/>
+                <w:szCs w:val="16"/>
               </w:rPr>
               <w:t xml:space="preserve">ĐỔI CHO LỚP CỦA THẦY CÔ</w:t>
             </w:r>
@@ -5111,7 +4999,7 @@
               <w:bottom w:val="single" w:color="FFFFFF" w:sz="8"/>
               <w:right w:val="none" w:color="FFFFFF" w:sz="0"/>
             </w:tcBorders>
-            <w:shd w:fill="1F4E47" w:color="auto" w:val="clear"/>
+            <w:shd w:fill="1B1F24" w:color="auto" w:val="clear"/>
             <w:tcMar>
               <w:top w:type="dxa" w:w="100"/>
               <w:left w:type="dxa" w:w="200"/>
@@ -5146,7 +5034,7 @@
               <w:bottom w:val="none" w:color="FFFFFF" w:sz="0"/>
               <w:right w:val="none" w:color="FFFFFF" w:sz="0"/>
             </w:tcBorders>
-            <w:shd w:fill="E9EFEE" w:color="auto" w:val="clear"/>
+            <w:shd w:fill="F7F5F0" w:color="auto" w:val="clear"/>
             <w:tcMar>
               <w:top w:type="dxa" w:w="100"/>
               <w:left w:type="dxa" w:w="200"/>
@@ -5162,7 +5050,7 @@
             <w:r>
               <w:rPr>
                 <w:rFonts w:ascii="Arial" w:cs="Arial" w:eastAsia="Arial" w:hAnsi="Arial"/>
-                <w:color w:val="1F4E47"/>
+                <w:color w:val="1B1F24"/>
                 <w:sz w:val="20"/>
                 <w:szCs w:val="20"/>
               </w:rPr>
@@ -5184,7 +5072,7 @@
               <w:bottom w:val="single" w:color="FFFFFF" w:sz="8"/>
               <w:right w:val="none" w:color="FFFFFF" w:sz="0"/>
             </w:tcBorders>
-            <w:shd w:fill="1F4E47" w:color="auto" w:val="clear"/>
+            <w:shd w:fill="1B1F24" w:color="auto" w:val="clear"/>
             <w:tcMar>
               <w:top w:type="dxa" w:w="100"/>
               <w:left w:type="dxa" w:w="200"/>
@@ -5235,7 +5123,7 @@
             <w:r>
               <w:rPr>
                 <w:rFonts w:ascii="Arial" w:cs="Arial" w:eastAsia="Arial" w:hAnsi="Arial"/>
-                <w:color w:val="1F4E47"/>
+                <w:color w:val="1B1F24"/>
                 <w:sz w:val="20"/>
                 <w:szCs w:val="20"/>
               </w:rPr>
@@ -5257,7 +5145,7 @@
               <w:bottom w:val="single" w:color="FFFFFF" w:sz="8"/>
               <w:right w:val="none" w:color="FFFFFF" w:sz="0"/>
             </w:tcBorders>
-            <w:shd w:fill="1F4E47" w:color="auto" w:val="clear"/>
+            <w:shd w:fill="1B1F24" w:color="auto" w:val="clear"/>
             <w:tcMar>
               <w:top w:type="dxa" w:w="100"/>
               <w:left w:type="dxa" w:w="200"/>
@@ -5292,7 +5180,7 @@
               <w:bottom w:val="none" w:color="FFFFFF" w:sz="0"/>
               <w:right w:val="none" w:color="FFFFFF" w:sz="0"/>
             </w:tcBorders>
-            <w:shd w:fill="E9EFEE" w:color="auto" w:val="clear"/>
+            <w:shd w:fill="F7F5F0" w:color="auto" w:val="clear"/>
             <w:tcMar>
               <w:top w:type="dxa" w:w="100"/>
               <w:left w:type="dxa" w:w="200"/>
@@ -5308,7 +5196,7 @@
             <w:r>
               <w:rPr>
                 <w:rFonts w:ascii="Arial" w:cs="Arial" w:eastAsia="Arial" w:hAnsi="Arial"/>
-                <w:color w:val="1F4E47"/>
+                <w:color w:val="1B1F24"/>
                 <w:sz w:val="20"/>
                 <w:szCs w:val="20"/>
               </w:rPr>
@@ -5331,26 +5219,23 @@
       </w:pPr>
       <w:r>
         <w:rPr>
-          <w:rFonts w:ascii="Arial" w:cs="Arial" w:eastAsia="Arial" w:hAnsi="Arial"/>
-          <w:b/>
-          <w:bCs/>
-          <w:color w:val="F2B134"/>
-          <w:sz w:val="26"/>
-          <w:szCs w:val="26"/>
-          <w:shd w:fill="1F4E47" w:color="auto" w:val="clear"/>
+          <w:rFonts w:ascii="Cambria" w:cs="Cambria" w:eastAsia="Cambria" w:hAnsi="Cambria"/>
+          <w:i/>
+          <w:iCs/>
+          <w:color w:val="A67C3D"/>
+          <w:sz w:val="30"/>
+          <w:szCs w:val="30"/>
         </w:rPr>
-        <w:t xml:space="preserve"> C8 </w:t>
+        <w:t xml:space="preserve">C8</w:t>
       </w:r>
       <w:r>
         <w:rPr>
-          <w:rFonts w:ascii="Arial" w:cs="Arial" w:eastAsia="Arial" w:hAnsi="Arial"/>
-          <w:b/>
-          <w:bCs/>
-          <w:color w:val="1F4E47"/>
-          <w:sz w:val="30"/>
-          <w:szCs w:val="30"/>
+          <w:rFonts w:ascii="Cambria" w:cs="Cambria" w:eastAsia="Cambria" w:hAnsi="Cambria"/>
+          <w:color w:val="1B1F24"/>
+          <w:sz w:val="32"/>
+          <w:szCs w:val="32"/>
         </w:rPr>
-        <w:t xml:space="preserve">  Đề kiểm tra có công thức toán: xuất sang Overleaf</w:t>
+        <w:t xml:space="preserve">   Đề kiểm tra có công thức toán: xuất sang Overleaf</w:t>
       </w:r>
     </w:p>
     <w:tbl>
@@ -5381,7 +5266,7 @@
               <w:bottom w:val="none" w:color="FFFFFF" w:sz="0"/>
               <w:right w:val="none" w:color="FFFFFF" w:sz="0"/>
             </w:tcBorders>
-            <w:shd w:fill="E9EFEE" w:color="auto" w:val="clear"/>
+            <w:shd w:fill="F7F5F0" w:color="auto" w:val="clear"/>
             <w:tcMar>
               <w:top w:type="dxa" w:w="160"/>
               <w:left w:type="dxa" w:w="220"/>
@@ -5396,24 +5281,22 @@
             <w:r>
               <w:rPr>
                 <w:rFonts w:ascii="Arial" w:cs="Arial" w:eastAsia="Arial" w:hAnsi="Arial"/>
-                <w:b/>
-                <w:bCs/>
-                <w:color w:val="1F4E47"/>
-                <w:sz w:val="18"/>
-                <w:szCs w:val="18"/>
-                <w:shd w:fill="F2B134" w:color="auto" w:val="clear"/>
-              </w:rPr>
-              <w:t xml:space="preserve"> CÂU LỆNH GỐC </w:t>
-            </w:r>
-          </w:p>
-          <w:p>
-            <w:pPr>
-              <w:spacing w:after="60" w:line="290"/>
-            </w:pPr>
-            <w:r>
-              <w:rPr>
-                <w:rFonts w:ascii="Arial" w:cs="Arial" w:eastAsia="Arial" w:hAnsi="Arial"/>
-                <w:color w:val="1F4E47"/>
+                <w:color w:val="A67C3D"/>
+                <w:spacing w:val="40"/>
+                <w:sz w:val="16"/>
+                <w:szCs w:val="16"/>
+              </w:rPr>
+              <w:t xml:space="preserve">CÂU LỆNH GỐC</w:t>
+            </w:r>
+          </w:p>
+          <w:p>
+            <w:pPr>
+              <w:spacing w:after="60" w:line="290"/>
+            </w:pPr>
+            <w:r>
+              <w:rPr>
+                <w:rFonts w:ascii="Arial" w:cs="Arial" w:eastAsia="Arial" w:hAnsi="Arial"/>
+                <w:color w:val="1B1F24"/>
                 <w:sz w:val="21"/>
                 <w:szCs w:val="21"/>
               </w:rPr>
@@ -5427,7 +5310,7 @@
             <w:r>
               <w:rPr>
                 <w:rFonts w:ascii="Arial" w:cs="Arial" w:eastAsia="Arial" w:hAnsi="Arial"/>
-                <w:color w:val="1F4E47"/>
+                <w:color w:val="1B1F24"/>
                 <w:sz w:val="21"/>
                 <w:szCs w:val="21"/>
               </w:rPr>
@@ -5450,26 +5333,23 @@
       </w:pPr>
       <w:r>
         <w:rPr>
-          <w:rFonts w:ascii="Arial" w:cs="Arial" w:eastAsia="Arial" w:hAnsi="Arial"/>
-          <w:b/>
-          <w:bCs/>
-          <w:color w:val="F2B134"/>
-          <w:sz w:val="26"/>
-          <w:szCs w:val="26"/>
-          <w:shd w:fill="1F4E47" w:color="auto" w:val="clear"/>
+          <w:rFonts w:ascii="Cambria" w:cs="Cambria" w:eastAsia="Cambria" w:hAnsi="Cambria"/>
+          <w:i/>
+          <w:iCs/>
+          <w:color w:val="A67C3D"/>
+          <w:sz w:val="30"/>
+          <w:szCs w:val="30"/>
         </w:rPr>
-        <w:t xml:space="preserve"> C9 </w:t>
+        <w:t xml:space="preserve">C9</w:t>
       </w:r>
       <w:r>
         <w:rPr>
-          <w:rFonts w:ascii="Arial" w:cs="Arial" w:eastAsia="Arial" w:hAnsi="Arial"/>
-          <w:b/>
-          <w:bCs/>
-          <w:color w:val="1F4E47"/>
-          <w:sz w:val="30"/>
-          <w:szCs w:val="30"/>
+          <w:rFonts w:ascii="Cambria" w:cs="Cambria" w:eastAsia="Cambria" w:hAnsi="Cambria"/>
+          <w:color w:val="1B1F24"/>
+          <w:sz w:val="32"/>
+          <w:szCs w:val="32"/>
         </w:rPr>
-        <w:t xml:space="preserve">  Tìm kiếm và phân tích thông tin</w:t>
+        <w:t xml:space="preserve">   Tìm kiếm và phân tích thông tin</w:t>
       </w:r>
     </w:p>
     <w:tbl>
@@ -5500,7 +5380,7 @@
               <w:bottom w:val="none" w:color="FFFFFF" w:sz="0"/>
               <w:right w:val="none" w:color="FFFFFF" w:sz="0"/>
             </w:tcBorders>
-            <w:shd w:fill="E9EFEE" w:color="auto" w:val="clear"/>
+            <w:shd w:fill="F7F5F0" w:color="auto" w:val="clear"/>
             <w:tcMar>
               <w:top w:type="dxa" w:w="160"/>
               <w:left w:type="dxa" w:w="220"/>
@@ -5515,24 +5395,22 @@
             <w:r>
               <w:rPr>
                 <w:rFonts w:ascii="Arial" w:cs="Arial" w:eastAsia="Arial" w:hAnsi="Arial"/>
-                <w:b/>
-                <w:bCs/>
-                <w:color w:val="1F4E47"/>
-                <w:sz w:val="18"/>
-                <w:szCs w:val="18"/>
-                <w:shd w:fill="F2B134" w:color="auto" w:val="clear"/>
-              </w:rPr>
-              <w:t xml:space="preserve"> CÂU LỆNH TÌM KIẾM THÔNG TIN </w:t>
-            </w:r>
-          </w:p>
-          <w:p>
-            <w:pPr>
-              <w:spacing w:after="60" w:line="290"/>
-            </w:pPr>
-            <w:r>
-              <w:rPr>
-                <w:rFonts w:ascii="Arial" w:cs="Arial" w:eastAsia="Arial" w:hAnsi="Arial"/>
-                <w:color w:val="1F4E47"/>
+                <w:color w:val="A67C3D"/>
+                <w:spacing w:val="40"/>
+                <w:sz w:val="16"/>
+                <w:szCs w:val="16"/>
+              </w:rPr>
+              <w:t xml:space="preserve">CÂU LỆNH TÌM KIẾM THÔNG TIN</w:t>
+            </w:r>
+          </w:p>
+          <w:p>
+            <w:pPr>
+              <w:spacing w:after="60" w:line="290"/>
+            </w:pPr>
+            <w:r>
+              <w:rPr>
+                <w:rFonts w:ascii="Arial" w:cs="Arial" w:eastAsia="Arial" w:hAnsi="Arial"/>
+                <w:color w:val="1B1F24"/>
                 <w:sz w:val="21"/>
                 <w:szCs w:val="21"/>
               </w:rPr>
@@ -5575,7 +5453,7 @@
               <w:bottom w:val="none" w:color="FFFFFF" w:sz="0"/>
               <w:right w:val="none" w:color="FFFFFF" w:sz="0"/>
             </w:tcBorders>
-            <w:shd w:fill="E9EFEE" w:color="auto" w:val="clear"/>
+            <w:shd w:fill="F7F5F0" w:color="auto" w:val="clear"/>
             <w:tcMar>
               <w:top w:type="dxa" w:w="160"/>
               <w:left w:type="dxa" w:w="220"/>
@@ -5590,24 +5468,22 @@
             <w:r>
               <w:rPr>
                 <w:rFonts w:ascii="Arial" w:cs="Arial" w:eastAsia="Arial" w:hAnsi="Arial"/>
-                <w:b/>
-                <w:bCs/>
-                <w:color w:val="1F4E47"/>
-                <w:sz w:val="18"/>
-                <w:szCs w:val="18"/>
-                <w:shd w:fill="F2B134" w:color="auto" w:val="clear"/>
-              </w:rPr>
-              <w:t xml:space="preserve"> CÂU LỆNH PHÂN TÍCH THÔNG TIN (HỎI TIẾP) </w:t>
-            </w:r>
-          </w:p>
-          <w:p>
-            <w:pPr>
-              <w:spacing w:after="60" w:line="290"/>
-            </w:pPr>
-            <w:r>
-              <w:rPr>
-                <w:rFonts w:ascii="Arial" w:cs="Arial" w:eastAsia="Arial" w:hAnsi="Arial"/>
-                <w:color w:val="1F4E47"/>
+                <w:color w:val="A67C3D"/>
+                <w:spacing w:val="40"/>
+                <w:sz w:val="16"/>
+                <w:szCs w:val="16"/>
+              </w:rPr>
+              <w:t xml:space="preserve">CÂU LỆNH PHÂN TÍCH THÔNG TIN (HỎI TIẾP)</w:t>
+            </w:r>
+          </w:p>
+          <w:p>
+            <w:pPr>
+              <w:spacing w:after="60" w:line="290"/>
+            </w:pPr>
+            <w:r>
+              <w:rPr>
+                <w:rFonts w:ascii="Arial" w:cs="Arial" w:eastAsia="Arial" w:hAnsi="Arial"/>
+                <w:color w:val="1B1F24"/>
                 <w:sz w:val="21"/>
                 <w:szCs w:val="21"/>
               </w:rPr>
@@ -5629,14 +5505,12 @@
       <w:r>
         <w:rPr>
           <w:rFonts w:ascii="Arial" w:cs="Arial" w:eastAsia="Arial" w:hAnsi="Arial"/>
-          <w:b/>
-          <w:bCs/>
-          <w:color w:val="1F4E47"/>
-          <w:sz w:val="22"/>
-          <w:szCs w:val="22"/>
-          <w:shd w:fill="F2B134" w:color="auto" w:val="clear"/>
+          <w:color w:val="A67C3D"/>
+          <w:spacing w:val="60"/>
+          <w:sz w:val="18"/>
+          <w:szCs w:val="18"/>
         </w:rPr>
-        <w:t xml:space="preserve"> PHẦN D </w:t>
+        <w:t xml:space="preserve">PHẦN D</w:t>
       </w:r>
     </w:p>
     <w:p>
@@ -5646,12 +5520,10 @@
       </w:pPr>
       <w:r>
         <w:rPr>
-          <w:rFonts w:ascii="Arial" w:cs="Arial" w:eastAsia="Arial" w:hAnsi="Arial"/>
-          <w:b/>
-          <w:bCs/>
-          <w:color w:val="1F4E47"/>
-          <w:sz w:val="44"/>
-          <w:szCs w:val="44"/>
+          <w:rFonts w:ascii="Cambria" w:cs="Cambria" w:eastAsia="Cambria" w:hAnsi="Cambria"/>
+          <w:color w:val="1B1F24"/>
+          <w:sz w:val="48"/>
+          <w:szCs w:val="48"/>
         </w:rPr>
         <w:t xml:space="preserve">Buổi 3 · Sản phẩm đa phương tiện</w:t>
       </w:r>
@@ -5664,26 +5536,23 @@
       </w:pPr>
       <w:r>
         <w:rPr>
-          <w:rFonts w:ascii="Arial" w:cs="Arial" w:eastAsia="Arial" w:hAnsi="Arial"/>
-          <w:b/>
-          <w:bCs/>
-          <w:color w:val="F2B134"/>
-          <w:sz w:val="26"/>
-          <w:szCs w:val="26"/>
-          <w:shd w:fill="1F4E47" w:color="auto" w:val="clear"/>
+          <w:rFonts w:ascii="Cambria" w:cs="Cambria" w:eastAsia="Cambria" w:hAnsi="Cambria"/>
+          <w:i/>
+          <w:iCs/>
+          <w:color w:val="A67C3D"/>
+          <w:sz w:val="30"/>
+          <w:szCs w:val="30"/>
         </w:rPr>
-        <w:t xml:space="preserve"> D1 </w:t>
+        <w:t xml:space="preserve">D1</w:t>
       </w:r>
       <w:r>
         <w:rPr>
-          <w:rFonts w:ascii="Arial" w:cs="Arial" w:eastAsia="Arial" w:hAnsi="Arial"/>
-          <w:b/>
-          <w:bCs/>
-          <w:color w:val="1F4E47"/>
-          <w:sz w:val="30"/>
-          <w:szCs w:val="30"/>
+          <w:rFonts w:ascii="Cambria" w:cs="Cambria" w:eastAsia="Cambria" w:hAnsi="Cambria"/>
+          <w:color w:val="1B1F24"/>
+          <w:sz w:val="32"/>
+          <w:szCs w:val="32"/>
         </w:rPr>
-        <w:t xml:space="preserve">  Tạo ảnh với các phong cách</w:t>
+        <w:t xml:space="preserve">   Tạo ảnh với các phong cách</w:t>
       </w:r>
     </w:p>
     <w:tbl>
@@ -5714,7 +5583,7 @@
               <w:bottom w:val="none" w:color="FFFFFF" w:sz="0"/>
               <w:right w:val="none" w:color="FFFFFF" w:sz="0"/>
             </w:tcBorders>
-            <w:shd w:fill="E9EFEE" w:color="auto" w:val="clear"/>
+            <w:shd w:fill="F7F5F0" w:color="auto" w:val="clear"/>
             <w:tcMar>
               <w:top w:type="dxa" w:w="160"/>
               <w:left w:type="dxa" w:w="220"/>
@@ -5729,24 +5598,22 @@
             <w:r>
               <w:rPr>
                 <w:rFonts w:ascii="Arial" w:cs="Arial" w:eastAsia="Arial" w:hAnsi="Arial"/>
-                <w:b/>
-                <w:bCs/>
-                <w:color w:val="1F4E47"/>
-                <w:sz w:val="18"/>
-                <w:szCs w:val="18"/>
-                <w:shd w:fill="F2B134" w:color="auto" w:val="clear"/>
-              </w:rPr>
-              <w:t xml:space="preserve"> CÂU LỆNH GỐC: ĐỔI PHẦN [...] THÀNH TÊN PHONG CÁCH </w:t>
-            </w:r>
-          </w:p>
-          <w:p>
-            <w:pPr>
-              <w:spacing w:after="60" w:line="290"/>
-            </w:pPr>
-            <w:r>
-              <w:rPr>
-                <w:rFonts w:ascii="Arial" w:cs="Arial" w:eastAsia="Arial" w:hAnsi="Arial"/>
-                <w:color w:val="1F4E47"/>
+                <w:color w:val="A67C3D"/>
+                <w:spacing w:val="40"/>
+                <w:sz w:val="16"/>
+                <w:szCs w:val="16"/>
+              </w:rPr>
+              <w:t xml:space="preserve">CÂU LỆNH GỐC: ĐỔI PHẦN [...] THÀNH TÊN PHONG CÁCH</w:t>
+            </w:r>
+          </w:p>
+          <w:p>
+            <w:pPr>
+              <w:spacing w:after="60" w:line="290"/>
+            </w:pPr>
+            <w:r>
+              <w:rPr>
+                <w:rFonts w:ascii="Arial" w:cs="Arial" w:eastAsia="Arial" w:hAnsi="Arial"/>
+                <w:color w:val="1B1F24"/>
                 <w:sz w:val="21"/>
                 <w:szCs w:val="21"/>
               </w:rPr>
@@ -5789,7 +5656,7 @@
               <w:bottom w:val="none" w:color="FFFFFF" w:sz="0"/>
               <w:right w:val="none" w:color="FFFFFF" w:sz="0"/>
             </w:tcBorders>
-            <w:shd w:fill="E9EFEE" w:color="auto" w:val="clear"/>
+            <w:shd w:fill="F7F5F0" w:color="auto" w:val="clear"/>
             <w:tcMar>
               <w:top w:type="dxa" w:w="160"/>
               <w:left w:type="dxa" w:w="220"/>
@@ -5804,24 +5671,22 @@
             <w:r>
               <w:rPr>
                 <w:rFonts w:ascii="Arial" w:cs="Arial" w:eastAsia="Arial" w:hAnsi="Arial"/>
-                <w:b/>
-                <w:bCs/>
-                <w:color w:val="1F4E47"/>
-                <w:sz w:val="18"/>
-                <w:szCs w:val="18"/>
-                <w:shd w:fill="F2B134" w:color="auto" w:val="clear"/>
-              </w:rPr>
-              <w:t xml:space="preserve"> CÂU LỆNH TẠO ẢNH THỰC HÀNH </w:t>
-            </w:r>
-          </w:p>
-          <w:p>
-            <w:pPr>
-              <w:spacing w:after="60" w:line="290"/>
-            </w:pPr>
-            <w:r>
-              <w:rPr>
-                <w:rFonts w:ascii="Arial" w:cs="Arial" w:eastAsia="Arial" w:hAnsi="Arial"/>
-                <w:color w:val="1F4E47"/>
+                <w:color w:val="A67C3D"/>
+                <w:spacing w:val="40"/>
+                <w:sz w:val="16"/>
+                <w:szCs w:val="16"/>
+              </w:rPr>
+              <w:t xml:space="preserve">CÂU LỆNH TẠO ẢNH THỰC HÀNH</w:t>
+            </w:r>
+          </w:p>
+          <w:p>
+            <w:pPr>
+              <w:spacing w:after="60" w:line="290"/>
+            </w:pPr>
+            <w:r>
+              <w:rPr>
+                <w:rFonts w:ascii="Arial" w:cs="Arial" w:eastAsia="Arial" w:hAnsi="Arial"/>
+                <w:color w:val="1B1F24"/>
                 <w:sz w:val="21"/>
                 <w:szCs w:val="21"/>
               </w:rPr>
@@ -5863,10 +5728,10 @@
             <w:tcBorders>
               <w:top w:val="none" w:color="FFFFFF" w:sz="0"/>
               <w:left w:val="none" w:color="FFFFFF" w:sz="0"/>
-              <w:bottom w:val="none" w:color="FFFFFF" w:sz="0"/>
-              <w:right w:val="none" w:color="FFFFFF" w:sz="0"/>
-            </w:tcBorders>
-            <w:shd w:fill="F2B134" w:color="auto" w:val="clear"/>
+              <w:bottom w:val="single" w:color="A67C3D" w:sz="4"/>
+              <w:right w:val="none" w:color="FFFFFF" w:sz="0"/>
+            </w:tcBorders>
+            <w:shd w:fill="FFFFFF" w:color="auto" w:val="clear"/>
             <w:tcMar>
               <w:top w:type="dxa" w:w="80"/>
               <w:left w:type="dxa" w:w="200"/>
@@ -5881,11 +5746,10 @@
             <w:r>
               <w:rPr>
                 <w:rFonts w:ascii="Arial" w:cs="Arial" w:eastAsia="Arial" w:hAnsi="Arial"/>
-                <w:b/>
-                <w:bCs/>
-                <w:color w:val="1F4E47"/>
-                <w:sz w:val="18"/>
-                <w:szCs w:val="18"/>
+                <w:color w:val="A67C3D"/>
+                <w:spacing w:val="40"/>
+                <w:sz w:val="16"/>
+                <w:szCs w:val="16"/>
               </w:rPr>
               <w:t xml:space="preserve">ĐỔI CHO LỚP CỦA THẦY CÔ</w:t>
             </w:r>
@@ -5905,7 +5769,7 @@
               <w:bottom w:val="single" w:color="FFFFFF" w:sz="8"/>
               <w:right w:val="none" w:color="FFFFFF" w:sz="0"/>
             </w:tcBorders>
-            <w:shd w:fill="1F4E47" w:color="auto" w:val="clear"/>
+            <w:shd w:fill="1B1F24" w:color="auto" w:val="clear"/>
             <w:tcMar>
               <w:top w:type="dxa" w:w="100"/>
               <w:left w:type="dxa" w:w="200"/>
@@ -5940,7 +5804,7 @@
               <w:bottom w:val="none" w:color="FFFFFF" w:sz="0"/>
               <w:right w:val="none" w:color="FFFFFF" w:sz="0"/>
             </w:tcBorders>
-            <w:shd w:fill="E9EFEE" w:color="auto" w:val="clear"/>
+            <w:shd w:fill="F7F5F0" w:color="auto" w:val="clear"/>
             <w:tcMar>
               <w:top w:type="dxa" w:w="100"/>
               <w:left w:type="dxa" w:w="200"/>
@@ -5956,7 +5820,7 @@
             <w:r>
               <w:rPr>
                 <w:rFonts w:ascii="Arial" w:cs="Arial" w:eastAsia="Arial" w:hAnsi="Arial"/>
-                <w:color w:val="1F4E47"/>
+                <w:color w:val="1B1F24"/>
                 <w:sz w:val="20"/>
                 <w:szCs w:val="20"/>
               </w:rPr>
@@ -5978,7 +5842,7 @@
               <w:bottom w:val="single" w:color="FFFFFF" w:sz="8"/>
               <w:right w:val="none" w:color="FFFFFF" w:sz="0"/>
             </w:tcBorders>
-            <w:shd w:fill="1F4E47" w:color="auto" w:val="clear"/>
+            <w:shd w:fill="1B1F24" w:color="auto" w:val="clear"/>
             <w:tcMar>
               <w:top w:type="dxa" w:w="100"/>
               <w:left w:type="dxa" w:w="200"/>
@@ -6029,7 +5893,7 @@
             <w:r>
               <w:rPr>
                 <w:rFonts w:ascii="Arial" w:cs="Arial" w:eastAsia="Arial" w:hAnsi="Arial"/>
-                <w:color w:val="1F4E47"/>
+                <w:color w:val="1B1F24"/>
                 <w:sz w:val="20"/>
                 <w:szCs w:val="20"/>
               </w:rPr>
@@ -6051,7 +5915,7 @@
               <w:bottom w:val="single" w:color="FFFFFF" w:sz="8"/>
               <w:right w:val="none" w:color="FFFFFF" w:sz="0"/>
             </w:tcBorders>
-            <w:shd w:fill="1F4E47" w:color="auto" w:val="clear"/>
+            <w:shd w:fill="1B1F24" w:color="auto" w:val="clear"/>
             <w:tcMar>
               <w:top w:type="dxa" w:w="100"/>
               <w:left w:type="dxa" w:w="200"/>
@@ -6086,7 +5950,7 @@
               <w:bottom w:val="none" w:color="FFFFFF" w:sz="0"/>
               <w:right w:val="none" w:color="FFFFFF" w:sz="0"/>
             </w:tcBorders>
-            <w:shd w:fill="E9EFEE" w:color="auto" w:val="clear"/>
+            <w:shd w:fill="F7F5F0" w:color="auto" w:val="clear"/>
             <w:tcMar>
               <w:top w:type="dxa" w:w="100"/>
               <w:left w:type="dxa" w:w="200"/>
@@ -6102,7 +5966,7 @@
             <w:r>
               <w:rPr>
                 <w:rFonts w:ascii="Arial" w:cs="Arial" w:eastAsia="Arial" w:hAnsi="Arial"/>
-                <w:color w:val="1F4E47"/>
+                <w:color w:val="1B1F24"/>
                 <w:sz w:val="20"/>
                 <w:szCs w:val="20"/>
               </w:rPr>
@@ -6125,26 +5989,23 @@
       </w:pPr>
       <w:r>
         <w:rPr>
-          <w:rFonts w:ascii="Arial" w:cs="Arial" w:eastAsia="Arial" w:hAnsi="Arial"/>
-          <w:b/>
-          <w:bCs/>
-          <w:color w:val="F2B134"/>
-          <w:sz w:val="26"/>
-          <w:szCs w:val="26"/>
-          <w:shd w:fill="1F4E47" w:color="auto" w:val="clear"/>
+          <w:rFonts w:ascii="Cambria" w:cs="Cambria" w:eastAsia="Cambria" w:hAnsi="Cambria"/>
+          <w:i/>
+          <w:iCs/>
+          <w:color w:val="A67C3D"/>
+          <w:sz w:val="30"/>
+          <w:szCs w:val="30"/>
         </w:rPr>
-        <w:t xml:space="preserve"> D2 </w:t>
+        <w:t xml:space="preserve">D2</w:t>
       </w:r>
       <w:r>
         <w:rPr>
-          <w:rFonts w:ascii="Arial" w:cs="Arial" w:eastAsia="Arial" w:hAnsi="Arial"/>
-          <w:b/>
-          <w:bCs/>
-          <w:color w:val="1F4E47"/>
-          <w:sz w:val="30"/>
-          <w:szCs w:val="30"/>
+          <w:rFonts w:ascii="Cambria" w:cs="Cambria" w:eastAsia="Cambria" w:hAnsi="Cambria"/>
+          <w:color w:val="1B1F24"/>
+          <w:sz w:val="32"/>
+          <w:szCs w:val="32"/>
         </w:rPr>
-        <w:t xml:space="preserve">  Biến nét vẽ thành ảnh chân thật và prompt đảo ngược cho ảnh</w:t>
+        <w:t xml:space="preserve">   Biến nét vẽ thành ảnh chân thật và prompt đảo ngược cho ảnh</w:t>
       </w:r>
     </w:p>
     <w:tbl>
@@ -6175,7 +6036,7 @@
               <w:bottom w:val="none" w:color="FFFFFF" w:sz="0"/>
               <w:right w:val="none" w:color="FFFFFF" w:sz="0"/>
             </w:tcBorders>
-            <w:shd w:fill="E9EFEE" w:color="auto" w:val="clear"/>
+            <w:shd w:fill="F7F5F0" w:color="auto" w:val="clear"/>
             <w:tcMar>
               <w:top w:type="dxa" w:w="160"/>
               <w:left w:type="dxa" w:w="220"/>
@@ -6190,24 +6051,22 @@
             <w:r>
               <w:rPr>
                 <w:rFonts w:ascii="Arial" w:cs="Arial" w:eastAsia="Arial" w:hAnsi="Arial"/>
-                <w:b/>
-                <w:bCs/>
-                <w:color w:val="1F4E47"/>
-                <w:sz w:val="18"/>
-                <w:szCs w:val="18"/>
-                <w:shd w:fill="F2B134" w:color="auto" w:val="clear"/>
-              </w:rPr>
-              <w:t xml:space="preserve"> CÂU LỆNH · PROMPT BIẾN NÉT VẼ THÀNH ẢNH CHÂN THẬT </w:t>
-            </w:r>
-          </w:p>
-          <w:p>
-            <w:pPr>
-              <w:spacing w:after="60" w:line="290"/>
-            </w:pPr>
-            <w:r>
-              <w:rPr>
-                <w:rFonts w:ascii="Arial" w:cs="Arial" w:eastAsia="Arial" w:hAnsi="Arial"/>
-                <w:color w:val="1F4E47"/>
+                <w:color w:val="A67C3D"/>
+                <w:spacing w:val="40"/>
+                <w:sz w:val="16"/>
+                <w:szCs w:val="16"/>
+              </w:rPr>
+              <w:t xml:space="preserve">CÂU LỆNH · PROMPT BIẾN NÉT VẼ THÀNH ẢNH CHÂN THẬT</w:t>
+            </w:r>
+          </w:p>
+          <w:p>
+            <w:pPr>
+              <w:spacing w:after="60" w:line="290"/>
+            </w:pPr>
+            <w:r>
+              <w:rPr>
+                <w:rFonts w:ascii="Arial" w:cs="Arial" w:eastAsia="Arial" w:hAnsi="Arial"/>
+                <w:color w:val="1B1F24"/>
                 <w:sz w:val="21"/>
                 <w:szCs w:val="21"/>
               </w:rPr>
@@ -6250,7 +6109,7 @@
               <w:bottom w:val="none" w:color="FFFFFF" w:sz="0"/>
               <w:right w:val="none" w:color="FFFFFF" w:sz="0"/>
             </w:tcBorders>
-            <w:shd w:fill="E9EFEE" w:color="auto" w:val="clear"/>
+            <w:shd w:fill="F7F5F0" w:color="auto" w:val="clear"/>
             <w:tcMar>
               <w:top w:type="dxa" w:w="160"/>
               <w:left w:type="dxa" w:w="220"/>
@@ -6265,24 +6124,22 @@
             <w:r>
               <w:rPr>
                 <w:rFonts w:ascii="Arial" w:cs="Arial" w:eastAsia="Arial" w:hAnsi="Arial"/>
-                <w:b/>
-                <w:bCs/>
-                <w:color w:val="1F4E47"/>
-                <w:sz w:val="18"/>
-                <w:szCs w:val="18"/>
-                <w:shd w:fill="F2B134" w:color="auto" w:val="clear"/>
-              </w:rPr>
-              <w:t xml:space="preserve"> CÂU LỆNH · PROMPT ĐẢO NGƯỢC CHO ẢNH </w:t>
-            </w:r>
-          </w:p>
-          <w:p>
-            <w:pPr>
-              <w:spacing w:after="60" w:line="290"/>
-            </w:pPr>
-            <w:r>
-              <w:rPr>
-                <w:rFonts w:ascii="Arial" w:cs="Arial" w:eastAsia="Arial" w:hAnsi="Arial"/>
-                <w:color w:val="1F4E47"/>
+                <w:color w:val="A67C3D"/>
+                <w:spacing w:val="40"/>
+                <w:sz w:val="16"/>
+                <w:szCs w:val="16"/>
+              </w:rPr>
+              <w:t xml:space="preserve">CÂU LỆNH · PROMPT ĐẢO NGƯỢC CHO ẢNH</w:t>
+            </w:r>
+          </w:p>
+          <w:p>
+            <w:pPr>
+              <w:spacing w:after="60" w:line="290"/>
+            </w:pPr>
+            <w:r>
+              <w:rPr>
+                <w:rFonts w:ascii="Arial" w:cs="Arial" w:eastAsia="Arial" w:hAnsi="Arial"/>
+                <w:color w:val="1B1F24"/>
                 <w:sz w:val="21"/>
                 <w:szCs w:val="21"/>
               </w:rPr>
@@ -6305,26 +6162,23 @@
       </w:pPr>
       <w:r>
         <w:rPr>
-          <w:rFonts w:ascii="Arial" w:cs="Arial" w:eastAsia="Arial" w:hAnsi="Arial"/>
-          <w:b/>
-          <w:bCs/>
-          <w:color w:val="F2B134"/>
-          <w:sz w:val="26"/>
-          <w:szCs w:val="26"/>
-          <w:shd w:fill="1F4E47" w:color="auto" w:val="clear"/>
+          <w:rFonts w:ascii="Cambria" w:cs="Cambria" w:eastAsia="Cambria" w:hAnsi="Cambria"/>
+          <w:i/>
+          <w:iCs/>
+          <w:color w:val="A67C3D"/>
+          <w:sz w:val="30"/>
+          <w:szCs w:val="30"/>
         </w:rPr>
-        <w:t xml:space="preserve"> D3 </w:t>
+        <w:t xml:space="preserve">D3</w:t>
       </w:r>
       <w:r>
         <w:rPr>
-          <w:rFonts w:ascii="Arial" w:cs="Arial" w:eastAsia="Arial" w:hAnsi="Arial"/>
-          <w:b/>
-          <w:bCs/>
-          <w:color w:val="1F4E47"/>
-          <w:sz w:val="30"/>
-          <w:szCs w:val="30"/>
+          <w:rFonts w:ascii="Cambria" w:cs="Cambria" w:eastAsia="Cambria" w:hAnsi="Cambria"/>
+          <w:color w:val="1B1F24"/>
+          <w:sz w:val="32"/>
+          <w:szCs w:val="32"/>
         </w:rPr>
-        <w:t xml:space="preserve">  Tạo trò chơi, mô phỏng học tập</w:t>
+        <w:t xml:space="preserve">   Tạo trò chơi, mô phỏng học tập</w:t>
       </w:r>
     </w:p>
     <w:tbl>
@@ -6355,7 +6209,7 @@
               <w:bottom w:val="none" w:color="FFFFFF" w:sz="0"/>
               <w:right w:val="none" w:color="FFFFFF" w:sz="0"/>
             </w:tcBorders>
-            <w:shd w:fill="E9EFEE" w:color="auto" w:val="clear"/>
+            <w:shd w:fill="F7F5F0" w:color="auto" w:val="clear"/>
             <w:tcMar>
               <w:top w:type="dxa" w:w="160"/>
               <w:left w:type="dxa" w:w="220"/>
@@ -6370,24 +6224,22 @@
             <w:r>
               <w:rPr>
                 <w:rFonts w:ascii="Arial" w:cs="Arial" w:eastAsia="Arial" w:hAnsi="Arial"/>
-                <w:b/>
-                <w:bCs/>
-                <w:color w:val="1F4E47"/>
-                <w:sz w:val="18"/>
-                <w:szCs w:val="18"/>
-                <w:shd w:fill="F2B134" w:color="auto" w:val="clear"/>
-              </w:rPr>
-              <w:t xml:space="preserve"> CÂU LỆNH GỐC TRÊN CANVA (MẦM NON) </w:t>
-            </w:r>
-          </w:p>
-          <w:p>
-            <w:pPr>
-              <w:spacing w:after="60" w:line="290"/>
-            </w:pPr>
-            <w:r>
-              <w:rPr>
-                <w:rFonts w:ascii="Arial" w:cs="Arial" w:eastAsia="Arial" w:hAnsi="Arial"/>
-                <w:color w:val="1F4E47"/>
+                <w:color w:val="A67C3D"/>
+                <w:spacing w:val="40"/>
+                <w:sz w:val="16"/>
+                <w:szCs w:val="16"/>
+              </w:rPr>
+              <w:t xml:space="preserve">CÂU LỆNH GỐC TRÊN CANVA (MẦM NON)</w:t>
+            </w:r>
+          </w:p>
+          <w:p>
+            <w:pPr>
+              <w:spacing w:after="60" w:line="290"/>
+            </w:pPr>
+            <w:r>
+              <w:rPr>
+                <w:rFonts w:ascii="Arial" w:cs="Arial" w:eastAsia="Arial" w:hAnsi="Arial"/>
+                <w:color w:val="1B1F24"/>
                 <w:sz w:val="21"/>
                 <w:szCs w:val="21"/>
               </w:rPr>
@@ -6430,7 +6282,7 @@
               <w:bottom w:val="none" w:color="FFFFFF" w:sz="0"/>
               <w:right w:val="none" w:color="FFFFFF" w:sz="0"/>
             </w:tcBorders>
-            <w:shd w:fill="E9EFEE" w:color="auto" w:val="clear"/>
+            <w:shd w:fill="F7F5F0" w:color="auto" w:val="clear"/>
             <w:tcMar>
               <w:top w:type="dxa" w:w="160"/>
               <w:left w:type="dxa" w:w="220"/>
@@ -6445,24 +6297,22 @@
             <w:r>
               <w:rPr>
                 <w:rFonts w:ascii="Arial" w:cs="Arial" w:eastAsia="Arial" w:hAnsi="Arial"/>
-                <w:b/>
-                <w:bCs/>
-                <w:color w:val="1F4E47"/>
-                <w:sz w:val="18"/>
-                <w:szCs w:val="18"/>
-                <w:shd w:fill="F2B134" w:color="auto" w:val="clear"/>
-              </w:rPr>
-              <w:t xml:space="preserve"> CÂU LỆNH GỐC TRÊN GEMINI (VẬT LÝ) </w:t>
-            </w:r>
-          </w:p>
-          <w:p>
-            <w:pPr>
-              <w:spacing w:after="60" w:line="290"/>
-            </w:pPr>
-            <w:r>
-              <w:rPr>
-                <w:rFonts w:ascii="Arial" w:cs="Arial" w:eastAsia="Arial" w:hAnsi="Arial"/>
-                <w:color w:val="1F4E47"/>
+                <w:color w:val="A67C3D"/>
+                <w:spacing w:val="40"/>
+                <w:sz w:val="16"/>
+                <w:szCs w:val="16"/>
+              </w:rPr>
+              <w:t xml:space="preserve">CÂU LỆNH GỐC TRÊN GEMINI (VẬT LÝ)</w:t>
+            </w:r>
+          </w:p>
+          <w:p>
+            <w:pPr>
+              <w:spacing w:after="60" w:line="290"/>
+            </w:pPr>
+            <w:r>
+              <w:rPr>
+                <w:rFonts w:ascii="Arial" w:cs="Arial" w:eastAsia="Arial" w:hAnsi="Arial"/>
+                <w:color w:val="1B1F24"/>
                 <w:sz w:val="21"/>
                 <w:szCs w:val="21"/>
               </w:rPr>
@@ -6504,10 +6354,10 @@
             <w:tcBorders>
               <w:top w:val="none" w:color="FFFFFF" w:sz="0"/>
               <w:left w:val="none" w:color="FFFFFF" w:sz="0"/>
-              <w:bottom w:val="none" w:color="FFFFFF" w:sz="0"/>
-              <w:right w:val="none" w:color="FFFFFF" w:sz="0"/>
-            </w:tcBorders>
-            <w:shd w:fill="F2B134" w:color="auto" w:val="clear"/>
+              <w:bottom w:val="single" w:color="A67C3D" w:sz="4"/>
+              <w:right w:val="none" w:color="FFFFFF" w:sz="0"/>
+            </w:tcBorders>
+            <w:shd w:fill="FFFFFF" w:color="auto" w:val="clear"/>
             <w:tcMar>
               <w:top w:type="dxa" w:w="80"/>
               <w:left w:type="dxa" w:w="200"/>
@@ -6522,11 +6372,10 @@
             <w:r>
               <w:rPr>
                 <w:rFonts w:ascii="Arial" w:cs="Arial" w:eastAsia="Arial" w:hAnsi="Arial"/>
-                <w:b/>
-                <w:bCs/>
-                <w:color w:val="1F4E47"/>
-                <w:sz w:val="18"/>
-                <w:szCs w:val="18"/>
+                <w:color w:val="A67C3D"/>
+                <w:spacing w:val="40"/>
+                <w:sz w:val="16"/>
+                <w:szCs w:val="16"/>
               </w:rPr>
               <w:t xml:space="preserve">ĐỔI CHO LỚP CỦA THẦY CÔ</w:t>
             </w:r>
@@ -6546,7 +6395,7 @@
               <w:bottom w:val="single" w:color="FFFFFF" w:sz="8"/>
               <w:right w:val="none" w:color="FFFFFF" w:sz="0"/>
             </w:tcBorders>
-            <w:shd w:fill="1F4E47" w:color="auto" w:val="clear"/>
+            <w:shd w:fill="1B1F24" w:color="auto" w:val="clear"/>
             <w:tcMar>
               <w:top w:type="dxa" w:w="100"/>
               <w:left w:type="dxa" w:w="200"/>
@@ -6581,7 +6430,7 @@
               <w:bottom w:val="none" w:color="FFFFFF" w:sz="0"/>
               <w:right w:val="none" w:color="FFFFFF" w:sz="0"/>
             </w:tcBorders>
-            <w:shd w:fill="E9EFEE" w:color="auto" w:val="clear"/>
+            <w:shd w:fill="F7F5F0" w:color="auto" w:val="clear"/>
             <w:tcMar>
               <w:top w:type="dxa" w:w="100"/>
               <w:left w:type="dxa" w:w="200"/>
@@ -6597,7 +6446,7 @@
             <w:r>
               <w:rPr>
                 <w:rFonts w:ascii="Arial" w:cs="Arial" w:eastAsia="Arial" w:hAnsi="Arial"/>
-                <w:color w:val="1F4E47"/>
+                <w:color w:val="1B1F24"/>
                 <w:sz w:val="20"/>
                 <w:szCs w:val="20"/>
               </w:rPr>
@@ -6619,7 +6468,7 @@
               <w:bottom w:val="single" w:color="FFFFFF" w:sz="8"/>
               <w:right w:val="none" w:color="FFFFFF" w:sz="0"/>
             </w:tcBorders>
-            <w:shd w:fill="1F4E47" w:color="auto" w:val="clear"/>
+            <w:shd w:fill="1B1F24" w:color="auto" w:val="clear"/>
             <w:tcMar>
               <w:top w:type="dxa" w:w="100"/>
               <w:left w:type="dxa" w:w="200"/>
@@ -6670,7 +6519,7 @@
             <w:r>
               <w:rPr>
                 <w:rFonts w:ascii="Arial" w:cs="Arial" w:eastAsia="Arial" w:hAnsi="Arial"/>
-                <w:color w:val="1F4E47"/>
+                <w:color w:val="1B1F24"/>
                 <w:sz w:val="20"/>
                 <w:szCs w:val="20"/>
               </w:rPr>
@@ -6692,7 +6541,7 @@
               <w:bottom w:val="single" w:color="FFFFFF" w:sz="8"/>
               <w:right w:val="none" w:color="FFFFFF" w:sz="0"/>
             </w:tcBorders>
-            <w:shd w:fill="1F4E47" w:color="auto" w:val="clear"/>
+            <w:shd w:fill="1B1F24" w:color="auto" w:val="clear"/>
             <w:tcMar>
               <w:top w:type="dxa" w:w="100"/>
               <w:left w:type="dxa" w:w="200"/>
@@ -6727,7 +6576,7 @@
               <w:bottom w:val="none" w:color="FFFFFF" w:sz="0"/>
               <w:right w:val="none" w:color="FFFFFF" w:sz="0"/>
             </w:tcBorders>
-            <w:shd w:fill="E9EFEE" w:color="auto" w:val="clear"/>
+            <w:shd w:fill="F7F5F0" w:color="auto" w:val="clear"/>
             <w:tcMar>
               <w:top w:type="dxa" w:w="100"/>
               <w:left w:type="dxa" w:w="200"/>
@@ -6743,7 +6592,7 @@
             <w:r>
               <w:rPr>
                 <w:rFonts w:ascii="Arial" w:cs="Arial" w:eastAsia="Arial" w:hAnsi="Arial"/>
-                <w:color w:val="1F4E47"/>
+                <w:color w:val="1B1F24"/>
                 <w:sz w:val="20"/>
                 <w:szCs w:val="20"/>
               </w:rPr>
@@ -6766,26 +6615,23 @@
       </w:pPr>
       <w:r>
         <w:rPr>
-          <w:rFonts w:ascii="Arial" w:cs="Arial" w:eastAsia="Arial" w:hAnsi="Arial"/>
-          <w:b/>
-          <w:bCs/>
-          <w:color w:val="F2B134"/>
-          <w:sz w:val="26"/>
-          <w:szCs w:val="26"/>
-          <w:shd w:fill="1F4E47" w:color="auto" w:val="clear"/>
+          <w:rFonts w:ascii="Cambria" w:cs="Cambria" w:eastAsia="Cambria" w:hAnsi="Cambria"/>
+          <w:i/>
+          <w:iCs/>
+          <w:color w:val="A67C3D"/>
+          <w:sz w:val="30"/>
+          <w:szCs w:val="30"/>
         </w:rPr>
-        <w:t xml:space="preserve"> D4 </w:t>
+        <w:t xml:space="preserve">D4</w:t>
       </w:r>
       <w:r>
         <w:rPr>
-          <w:rFonts w:ascii="Arial" w:cs="Arial" w:eastAsia="Arial" w:hAnsi="Arial"/>
-          <w:b/>
-          <w:bCs/>
-          <w:color w:val="1F4E47"/>
-          <w:sz w:val="30"/>
-          <w:szCs w:val="30"/>
+          <w:rFonts w:ascii="Cambria" w:cs="Cambria" w:eastAsia="Cambria" w:hAnsi="Cambria"/>
+          <w:color w:val="1B1F24"/>
+          <w:sz w:val="32"/>
+          <w:szCs w:val="32"/>
         </w:rPr>
-        <w:t xml:space="preserve">  Truyện tranh nhiều cảnh</w:t>
+        <w:t xml:space="preserve">   Truyện tranh nhiều cảnh</w:t>
       </w:r>
     </w:p>
     <w:tbl>
@@ -6816,7 +6662,7 @@
               <w:bottom w:val="none" w:color="FFFFFF" w:sz="0"/>
               <w:right w:val="none" w:color="FFFFFF" w:sz="0"/>
             </w:tcBorders>
-            <w:shd w:fill="E9EFEE" w:color="auto" w:val="clear"/>
+            <w:shd w:fill="F7F5F0" w:color="auto" w:val="clear"/>
             <w:tcMar>
               <w:top w:type="dxa" w:w="160"/>
               <w:left w:type="dxa" w:w="220"/>
@@ -6831,24 +6677,22 @@
             <w:r>
               <w:rPr>
                 <w:rFonts w:ascii="Arial" w:cs="Arial" w:eastAsia="Arial" w:hAnsi="Arial"/>
-                <w:b/>
-                <w:bCs/>
-                <w:color w:val="1F4E47"/>
-                <w:sz w:val="18"/>
-                <w:szCs w:val="18"/>
-                <w:shd w:fill="F2B134" w:color="auto" w:val="clear"/>
-              </w:rPr>
-              <w:t xml:space="preserve"> CÂU LỆNH GỐC (GOOGLE AI STUDIO HOẶC CHATGPT) </w:t>
-            </w:r>
-          </w:p>
-          <w:p>
-            <w:pPr>
-              <w:spacing w:after="60" w:line="290"/>
-            </w:pPr>
-            <w:r>
-              <w:rPr>
-                <w:rFonts w:ascii="Arial" w:cs="Arial" w:eastAsia="Arial" w:hAnsi="Arial"/>
-                <w:color w:val="1F4E47"/>
+                <w:color w:val="A67C3D"/>
+                <w:spacing w:val="40"/>
+                <w:sz w:val="16"/>
+                <w:szCs w:val="16"/>
+              </w:rPr>
+              <w:t xml:space="preserve">CÂU LỆNH GỐC (GOOGLE AI STUDIO HOẶC CHATGPT)</w:t>
+            </w:r>
+          </w:p>
+          <w:p>
+            <w:pPr>
+              <w:spacing w:after="60" w:line="290"/>
+            </w:pPr>
+            <w:r>
+              <w:rPr>
+                <w:rFonts w:ascii="Arial" w:cs="Arial" w:eastAsia="Arial" w:hAnsi="Arial"/>
+                <w:color w:val="1B1F24"/>
                 <w:sz w:val="21"/>
                 <w:szCs w:val="21"/>
               </w:rPr>
@@ -6891,7 +6735,7 @@
               <w:bottom w:val="none" w:color="FFFFFF" w:sz="0"/>
               <w:right w:val="none" w:color="FFFFFF" w:sz="0"/>
             </w:tcBorders>
-            <w:shd w:fill="E9EFEE" w:color="auto" w:val="clear"/>
+            <w:shd w:fill="F7F5F0" w:color="auto" w:val="clear"/>
             <w:tcMar>
               <w:top w:type="dxa" w:w="160"/>
               <w:left w:type="dxa" w:w="220"/>
@@ -6906,24 +6750,22 @@
             <w:r>
               <w:rPr>
                 <w:rFonts w:ascii="Arial" w:cs="Arial" w:eastAsia="Arial" w:hAnsi="Arial"/>
-                <w:b/>
-                <w:bCs/>
-                <w:color w:val="1F4E47"/>
-                <w:sz w:val="18"/>
-                <w:szCs w:val="18"/>
-                <w:shd w:fill="F2B134" w:color="auto" w:val="clear"/>
-              </w:rPr>
-              <w:t xml:space="preserve"> CÂU LỆNH · TRUYỆN CÓ NHIỀU NHÂN VẬT: GÁN MÃ SỐ CHO NHÂN VẬT </w:t>
-            </w:r>
-          </w:p>
-          <w:p>
-            <w:pPr>
-              <w:spacing w:after="60" w:line="290"/>
-            </w:pPr>
-            <w:r>
-              <w:rPr>
-                <w:rFonts w:ascii="Arial" w:cs="Arial" w:eastAsia="Arial" w:hAnsi="Arial"/>
-                <w:color w:val="1F4E47"/>
+                <w:color w:val="A67C3D"/>
+                <w:spacing w:val="40"/>
+                <w:sz w:val="16"/>
+                <w:szCs w:val="16"/>
+              </w:rPr>
+              <w:t xml:space="preserve">CÂU LỆNH · TRUYỆN CÓ NHIỀU NHÂN VẬT: GÁN MÃ SỐ CHO NHÂN VẬT</w:t>
+            </w:r>
+          </w:p>
+          <w:p>
+            <w:pPr>
+              <w:spacing w:after="60" w:line="290"/>
+            </w:pPr>
+            <w:r>
+              <w:rPr>
+                <w:rFonts w:ascii="Arial" w:cs="Arial" w:eastAsia="Arial" w:hAnsi="Arial"/>
+                <w:color w:val="1B1F24"/>
                 <w:sz w:val="21"/>
                 <w:szCs w:val="21"/>
               </w:rPr>
@@ -6946,26 +6788,23 @@
       </w:pPr>
       <w:r>
         <w:rPr>
-          <w:rFonts w:ascii="Arial" w:cs="Arial" w:eastAsia="Arial" w:hAnsi="Arial"/>
-          <w:b/>
-          <w:bCs/>
-          <w:color w:val="F2B134"/>
-          <w:sz w:val="26"/>
-          <w:szCs w:val="26"/>
-          <w:shd w:fill="1F4E47" w:color="auto" w:val="clear"/>
+          <w:rFonts w:ascii="Cambria" w:cs="Cambria" w:eastAsia="Cambria" w:hAnsi="Cambria"/>
+          <w:i/>
+          <w:iCs/>
+          <w:color w:val="A67C3D"/>
+          <w:sz w:val="30"/>
+          <w:szCs w:val="30"/>
         </w:rPr>
-        <w:t xml:space="preserve"> D5 </w:t>
+        <w:t xml:space="preserve">D5</w:t>
       </w:r>
       <w:r>
         <w:rPr>
-          <w:rFonts w:ascii="Arial" w:cs="Arial" w:eastAsia="Arial" w:hAnsi="Arial"/>
-          <w:b/>
-          <w:bCs/>
-          <w:color w:val="1F4E47"/>
-          <w:sz w:val="30"/>
-          <w:szCs w:val="30"/>
+          <w:rFonts w:ascii="Cambria" w:cs="Cambria" w:eastAsia="Cambria" w:hAnsi="Cambria"/>
+          <w:color w:val="1B1F24"/>
+          <w:sz w:val="32"/>
+          <w:szCs w:val="32"/>
         </w:rPr>
-        <w:t xml:space="preserve">  Sáng tác bài hát cho trẻ</w:t>
+        <w:t xml:space="preserve">   Sáng tác bài hát cho trẻ</w:t>
       </w:r>
     </w:p>
     <w:tbl>
@@ -6996,7 +6835,7 @@
               <w:bottom w:val="none" w:color="FFFFFF" w:sz="0"/>
               <w:right w:val="none" w:color="FFFFFF" w:sz="0"/>
             </w:tcBorders>
-            <w:shd w:fill="E9EFEE" w:color="auto" w:val="clear"/>
+            <w:shd w:fill="F7F5F0" w:color="auto" w:val="clear"/>
             <w:tcMar>
               <w:top w:type="dxa" w:w="160"/>
               <w:left w:type="dxa" w:w="220"/>
@@ -7011,24 +6850,22 @@
             <w:r>
               <w:rPr>
                 <w:rFonts w:ascii="Arial" w:cs="Arial" w:eastAsia="Arial" w:hAnsi="Arial"/>
-                <w:b/>
-                <w:bCs/>
-                <w:color w:val="1F4E47"/>
-                <w:sz w:val="18"/>
-                <w:szCs w:val="18"/>
-                <w:shd w:fill="F2B134" w:color="auto" w:val="clear"/>
-              </w:rPr>
-              <w:t xml:space="preserve"> CÂU LỆNH GỐC: DÁN VÀO CHATGPT HOẶC GEMINI ĐỂ VIẾT LỜI </w:t>
-            </w:r>
-          </w:p>
-          <w:p>
-            <w:pPr>
-              <w:spacing w:after="60" w:line="290"/>
-            </w:pPr>
-            <w:r>
-              <w:rPr>
-                <w:rFonts w:ascii="Arial" w:cs="Arial" w:eastAsia="Arial" w:hAnsi="Arial"/>
-                <w:color w:val="1F4E47"/>
+                <w:color w:val="A67C3D"/>
+                <w:spacing w:val="40"/>
+                <w:sz w:val="16"/>
+                <w:szCs w:val="16"/>
+              </w:rPr>
+              <w:t xml:space="preserve">CÂU LỆNH GỐC: DÁN VÀO CHATGPT HOẶC GEMINI ĐỂ VIẾT LỜI</w:t>
+            </w:r>
+          </w:p>
+          <w:p>
+            <w:pPr>
+              <w:spacing w:after="60" w:line="290"/>
+            </w:pPr>
+            <w:r>
+              <w:rPr>
+                <w:rFonts w:ascii="Arial" w:cs="Arial" w:eastAsia="Arial" w:hAnsi="Arial"/>
+                <w:color w:val="1B1F24"/>
                 <w:sz w:val="21"/>
                 <w:szCs w:val="21"/>
               </w:rPr>
@@ -7042,7 +6879,7 @@
             <w:r>
               <w:rPr>
                 <w:rFonts w:ascii="Arial" w:cs="Arial" w:eastAsia="Arial" w:hAnsi="Arial"/>
-                <w:color w:val="1F4E47"/>
+                <w:color w:val="1B1F24"/>
                 <w:sz w:val="21"/>
                 <w:szCs w:val="21"/>
               </w:rPr>
@@ -7056,7 +6893,7 @@
             <w:r>
               <w:rPr>
                 <w:rFonts w:ascii="Arial" w:cs="Arial" w:eastAsia="Arial" w:hAnsi="Arial"/>
-                <w:color w:val="1F4E47"/>
+                <w:color w:val="1B1F24"/>
                 <w:sz w:val="21"/>
                 <w:szCs w:val="21"/>
               </w:rPr>
@@ -7070,7 +6907,7 @@
             <w:r>
               <w:rPr>
                 <w:rFonts w:ascii="Arial" w:cs="Arial" w:eastAsia="Arial" w:hAnsi="Arial"/>
-                <w:color w:val="1F4E47"/>
+                <w:color w:val="1B1F24"/>
                 <w:sz w:val="21"/>
                 <w:szCs w:val="21"/>
               </w:rPr>
@@ -7084,7 +6921,7 @@
             <w:r>
               <w:rPr>
                 <w:rFonts w:ascii="Arial" w:cs="Arial" w:eastAsia="Arial" w:hAnsi="Arial"/>
-                <w:color w:val="1F4E47"/>
+                <w:color w:val="1B1F24"/>
                 <w:sz w:val="21"/>
                 <w:szCs w:val="21"/>
               </w:rPr>
@@ -7098,7 +6935,7 @@
             <w:r>
               <w:rPr>
                 <w:rFonts w:ascii="Arial" w:cs="Arial" w:eastAsia="Arial" w:hAnsi="Arial"/>
-                <w:color w:val="1F4E47"/>
+                <w:color w:val="1B1F24"/>
                 <w:sz w:val="21"/>
                 <w:szCs w:val="21"/>
               </w:rPr>
@@ -7112,7 +6949,7 @@
             <w:r>
               <w:rPr>
                 <w:rFonts w:ascii="Arial" w:cs="Arial" w:eastAsia="Arial" w:hAnsi="Arial"/>
-                <w:color w:val="1F4E47"/>
+                <w:color w:val="1B1F24"/>
                 <w:sz w:val="21"/>
                 <w:szCs w:val="21"/>
               </w:rPr>
@@ -7126,7 +6963,7 @@
             <w:r>
               <w:rPr>
                 <w:rFonts w:ascii="Arial" w:cs="Arial" w:eastAsia="Arial" w:hAnsi="Arial"/>
-                <w:color w:val="1F4E47"/>
+                <w:color w:val="1B1F24"/>
                 <w:sz w:val="21"/>
                 <w:szCs w:val="21"/>
               </w:rPr>
@@ -7140,7 +6977,7 @@
             <w:r>
               <w:rPr>
                 <w:rFonts w:ascii="Arial" w:cs="Arial" w:eastAsia="Arial" w:hAnsi="Arial"/>
-                <w:color w:val="1F4E47"/>
+                <w:color w:val="1B1F24"/>
                 <w:sz w:val="21"/>
                 <w:szCs w:val="21"/>
               </w:rPr>
@@ -7154,7 +6991,7 @@
             <w:r>
               <w:rPr>
                 <w:rFonts w:ascii="Arial" w:cs="Arial" w:eastAsia="Arial" w:hAnsi="Arial"/>
-                <w:color w:val="1F4E47"/>
+                <w:color w:val="1B1F24"/>
                 <w:sz w:val="21"/>
                 <w:szCs w:val="21"/>
               </w:rPr>
@@ -7168,7 +7005,7 @@
             <w:r>
               <w:rPr>
                 <w:rFonts w:ascii="Arial" w:cs="Arial" w:eastAsia="Arial" w:hAnsi="Arial"/>
-                <w:color w:val="1F4E47"/>
+                <w:color w:val="1B1F24"/>
                 <w:sz w:val="21"/>
                 <w:szCs w:val="21"/>
               </w:rPr>
@@ -7182,7 +7019,7 @@
             <w:r>
               <w:rPr>
                 <w:rFonts w:ascii="Arial" w:cs="Arial" w:eastAsia="Arial" w:hAnsi="Arial"/>
-                <w:color w:val="1F4E47"/>
+                <w:color w:val="1B1F24"/>
                 <w:sz w:val="21"/>
                 <w:szCs w:val="21"/>
               </w:rPr>
@@ -7225,7 +7062,7 @@
               <w:bottom w:val="none" w:color="FFFFFF" w:sz="0"/>
               <w:right w:val="none" w:color="FFFFFF" w:sz="0"/>
             </w:tcBorders>
-            <w:shd w:fill="E9EFEE" w:color="auto" w:val="clear"/>
+            <w:shd w:fill="F7F5F0" w:color="auto" w:val="clear"/>
             <w:tcMar>
               <w:top w:type="dxa" w:w="160"/>
               <w:left w:type="dxa" w:w="220"/>
@@ -7240,24 +7077,22 @@
             <w:r>
               <w:rPr>
                 <w:rFonts w:ascii="Arial" w:cs="Arial" w:eastAsia="Arial" w:hAnsi="Arial"/>
-                <w:b/>
-                <w:bCs/>
-                <w:color w:val="1F4E47"/>
-                <w:sz w:val="18"/>
-                <w:szCs w:val="18"/>
-                <w:shd w:fill="F2B134" w:color="auto" w:val="clear"/>
-              </w:rPr>
-              <w:t xml:space="preserve"> CÂU LỆNH · DÁN VÀO Ô STYLE OF MUSIC CỦA SUNO </w:t>
-            </w:r>
-          </w:p>
-          <w:p>
-            <w:pPr>
-              <w:spacing w:after="60" w:line="290"/>
-            </w:pPr>
-            <w:r>
-              <w:rPr>
-                <w:rFonts w:ascii="Arial" w:cs="Arial" w:eastAsia="Arial" w:hAnsi="Arial"/>
-                <w:color w:val="1F4E47"/>
+                <w:color w:val="A67C3D"/>
+                <w:spacing w:val="40"/>
+                <w:sz w:val="16"/>
+                <w:szCs w:val="16"/>
+              </w:rPr>
+              <w:t xml:space="preserve">CÂU LỆNH · DÁN VÀO Ô STYLE OF MUSIC CỦA SUNO</w:t>
+            </w:r>
+          </w:p>
+          <w:p>
+            <w:pPr>
+              <w:spacing w:after="60" w:line="290"/>
+            </w:pPr>
+            <w:r>
+              <w:rPr>
+                <w:rFonts w:ascii="Arial" w:cs="Arial" w:eastAsia="Arial" w:hAnsi="Arial"/>
+                <w:color w:val="1B1F24"/>
                 <w:sz w:val="21"/>
                 <w:szCs w:val="21"/>
               </w:rPr>
@@ -7280,26 +7115,23 @@
       </w:pPr>
       <w:r>
         <w:rPr>
-          <w:rFonts w:ascii="Arial" w:cs="Arial" w:eastAsia="Arial" w:hAnsi="Arial"/>
-          <w:b/>
-          <w:bCs/>
-          <w:color w:val="F2B134"/>
-          <w:sz w:val="26"/>
-          <w:szCs w:val="26"/>
-          <w:shd w:fill="1F4E47" w:color="auto" w:val="clear"/>
+          <w:rFonts w:ascii="Cambria" w:cs="Cambria" w:eastAsia="Cambria" w:hAnsi="Cambria"/>
+          <w:i/>
+          <w:iCs/>
+          <w:color w:val="A67C3D"/>
+          <w:sz w:val="30"/>
+          <w:szCs w:val="30"/>
         </w:rPr>
-        <w:t xml:space="preserve"> D6 </w:t>
+        <w:t xml:space="preserve">D6</w:t>
       </w:r>
       <w:r>
         <w:rPr>
-          <w:rFonts w:ascii="Arial" w:cs="Arial" w:eastAsia="Arial" w:hAnsi="Arial"/>
-          <w:b/>
-          <w:bCs/>
-          <w:color w:val="1F4E47"/>
-          <w:sz w:val="30"/>
-          <w:szCs w:val="30"/>
+          <w:rFonts w:ascii="Cambria" w:cs="Cambria" w:eastAsia="Cambria" w:hAnsi="Cambria"/>
+          <w:color w:val="1B1F24"/>
+          <w:sz w:val="32"/>
+          <w:szCs w:val="32"/>
         </w:rPr>
-        <w:t xml:space="preserve">  Tạo bài đọc và bài tập nhận diện câu lệnh lỗi</w:t>
+        <w:t xml:space="preserve">   Tạo bài đọc và bài tập nhận diện câu lệnh lỗi</w:t>
       </w:r>
     </w:p>
     <w:tbl>
@@ -7330,7 +7162,7 @@
               <w:bottom w:val="none" w:color="FFFFFF" w:sz="0"/>
               <w:right w:val="none" w:color="FFFFFF" w:sz="0"/>
             </w:tcBorders>
-            <w:shd w:fill="E9EFEE" w:color="auto" w:val="clear"/>
+            <w:shd w:fill="F7F5F0" w:color="auto" w:val="clear"/>
             <w:tcMar>
               <w:top w:type="dxa" w:w="160"/>
               <w:left w:type="dxa" w:w="220"/>
@@ -7345,24 +7177,22 @@
             <w:r>
               <w:rPr>
                 <w:rFonts w:ascii="Arial" w:cs="Arial" w:eastAsia="Arial" w:hAnsi="Arial"/>
-                <w:b/>
-                <w:bCs/>
-                <w:color w:val="1F4E47"/>
-                <w:sz w:val="18"/>
-                <w:szCs w:val="18"/>
-                <w:shd w:fill="F2B134" w:color="auto" w:val="clear"/>
-              </w:rPr>
-              <w:t xml:space="preserve"> CÂU LỆNH GỐC </w:t>
-            </w:r>
-          </w:p>
-          <w:p>
-            <w:pPr>
-              <w:spacing w:after="60" w:line="290"/>
-            </w:pPr>
-            <w:r>
-              <w:rPr>
-                <w:rFonts w:ascii="Arial" w:cs="Arial" w:eastAsia="Arial" w:hAnsi="Arial"/>
-                <w:color w:val="1F4E47"/>
+                <w:color w:val="A67C3D"/>
+                <w:spacing w:val="40"/>
+                <w:sz w:val="16"/>
+                <w:szCs w:val="16"/>
+              </w:rPr>
+              <w:t xml:space="preserve">CÂU LỆNH GỐC</w:t>
+            </w:r>
+          </w:p>
+          <w:p>
+            <w:pPr>
+              <w:spacing w:after="60" w:line="290"/>
+            </w:pPr>
+            <w:r>
+              <w:rPr>
+                <w:rFonts w:ascii="Arial" w:cs="Arial" w:eastAsia="Arial" w:hAnsi="Arial"/>
+                <w:color w:val="1B1F24"/>
                 <w:sz w:val="21"/>
                 <w:szCs w:val="21"/>
               </w:rPr>
@@ -7376,7 +7206,7 @@
             <w:r>
               <w:rPr>
                 <w:rFonts w:ascii="Arial" w:cs="Arial" w:eastAsia="Arial" w:hAnsi="Arial"/>
-                <w:color w:val="1F4E47"/>
+                <w:color w:val="1B1F24"/>
                 <w:sz w:val="21"/>
                 <w:szCs w:val="21"/>
               </w:rPr>
@@ -7390,7 +7220,7 @@
             <w:r>
               <w:rPr>
                 <w:rFonts w:ascii="Arial" w:cs="Arial" w:eastAsia="Arial" w:hAnsi="Arial"/>
-                <w:color w:val="1F4E47"/>
+                <w:color w:val="1B1F24"/>
                 <w:sz w:val="21"/>
                 <w:szCs w:val="21"/>
               </w:rPr>
@@ -7404,7 +7234,7 @@
             <w:r>
               <w:rPr>
                 <w:rFonts w:ascii="Arial" w:cs="Arial" w:eastAsia="Arial" w:hAnsi="Arial"/>
-                <w:color w:val="1F4E47"/>
+                <w:color w:val="1B1F24"/>
                 <w:sz w:val="21"/>
                 <w:szCs w:val="21"/>
               </w:rPr>
@@ -7418,7 +7248,7 @@
             <w:r>
               <w:rPr>
                 <w:rFonts w:ascii="Arial" w:cs="Arial" w:eastAsia="Arial" w:hAnsi="Arial"/>
-                <w:color w:val="1F4E47"/>
+                <w:color w:val="1B1F24"/>
                 <w:sz w:val="21"/>
                 <w:szCs w:val="21"/>
               </w:rPr>
@@ -7432,7 +7262,7 @@
             <w:r>
               <w:rPr>
                 <w:rFonts w:ascii="Arial" w:cs="Arial" w:eastAsia="Arial" w:hAnsi="Arial"/>
-                <w:color w:val="1F4E47"/>
+                <w:color w:val="1B1F24"/>
                 <w:sz w:val="21"/>
                 <w:szCs w:val="21"/>
               </w:rPr>
@@ -7446,7 +7276,7 @@
             <w:r>
               <w:rPr>
                 <w:rFonts w:ascii="Arial" w:cs="Arial" w:eastAsia="Arial" w:hAnsi="Arial"/>
-                <w:color w:val="1F4E47"/>
+                <w:color w:val="1B1F24"/>
                 <w:sz w:val="21"/>
                 <w:szCs w:val="21"/>
               </w:rPr>
@@ -7460,7 +7290,7 @@
             <w:r>
               <w:rPr>
                 <w:rFonts w:ascii="Arial" w:cs="Arial" w:eastAsia="Arial" w:hAnsi="Arial"/>
-                <w:color w:val="1F4E47"/>
+                <w:color w:val="1B1F24"/>
                 <w:sz w:val="21"/>
                 <w:szCs w:val="21"/>
               </w:rPr>
@@ -7474,7 +7304,7 @@
             <w:r>
               <w:rPr>
                 <w:rFonts w:ascii="Arial" w:cs="Arial" w:eastAsia="Arial" w:hAnsi="Arial"/>
-                <w:color w:val="1F4E47"/>
+                <w:color w:val="1B1F24"/>
                 <w:sz w:val="21"/>
                 <w:szCs w:val="21"/>
               </w:rPr>
@@ -7488,7 +7318,7 @@
             <w:r>
               <w:rPr>
                 <w:rFonts w:ascii="Arial" w:cs="Arial" w:eastAsia="Arial" w:hAnsi="Arial"/>
-                <w:color w:val="1F4E47"/>
+                <w:color w:val="1B1F24"/>
                 <w:sz w:val="21"/>
                 <w:szCs w:val="21"/>
               </w:rPr>
@@ -7531,7 +7361,7 @@
               <w:bottom w:val="none" w:color="FFFFFF" w:sz="0"/>
               <w:right w:val="none" w:color="FFFFFF" w:sz="0"/>
             </w:tcBorders>
-            <w:shd w:fill="E9EFEE" w:color="auto" w:val="clear"/>
+            <w:shd w:fill="F7F5F0" w:color="auto" w:val="clear"/>
             <w:tcMar>
               <w:top w:type="dxa" w:w="160"/>
               <w:left w:type="dxa" w:w="220"/>
@@ -7546,24 +7376,22 @@
             <w:r>
               <w:rPr>
                 <w:rFonts w:ascii="Arial" w:cs="Arial" w:eastAsia="Arial" w:hAnsi="Arial"/>
-                <w:b/>
-                <w:bCs/>
-                <w:color w:val="1F4E47"/>
-                <w:sz w:val="18"/>
-                <w:szCs w:val="18"/>
-                <w:shd w:fill="F2B134" w:color="auto" w:val="clear"/>
-              </w:rPr>
-              <w:t xml:space="preserve"> CÂU LỆNH · PHIÊN BẢN ĐÃ THỐNG NHẤT (DÙNG CHO LỚP 4-5) </w:t>
-            </w:r>
-          </w:p>
-          <w:p>
-            <w:pPr>
-              <w:spacing w:after="60" w:line="290"/>
-            </w:pPr>
-            <w:r>
-              <w:rPr>
-                <w:rFonts w:ascii="Arial" w:cs="Arial" w:eastAsia="Arial" w:hAnsi="Arial"/>
-                <w:color w:val="1F4E47"/>
+                <w:color w:val="A67C3D"/>
+                <w:spacing w:val="40"/>
+                <w:sz w:val="16"/>
+                <w:szCs w:val="16"/>
+              </w:rPr>
+              <w:t xml:space="preserve">CÂU LỆNH · PHIÊN BẢN ĐÃ THỐNG NHẤT (DÙNG CHO LỚP 4-5)</w:t>
+            </w:r>
+          </w:p>
+          <w:p>
+            <w:pPr>
+              <w:spacing w:after="60" w:line="290"/>
+            </w:pPr>
+            <w:r>
+              <w:rPr>
+                <w:rFonts w:ascii="Arial" w:cs="Arial" w:eastAsia="Arial" w:hAnsi="Arial"/>
+                <w:color w:val="1B1F24"/>
                 <w:sz w:val="21"/>
                 <w:szCs w:val="21"/>
               </w:rPr>
@@ -7577,7 +7405,7 @@
             <w:r>
               <w:rPr>
                 <w:rFonts w:ascii="Arial" w:cs="Arial" w:eastAsia="Arial" w:hAnsi="Arial"/>
-                <w:color w:val="1F4E47"/>
+                <w:color w:val="1B1F24"/>
                 <w:sz w:val="21"/>
                 <w:szCs w:val="21"/>
               </w:rPr>
@@ -7591,7 +7419,7 @@
             <w:r>
               <w:rPr>
                 <w:rFonts w:ascii="Arial" w:cs="Arial" w:eastAsia="Arial" w:hAnsi="Arial"/>
-                <w:color w:val="1F4E47"/>
+                <w:color w:val="1B1F24"/>
                 <w:sz w:val="21"/>
                 <w:szCs w:val="21"/>
               </w:rPr>
@@ -7605,7 +7433,7 @@
             <w:r>
               <w:rPr>
                 <w:rFonts w:ascii="Arial" w:cs="Arial" w:eastAsia="Arial" w:hAnsi="Arial"/>
-                <w:color w:val="1F4E47"/>
+                <w:color w:val="1B1F24"/>
                 <w:sz w:val="21"/>
                 <w:szCs w:val="21"/>
               </w:rPr>
@@ -7619,7 +7447,7 @@
             <w:r>
               <w:rPr>
                 <w:rFonts w:ascii="Arial" w:cs="Arial" w:eastAsia="Arial" w:hAnsi="Arial"/>
-                <w:color w:val="1F4E47"/>
+                <w:color w:val="1B1F24"/>
                 <w:sz w:val="21"/>
                 <w:szCs w:val="21"/>
               </w:rPr>
@@ -7633,7 +7461,7 @@
             <w:r>
               <w:rPr>
                 <w:rFonts w:ascii="Arial" w:cs="Arial" w:eastAsia="Arial" w:hAnsi="Arial"/>
-                <w:color w:val="1F4E47"/>
+                <w:color w:val="1B1F24"/>
                 <w:sz w:val="21"/>
                 <w:szCs w:val="21"/>
               </w:rPr>
@@ -7647,7 +7475,7 @@
             <w:r>
               <w:rPr>
                 <w:rFonts w:ascii="Arial" w:cs="Arial" w:eastAsia="Arial" w:hAnsi="Arial"/>
-                <w:color w:val="1F4E47"/>
+                <w:color w:val="1B1F24"/>
                 <w:sz w:val="21"/>
                 <w:szCs w:val="21"/>
               </w:rPr>
@@ -7661,7 +7489,7 @@
             <w:r>
               <w:rPr>
                 <w:rFonts w:ascii="Arial" w:cs="Arial" w:eastAsia="Arial" w:hAnsi="Arial"/>
-                <w:color w:val="1F4E47"/>
+                <w:color w:val="1B1F24"/>
                 <w:sz w:val="21"/>
                 <w:szCs w:val="21"/>
               </w:rPr>
@@ -7675,7 +7503,7 @@
             <w:r>
               <w:rPr>
                 <w:rFonts w:ascii="Arial" w:cs="Arial" w:eastAsia="Arial" w:hAnsi="Arial"/>
-                <w:color w:val="1F4E47"/>
+                <w:color w:val="1B1F24"/>
                 <w:sz w:val="21"/>
                 <w:szCs w:val="21"/>
               </w:rPr>
@@ -7689,7 +7517,7 @@
             <w:r>
               <w:rPr>
                 <w:rFonts w:ascii="Arial" w:cs="Arial" w:eastAsia="Arial" w:hAnsi="Arial"/>
-                <w:color w:val="1F4E47"/>
+                <w:color w:val="1B1F24"/>
                 <w:sz w:val="21"/>
                 <w:szCs w:val="21"/>
               </w:rPr>
@@ -7712,26 +7540,23 @@
       </w:pPr>
       <w:r>
         <w:rPr>
-          <w:rFonts w:ascii="Arial" w:cs="Arial" w:eastAsia="Arial" w:hAnsi="Arial"/>
-          <w:b/>
-          <w:bCs/>
-          <w:color w:val="F2B134"/>
-          <w:sz w:val="26"/>
-          <w:szCs w:val="26"/>
-          <w:shd w:fill="1F4E47" w:color="auto" w:val="clear"/>
+          <w:rFonts w:ascii="Cambria" w:cs="Cambria" w:eastAsia="Cambria" w:hAnsi="Cambria"/>
+          <w:i/>
+          <w:iCs/>
+          <w:color w:val="A67C3D"/>
+          <w:sz w:val="30"/>
+          <w:szCs w:val="30"/>
         </w:rPr>
-        <w:t xml:space="preserve"> D7 </w:t>
+        <w:t xml:space="preserve">D7</w:t>
       </w:r>
       <w:r>
         <w:rPr>
-          <w:rFonts w:ascii="Arial" w:cs="Arial" w:eastAsia="Arial" w:hAnsi="Arial"/>
-          <w:b/>
-          <w:bCs/>
-          <w:color w:val="1F4E47"/>
-          <w:sz w:val="30"/>
-          <w:szCs w:val="30"/>
+          <w:rFonts w:ascii="Cambria" w:cs="Cambria" w:eastAsia="Cambria" w:hAnsi="Cambria"/>
+          <w:color w:val="1B1F24"/>
+          <w:sz w:val="32"/>
+          <w:szCs w:val="32"/>
         </w:rPr>
-        <w:t xml:space="preserve">  Chỉ định phong cách đọc (tạo giọng đọc)</w:t>
+        <w:t xml:space="preserve">   Chỉ định phong cách đọc (tạo giọng đọc)</w:t>
       </w:r>
     </w:p>
     <w:tbl>
@@ -7762,7 +7587,7 @@
               <w:bottom w:val="none" w:color="FFFFFF" w:sz="0"/>
               <w:right w:val="none" w:color="FFFFFF" w:sz="0"/>
             </w:tcBorders>
-            <w:shd w:fill="E9EFEE" w:color="auto" w:val="clear"/>
+            <w:shd w:fill="F7F5F0" w:color="auto" w:val="clear"/>
             <w:tcMar>
               <w:top w:type="dxa" w:w="160"/>
               <w:left w:type="dxa" w:w="220"/>
@@ -7777,24 +7602,22 @@
             <w:r>
               <w:rPr>
                 <w:rFonts w:ascii="Arial" w:cs="Arial" w:eastAsia="Arial" w:hAnsi="Arial"/>
-                <w:b/>
-                <w:bCs/>
-                <w:color w:val="1F4E47"/>
-                <w:sz w:val="18"/>
-                <w:szCs w:val="18"/>
-                <w:shd w:fill="F2B134" w:color="auto" w:val="clear"/>
-              </w:rPr>
-              <w:t xml:space="preserve"> CÂU LỆNH GỐC (DÁN VÀO PHẦN HƯỚNG DẪN GIỌNG ĐỌC) </w:t>
-            </w:r>
-          </w:p>
-          <w:p>
-            <w:pPr>
-              <w:spacing w:after="60" w:line="290"/>
-            </w:pPr>
-            <w:r>
-              <w:rPr>
-                <w:rFonts w:ascii="Arial" w:cs="Arial" w:eastAsia="Arial" w:hAnsi="Arial"/>
-                <w:color w:val="1F4E47"/>
+                <w:color w:val="A67C3D"/>
+                <w:spacing w:val="40"/>
+                <w:sz w:val="16"/>
+                <w:szCs w:val="16"/>
+              </w:rPr>
+              <w:t xml:space="preserve">CÂU LỆNH GỐC (DÁN VÀO PHẦN HƯỚNG DẪN GIỌNG ĐỌC)</w:t>
+            </w:r>
+          </w:p>
+          <w:p>
+            <w:pPr>
+              <w:spacing w:after="60" w:line="290"/>
+            </w:pPr>
+            <w:r>
+              <w:rPr>
+                <w:rFonts w:ascii="Arial" w:cs="Arial" w:eastAsia="Arial" w:hAnsi="Arial"/>
+                <w:color w:val="1B1F24"/>
                 <w:sz w:val="21"/>
                 <w:szCs w:val="21"/>
               </w:rPr>
@@ -7808,7 +7631,7 @@
             <w:r>
               <w:rPr>
                 <w:rFonts w:ascii="Arial" w:cs="Arial" w:eastAsia="Arial" w:hAnsi="Arial"/>
-                <w:color w:val="1F4E47"/>
+                <w:color w:val="1B1F24"/>
                 <w:sz w:val="21"/>
                 <w:szCs w:val="21"/>
               </w:rPr>
@@ -7822,7 +7645,7 @@
             <w:r>
               <w:rPr>
                 <w:rFonts w:ascii="Arial" w:cs="Arial" w:eastAsia="Arial" w:hAnsi="Arial"/>
-                <w:color w:val="1F4E47"/>
+                <w:color w:val="1B1F24"/>
                 <w:sz w:val="21"/>
                 <w:szCs w:val="21"/>
               </w:rPr>
@@ -7836,7 +7659,7 @@
             <w:r>
               <w:rPr>
                 <w:rFonts w:ascii="Arial" w:cs="Arial" w:eastAsia="Arial" w:hAnsi="Arial"/>
-                <w:color w:val="1F4E47"/>
+                <w:color w:val="1B1F24"/>
                 <w:sz w:val="21"/>
                 <w:szCs w:val="21"/>
               </w:rPr>
@@ -7850,7 +7673,7 @@
             <w:r>
               <w:rPr>
                 <w:rFonts w:ascii="Arial" w:cs="Arial" w:eastAsia="Arial" w:hAnsi="Arial"/>
-                <w:color w:val="1F4E47"/>
+                <w:color w:val="1B1F24"/>
                 <w:sz w:val="21"/>
                 <w:szCs w:val="21"/>
               </w:rPr>
@@ -7864,7 +7687,7 @@
             <w:r>
               <w:rPr>
                 <w:rFonts w:ascii="Arial" w:cs="Arial" w:eastAsia="Arial" w:hAnsi="Arial"/>
-                <w:color w:val="1F4E47"/>
+                <w:color w:val="1B1F24"/>
                 <w:sz w:val="21"/>
                 <w:szCs w:val="21"/>
               </w:rPr>
@@ -7906,10 +7729,10 @@
             <w:tcBorders>
               <w:top w:val="none" w:color="FFFFFF" w:sz="0"/>
               <w:left w:val="none" w:color="FFFFFF" w:sz="0"/>
-              <w:bottom w:val="none" w:color="FFFFFF" w:sz="0"/>
-              <w:right w:val="none" w:color="FFFFFF" w:sz="0"/>
-            </w:tcBorders>
-            <w:shd w:fill="F2B134" w:color="auto" w:val="clear"/>
+              <w:bottom w:val="single" w:color="A67C3D" w:sz="4"/>
+              <w:right w:val="none" w:color="FFFFFF" w:sz="0"/>
+            </w:tcBorders>
+            <w:shd w:fill="FFFFFF" w:color="auto" w:val="clear"/>
             <w:tcMar>
               <w:top w:type="dxa" w:w="80"/>
               <w:left w:type="dxa" w:w="200"/>
@@ -7924,11 +7747,10 @@
             <w:r>
               <w:rPr>
                 <w:rFonts w:ascii="Arial" w:cs="Arial" w:eastAsia="Arial" w:hAnsi="Arial"/>
-                <w:b/>
-                <w:bCs/>
-                <w:color w:val="1F4E47"/>
-                <w:sz w:val="18"/>
-                <w:szCs w:val="18"/>
+                <w:color w:val="A67C3D"/>
+                <w:spacing w:val="40"/>
+                <w:sz w:val="16"/>
+                <w:szCs w:val="16"/>
               </w:rPr>
               <w:t xml:space="preserve">ĐỔI CHO LỚP CỦA THẦY CÔ</w:t>
             </w:r>
@@ -7948,7 +7770,7 @@
               <w:bottom w:val="single" w:color="FFFFFF" w:sz="8"/>
               <w:right w:val="none" w:color="FFFFFF" w:sz="0"/>
             </w:tcBorders>
-            <w:shd w:fill="1F4E47" w:color="auto" w:val="clear"/>
+            <w:shd w:fill="1B1F24" w:color="auto" w:val="clear"/>
             <w:tcMar>
               <w:top w:type="dxa" w:w="100"/>
               <w:left w:type="dxa" w:w="200"/>
@@ -7983,7 +7805,7 @@
               <w:bottom w:val="none" w:color="FFFFFF" w:sz="0"/>
               <w:right w:val="none" w:color="FFFFFF" w:sz="0"/>
             </w:tcBorders>
-            <w:shd w:fill="E9EFEE" w:color="auto" w:val="clear"/>
+            <w:shd w:fill="F7F5F0" w:color="auto" w:val="clear"/>
             <w:tcMar>
               <w:top w:type="dxa" w:w="100"/>
               <w:left w:type="dxa" w:w="200"/>
@@ -7999,7 +7821,7 @@
             <w:r>
               <w:rPr>
                 <w:rFonts w:ascii="Arial" w:cs="Arial" w:eastAsia="Arial" w:hAnsi="Arial"/>
-                <w:color w:val="1F4E47"/>
+                <w:color w:val="1B1F24"/>
                 <w:sz w:val="20"/>
                 <w:szCs w:val="20"/>
               </w:rPr>
@@ -8021,7 +7843,7 @@
               <w:bottom w:val="single" w:color="FFFFFF" w:sz="8"/>
               <w:right w:val="none" w:color="FFFFFF" w:sz="0"/>
             </w:tcBorders>
-            <w:shd w:fill="1F4E47" w:color="auto" w:val="clear"/>
+            <w:shd w:fill="1B1F24" w:color="auto" w:val="clear"/>
             <w:tcMar>
               <w:top w:type="dxa" w:w="100"/>
               <w:left w:type="dxa" w:w="200"/>
@@ -8072,7 +7894,7 @@
             <w:r>
               <w:rPr>
                 <w:rFonts w:ascii="Arial" w:cs="Arial" w:eastAsia="Arial" w:hAnsi="Arial"/>
-                <w:color w:val="1F4E47"/>
+                <w:color w:val="1B1F24"/>
                 <w:sz w:val="20"/>
                 <w:szCs w:val="20"/>
               </w:rPr>
@@ -8094,7 +7916,7 @@
               <w:bottom w:val="single" w:color="FFFFFF" w:sz="8"/>
               <w:right w:val="none" w:color="FFFFFF" w:sz="0"/>
             </w:tcBorders>
-            <w:shd w:fill="1F4E47" w:color="auto" w:val="clear"/>
+            <w:shd w:fill="1B1F24" w:color="auto" w:val="clear"/>
             <w:tcMar>
               <w:top w:type="dxa" w:w="100"/>
               <w:left w:type="dxa" w:w="200"/>
@@ -8129,7 +7951,7 @@
               <w:bottom w:val="none" w:color="FFFFFF" w:sz="0"/>
               <w:right w:val="none" w:color="FFFFFF" w:sz="0"/>
             </w:tcBorders>
-            <w:shd w:fill="E9EFEE" w:color="auto" w:val="clear"/>
+            <w:shd w:fill="F7F5F0" w:color="auto" w:val="clear"/>
             <w:tcMar>
               <w:top w:type="dxa" w:w="100"/>
               <w:left w:type="dxa" w:w="200"/>
@@ -8145,7 +7967,7 @@
             <w:r>
               <w:rPr>
                 <w:rFonts w:ascii="Arial" w:cs="Arial" w:eastAsia="Arial" w:hAnsi="Arial"/>
-                <w:color w:val="1F4E47"/>
+                <w:color w:val="1B1F24"/>
                 <w:sz w:val="20"/>
                 <w:szCs w:val="20"/>
               </w:rPr>
@@ -8168,26 +7990,23 @@
       </w:pPr>
       <w:r>
         <w:rPr>
-          <w:rFonts w:ascii="Arial" w:cs="Arial" w:eastAsia="Arial" w:hAnsi="Arial"/>
-          <w:b/>
-          <w:bCs/>
-          <w:color w:val="F2B134"/>
-          <w:sz w:val="26"/>
-          <w:szCs w:val="26"/>
-          <w:shd w:fill="1F4E47" w:color="auto" w:val="clear"/>
+          <w:rFonts w:ascii="Cambria" w:cs="Cambria" w:eastAsia="Cambria" w:hAnsi="Cambria"/>
+          <w:i/>
+          <w:iCs/>
+          <w:color w:val="A67C3D"/>
+          <w:sz w:val="30"/>
+          <w:szCs w:val="30"/>
         </w:rPr>
-        <w:t xml:space="preserve"> D8 </w:t>
+        <w:t xml:space="preserve">D8</w:t>
       </w:r>
       <w:r>
         <w:rPr>
-          <w:rFonts w:ascii="Arial" w:cs="Arial" w:eastAsia="Arial" w:hAnsi="Arial"/>
-          <w:b/>
-          <w:bCs/>
-          <w:color w:val="1F4E47"/>
-          <w:sz w:val="30"/>
-          <w:szCs w:val="30"/>
+          <w:rFonts w:ascii="Cambria" w:cs="Cambria" w:eastAsia="Cambria" w:hAnsi="Cambria"/>
+          <w:color w:val="1B1F24"/>
+          <w:sz w:val="32"/>
+          <w:szCs w:val="32"/>
         </w:rPr>
-        <w:t xml:space="preserve">  Tạo đoạn hội thoại hai giọng</w:t>
+        <w:t xml:space="preserve">   Tạo đoạn hội thoại hai giọng</w:t>
       </w:r>
     </w:p>
     <w:tbl>
@@ -8218,7 +8037,7 @@
               <w:bottom w:val="none" w:color="FFFFFF" w:sz="0"/>
               <w:right w:val="none" w:color="FFFFFF" w:sz="0"/>
             </w:tcBorders>
-            <w:shd w:fill="E9EFEE" w:color="auto" w:val="clear"/>
+            <w:shd w:fill="F7F5F0" w:color="auto" w:val="clear"/>
             <w:tcMar>
               <w:top w:type="dxa" w:w="160"/>
               <w:left w:type="dxa" w:w="220"/>
@@ -8233,24 +8052,22 @@
             <w:r>
               <w:rPr>
                 <w:rFonts w:ascii="Arial" w:cs="Arial" w:eastAsia="Arial" w:hAnsi="Arial"/>
-                <w:b/>
-                <w:bCs/>
-                <w:color w:val="1F4E47"/>
-                <w:sz w:val="18"/>
-                <w:szCs w:val="18"/>
-                <w:shd w:fill="F2B134" w:color="auto" w:val="clear"/>
-              </w:rPr>
-              <w:t xml:space="preserve"> CÂU LỆNH GỐC: NHỜ CHATGPT VIẾT KỊCH BẢN </w:t>
-            </w:r>
-          </w:p>
-          <w:p>
-            <w:pPr>
-              <w:spacing w:after="60" w:line="290"/>
-            </w:pPr>
-            <w:r>
-              <w:rPr>
-                <w:rFonts w:ascii="Arial" w:cs="Arial" w:eastAsia="Arial" w:hAnsi="Arial"/>
-                <w:color w:val="1F4E47"/>
+                <w:color w:val="A67C3D"/>
+                <w:spacing w:val="40"/>
+                <w:sz w:val="16"/>
+                <w:szCs w:val="16"/>
+              </w:rPr>
+              <w:t xml:space="preserve">CÂU LỆNH GỐC: NHỜ CHATGPT VIẾT KỊCH BẢN</w:t>
+            </w:r>
+          </w:p>
+          <w:p>
+            <w:pPr>
+              <w:spacing w:after="60" w:line="290"/>
+            </w:pPr>
+            <w:r>
+              <w:rPr>
+                <w:rFonts w:ascii="Arial" w:cs="Arial" w:eastAsia="Arial" w:hAnsi="Arial"/>
+                <w:color w:val="1B1F24"/>
                 <w:sz w:val="21"/>
                 <w:szCs w:val="21"/>
               </w:rPr>
@@ -8264,7 +8081,7 @@
             <w:r>
               <w:rPr>
                 <w:rFonts w:ascii="Arial" w:cs="Arial" w:eastAsia="Arial" w:hAnsi="Arial"/>
-                <w:color w:val="1F4E47"/>
+                <w:color w:val="1B1F24"/>
                 <w:sz w:val="21"/>
                 <w:szCs w:val="21"/>
               </w:rPr>
@@ -8278,7 +8095,7 @@
             <w:r>
               <w:rPr>
                 <w:rFonts w:ascii="Arial" w:cs="Arial" w:eastAsia="Arial" w:hAnsi="Arial"/>
-                <w:color w:val="1F4E47"/>
+                <w:color w:val="1B1F24"/>
                 <w:sz w:val="21"/>
                 <w:szCs w:val="21"/>
               </w:rPr>
@@ -8292,7 +8109,7 @@
             <w:r>
               <w:rPr>
                 <w:rFonts w:ascii="Arial" w:cs="Arial" w:eastAsia="Arial" w:hAnsi="Arial"/>
-                <w:color w:val="1F4E47"/>
+                <w:color w:val="1B1F24"/>
                 <w:sz w:val="21"/>
                 <w:szCs w:val="21"/>
               </w:rPr>
@@ -8306,7 +8123,7 @@
             <w:r>
               <w:rPr>
                 <w:rFonts w:ascii="Arial" w:cs="Arial" w:eastAsia="Arial" w:hAnsi="Arial"/>
-                <w:color w:val="1F4E47"/>
+                <w:color w:val="1B1F24"/>
                 <w:sz w:val="21"/>
                 <w:szCs w:val="21"/>
               </w:rPr>
@@ -8320,7 +8137,7 @@
             <w:r>
               <w:rPr>
                 <w:rFonts w:ascii="Arial" w:cs="Arial" w:eastAsia="Arial" w:hAnsi="Arial"/>
-                <w:color w:val="1F4E47"/>
+                <w:color w:val="1B1F24"/>
                 <w:sz w:val="21"/>
                 <w:szCs w:val="21"/>
               </w:rPr>
@@ -8334,7 +8151,7 @@
             <w:r>
               <w:rPr>
                 <w:rFonts w:ascii="Arial" w:cs="Arial" w:eastAsia="Arial" w:hAnsi="Arial"/>
-                <w:color w:val="1F4E47"/>
+                <w:color w:val="1B1F24"/>
                 <w:sz w:val="21"/>
                 <w:szCs w:val="21"/>
               </w:rPr>
@@ -8348,7 +8165,7 @@
             <w:r>
               <w:rPr>
                 <w:rFonts w:ascii="Arial" w:cs="Arial" w:eastAsia="Arial" w:hAnsi="Arial"/>
-                <w:color w:val="1F4E47"/>
+                <w:color w:val="1B1F24"/>
                 <w:sz w:val="21"/>
                 <w:szCs w:val="21"/>
               </w:rPr>
@@ -8362,7 +8179,7 @@
             <w:r>
               <w:rPr>
                 <w:rFonts w:ascii="Arial" w:cs="Arial" w:eastAsia="Arial" w:hAnsi="Arial"/>
-                <w:color w:val="1F4E47"/>
+                <w:color w:val="1B1F24"/>
                 <w:sz w:val="21"/>
                 <w:szCs w:val="21"/>
               </w:rPr>
@@ -8376,7 +8193,7 @@
             <w:r>
               <w:rPr>
                 <w:rFonts w:ascii="Arial" w:cs="Arial" w:eastAsia="Arial" w:hAnsi="Arial"/>
-                <w:color w:val="1F4E47"/>
+                <w:color w:val="1B1F24"/>
                 <w:sz w:val="21"/>
                 <w:szCs w:val="21"/>
               </w:rPr>
@@ -8390,7 +8207,7 @@
             <w:r>
               <w:rPr>
                 <w:rFonts w:ascii="Arial" w:cs="Arial" w:eastAsia="Arial" w:hAnsi="Arial"/>
-                <w:color w:val="1F4E47"/>
+                <w:color w:val="1B1F24"/>
                 <w:sz w:val="21"/>
                 <w:szCs w:val="21"/>
               </w:rPr>
@@ -8404,7 +8221,7 @@
             <w:r>
               <w:rPr>
                 <w:rFonts w:ascii="Arial" w:cs="Arial" w:eastAsia="Arial" w:hAnsi="Arial"/>
-                <w:color w:val="1F4E47"/>
+                <w:color w:val="1B1F24"/>
                 <w:sz w:val="21"/>
                 <w:szCs w:val="21"/>
               </w:rPr>
@@ -8418,7 +8235,7 @@
             <w:r>
               <w:rPr>
                 <w:rFonts w:ascii="Arial" w:cs="Arial" w:eastAsia="Arial" w:hAnsi="Arial"/>
-                <w:color w:val="1F4E47"/>
+                <w:color w:val="1B1F24"/>
                 <w:sz w:val="21"/>
                 <w:szCs w:val="21"/>
               </w:rPr>
@@ -8432,7 +8249,7 @@
             <w:r>
               <w:rPr>
                 <w:rFonts w:ascii="Arial" w:cs="Arial" w:eastAsia="Arial" w:hAnsi="Arial"/>
-                <w:color w:val="1F4E47"/>
+                <w:color w:val="1B1F24"/>
                 <w:sz w:val="21"/>
                 <w:szCs w:val="21"/>
               </w:rPr>
@@ -8446,7 +8263,7 @@
             <w:r>
               <w:rPr>
                 <w:rFonts w:ascii="Arial" w:cs="Arial" w:eastAsia="Arial" w:hAnsi="Arial"/>
-                <w:color w:val="1F4E47"/>
+                <w:color w:val="1B1F24"/>
                 <w:sz w:val="21"/>
                 <w:szCs w:val="21"/>
               </w:rPr>
@@ -8489,7 +8306,7 @@
               <w:bottom w:val="none" w:color="FFFFFF" w:sz="0"/>
               <w:right w:val="none" w:color="FFFFFF" w:sz="0"/>
             </w:tcBorders>
-            <w:shd w:fill="E9EFEE" w:color="auto" w:val="clear"/>
+            <w:shd w:fill="F7F5F0" w:color="auto" w:val="clear"/>
             <w:tcMar>
               <w:top w:type="dxa" w:w="160"/>
               <w:left w:type="dxa" w:w="220"/>
@@ -8504,24 +8321,22 @@
             <w:r>
               <w:rPr>
                 <w:rFonts w:ascii="Arial" w:cs="Arial" w:eastAsia="Arial" w:hAnsi="Arial"/>
-                <w:b/>
-                <w:bCs/>
-                <w:color w:val="1F4E47"/>
-                <w:sz w:val="18"/>
-                <w:szCs w:val="18"/>
-                <w:shd w:fill="F2B134" w:color="auto" w:val="clear"/>
-              </w:rPr>
-              <w:t xml:space="preserve"> CÂU LỆNH · HỘI THOẠI NÂNG CAO: CHO AI ĐÓNG VAI CHUYÊN GIA TRÒ CHUYỆN VỚI HỌC SINH </w:t>
-            </w:r>
-          </w:p>
-          <w:p>
-            <w:pPr>
-              <w:spacing w:after="60" w:line="290"/>
-            </w:pPr>
-            <w:r>
-              <w:rPr>
-                <w:rFonts w:ascii="Arial" w:cs="Arial" w:eastAsia="Arial" w:hAnsi="Arial"/>
-                <w:color w:val="1F4E47"/>
+                <w:color w:val="A67C3D"/>
+                <w:spacing w:val="40"/>
+                <w:sz w:val="16"/>
+                <w:szCs w:val="16"/>
+              </w:rPr>
+              <w:t xml:space="preserve">CÂU LỆNH · HỘI THOẠI NÂNG CAO: CHO AI ĐÓNG VAI CHUYÊN GIA TRÒ CHUYỆN VỚI HỌC SINH</w:t>
+            </w:r>
+          </w:p>
+          <w:p>
+            <w:pPr>
+              <w:spacing w:after="60" w:line="290"/>
+            </w:pPr>
+            <w:r>
+              <w:rPr>
+                <w:rFonts w:ascii="Arial" w:cs="Arial" w:eastAsia="Arial" w:hAnsi="Arial"/>
+                <w:color w:val="1B1F24"/>
                 <w:sz w:val="21"/>
                 <w:szCs w:val="21"/>
               </w:rPr>
@@ -8535,7 +8350,7 @@
             <w:r>
               <w:rPr>
                 <w:rFonts w:ascii="Arial" w:cs="Arial" w:eastAsia="Arial" w:hAnsi="Arial"/>
-                <w:color w:val="1F4E47"/>
+                <w:color w:val="1B1F24"/>
                 <w:sz w:val="21"/>
                 <w:szCs w:val="21"/>
               </w:rPr>
@@ -8549,7 +8364,7 @@
             <w:r>
               <w:rPr>
                 <w:rFonts w:ascii="Arial" w:cs="Arial" w:eastAsia="Arial" w:hAnsi="Arial"/>
-                <w:color w:val="1F4E47"/>
+                <w:color w:val="1B1F24"/>
                 <w:sz w:val="21"/>
                 <w:szCs w:val="21"/>
               </w:rPr>
@@ -8563,7 +8378,7 @@
             <w:r>
               <w:rPr>
                 <w:rFonts w:ascii="Arial" w:cs="Arial" w:eastAsia="Arial" w:hAnsi="Arial"/>
-                <w:color w:val="1F4E47"/>
+                <w:color w:val="1B1F24"/>
                 <w:sz w:val="21"/>
                 <w:szCs w:val="21"/>
               </w:rPr>
@@ -8577,7 +8392,7 @@
             <w:r>
               <w:rPr>
                 <w:rFonts w:ascii="Arial" w:cs="Arial" w:eastAsia="Arial" w:hAnsi="Arial"/>
-                <w:color w:val="1F4E47"/>
+                <w:color w:val="1B1F24"/>
                 <w:sz w:val="21"/>
                 <w:szCs w:val="21"/>
               </w:rPr>
@@ -8591,7 +8406,7 @@
             <w:r>
               <w:rPr>
                 <w:rFonts w:ascii="Arial" w:cs="Arial" w:eastAsia="Arial" w:hAnsi="Arial"/>
-                <w:color w:val="1F4E47"/>
+                <w:color w:val="1B1F24"/>
                 <w:sz w:val="21"/>
                 <w:szCs w:val="21"/>
               </w:rPr>
@@ -8605,7 +8420,7 @@
             <w:r>
               <w:rPr>
                 <w:rFonts w:ascii="Arial" w:cs="Arial" w:eastAsia="Arial" w:hAnsi="Arial"/>
-                <w:color w:val="1F4E47"/>
+                <w:color w:val="1B1F24"/>
                 <w:sz w:val="21"/>
                 <w:szCs w:val="21"/>
               </w:rPr>
@@ -8619,7 +8434,7 @@
             <w:r>
               <w:rPr>
                 <w:rFonts w:ascii="Arial" w:cs="Arial" w:eastAsia="Arial" w:hAnsi="Arial"/>
-                <w:color w:val="1F4E47"/>
+                <w:color w:val="1B1F24"/>
                 <w:sz w:val="21"/>
                 <w:szCs w:val="21"/>
               </w:rPr>
@@ -8633,7 +8448,7 @@
             <w:r>
               <w:rPr>
                 <w:rFonts w:ascii="Arial" w:cs="Arial" w:eastAsia="Arial" w:hAnsi="Arial"/>
-                <w:color w:val="1F4E47"/>
+                <w:color w:val="1B1F24"/>
                 <w:sz w:val="21"/>
                 <w:szCs w:val="21"/>
               </w:rPr>
@@ -8647,7 +8462,7 @@
             <w:r>
               <w:rPr>
                 <w:rFonts w:ascii="Arial" w:cs="Arial" w:eastAsia="Arial" w:hAnsi="Arial"/>
-                <w:color w:val="1F4E47"/>
+                <w:color w:val="1B1F24"/>
                 <w:sz w:val="21"/>
                 <w:szCs w:val="21"/>
               </w:rPr>
@@ -8661,7 +8476,7 @@
             <w:r>
               <w:rPr>
                 <w:rFonts w:ascii="Arial" w:cs="Arial" w:eastAsia="Arial" w:hAnsi="Arial"/>
-                <w:color w:val="1F4E47"/>
+                <w:color w:val="1B1F24"/>
                 <w:sz w:val="21"/>
                 <w:szCs w:val="21"/>
               </w:rPr>
@@ -8683,14 +8498,12 @@
       <w:r>
         <w:rPr>
           <w:rFonts w:ascii="Arial" w:cs="Arial" w:eastAsia="Arial" w:hAnsi="Arial"/>
-          <w:b/>
-          <w:bCs/>
-          <w:color w:val="1F4E47"/>
-          <w:sz w:val="22"/>
-          <w:szCs w:val="22"/>
-          <w:shd w:fill="F2B134" w:color="auto" w:val="clear"/>
+          <w:color w:val="A67C3D"/>
+          <w:spacing w:val="60"/>
+          <w:sz w:val="18"/>
+          <w:szCs w:val="18"/>
         </w:rPr>
-        <w:t xml:space="preserve"> PHẦN E </w:t>
+        <w:t xml:space="preserve">PHẦN E</w:t>
       </w:r>
     </w:p>
     <w:p>
@@ -8700,12 +8513,10 @@
       </w:pPr>
       <w:r>
         <w:rPr>
-          <w:rFonts w:ascii="Arial" w:cs="Arial" w:eastAsia="Arial" w:hAnsi="Arial"/>
-          <w:b/>
-          <w:bCs/>
-          <w:color w:val="1F4E47"/>
-          <w:sz w:val="44"/>
-          <w:szCs w:val="44"/>
+          <w:rFonts w:ascii="Cambria" w:cs="Cambria" w:eastAsia="Cambria" w:hAnsi="Cambria"/>
+          <w:color w:val="1B1F24"/>
+          <w:sz w:val="48"/>
+          <w:szCs w:val="48"/>
         </w:rPr>
         <w:t xml:space="preserve">Buổi 4 · Deep Research và trợ lý chatbot</w:t>
       </w:r>
@@ -8718,26 +8529,23 @@
       </w:pPr>
       <w:r>
         <w:rPr>
-          <w:rFonts w:ascii="Arial" w:cs="Arial" w:eastAsia="Arial" w:hAnsi="Arial"/>
-          <w:b/>
-          <w:bCs/>
-          <w:color w:val="F2B134"/>
-          <w:sz w:val="26"/>
-          <w:szCs w:val="26"/>
-          <w:shd w:fill="1F4E47" w:color="auto" w:val="clear"/>
+          <w:rFonts w:ascii="Cambria" w:cs="Cambria" w:eastAsia="Cambria" w:hAnsi="Cambria"/>
+          <w:i/>
+          <w:iCs/>
+          <w:color w:val="A67C3D"/>
+          <w:sz w:val="30"/>
+          <w:szCs w:val="30"/>
         </w:rPr>
-        <w:t xml:space="preserve"> E1 </w:t>
+        <w:t xml:space="preserve">E1</w:t>
       </w:r>
       <w:r>
         <w:rPr>
-          <w:rFonts w:ascii="Arial" w:cs="Arial" w:eastAsia="Arial" w:hAnsi="Arial"/>
-          <w:b/>
-          <w:bCs/>
-          <w:color w:val="1F4E47"/>
-          <w:sz w:val="30"/>
-          <w:szCs w:val="30"/>
+          <w:rFonts w:ascii="Cambria" w:cs="Cambria" w:eastAsia="Cambria" w:hAnsi="Cambria"/>
+          <w:color w:val="1B1F24"/>
+          <w:sz w:val="32"/>
+          <w:szCs w:val="32"/>
         </w:rPr>
-        <w:t xml:space="preserve">  Deep Research: báo cáo chuyên sâu phục vụ giảng dạy</w:t>
+        <w:t xml:space="preserve">   Deep Research: báo cáo chuyên sâu phục vụ giảng dạy</w:t>
       </w:r>
     </w:p>
     <w:tbl>
@@ -8768,7 +8576,7 @@
               <w:bottom w:val="none" w:color="FFFFFF" w:sz="0"/>
               <w:right w:val="none" w:color="FFFFFF" w:sz="0"/>
             </w:tcBorders>
-            <w:shd w:fill="E9EFEE" w:color="auto" w:val="clear"/>
+            <w:shd w:fill="F7F5F0" w:color="auto" w:val="clear"/>
             <w:tcMar>
               <w:top w:type="dxa" w:w="160"/>
               <w:left w:type="dxa" w:w="220"/>
@@ -8783,24 +8591,22 @@
             <w:r>
               <w:rPr>
                 <w:rFonts w:ascii="Arial" w:cs="Arial" w:eastAsia="Arial" w:hAnsi="Arial"/>
-                <w:b/>
-                <w:bCs/>
-                <w:color w:val="1F4E47"/>
-                <w:sz w:val="18"/>
-                <w:szCs w:val="18"/>
-                <w:shd w:fill="F2B134" w:color="auto" w:val="clear"/>
-              </w:rPr>
-              <w:t xml:space="preserve"> CÂU LỆNH GỐC: CHỦ ĐỀ NƯỚC SẠCH VÀ VỆ SINH (KHOA HỌC 4) </w:t>
-            </w:r>
-          </w:p>
-          <w:p>
-            <w:pPr>
-              <w:spacing w:after="60" w:line="290"/>
-            </w:pPr>
-            <w:r>
-              <w:rPr>
-                <w:rFonts w:ascii="Arial" w:cs="Arial" w:eastAsia="Arial" w:hAnsi="Arial"/>
-                <w:color w:val="1F4E47"/>
+                <w:color w:val="A67C3D"/>
+                <w:spacing w:val="40"/>
+                <w:sz w:val="16"/>
+                <w:szCs w:val="16"/>
+              </w:rPr>
+              <w:t xml:space="preserve">CÂU LỆNH GỐC: CHỦ ĐỀ NƯỚC SẠCH VÀ VỆ SINH (KHOA HỌC 4)</w:t>
+            </w:r>
+          </w:p>
+          <w:p>
+            <w:pPr>
+              <w:spacing w:after="60" w:line="290"/>
+            </w:pPr>
+            <w:r>
+              <w:rPr>
+                <w:rFonts w:ascii="Arial" w:cs="Arial" w:eastAsia="Arial" w:hAnsi="Arial"/>
+                <w:color w:val="1B1F24"/>
                 <w:sz w:val="21"/>
                 <w:szCs w:val="21"/>
               </w:rPr>
@@ -8814,7 +8620,7 @@
             <w:r>
               <w:rPr>
                 <w:rFonts w:ascii="Arial" w:cs="Arial" w:eastAsia="Arial" w:hAnsi="Arial"/>
-                <w:color w:val="1F4E47"/>
+                <w:color w:val="1B1F24"/>
                 <w:sz w:val="21"/>
                 <w:szCs w:val="21"/>
               </w:rPr>
@@ -8828,7 +8634,7 @@
             <w:r>
               <w:rPr>
                 <w:rFonts w:ascii="Arial" w:cs="Arial" w:eastAsia="Arial" w:hAnsi="Arial"/>
-                <w:color w:val="1F4E47"/>
+                <w:color w:val="1B1F24"/>
                 <w:sz w:val="21"/>
                 <w:szCs w:val="21"/>
               </w:rPr>
@@ -8842,7 +8648,7 @@
             <w:r>
               <w:rPr>
                 <w:rFonts w:ascii="Arial" w:cs="Arial" w:eastAsia="Arial" w:hAnsi="Arial"/>
-                <w:color w:val="1F4E47"/>
+                <w:color w:val="1B1F24"/>
                 <w:sz w:val="21"/>
                 <w:szCs w:val="21"/>
               </w:rPr>
@@ -8856,7 +8662,7 @@
             <w:r>
               <w:rPr>
                 <w:rFonts w:ascii="Arial" w:cs="Arial" w:eastAsia="Arial" w:hAnsi="Arial"/>
-                <w:color w:val="1F4E47"/>
+                <w:color w:val="1B1F24"/>
                 <w:sz w:val="21"/>
                 <w:szCs w:val="21"/>
               </w:rPr>
@@ -8870,7 +8676,7 @@
             <w:r>
               <w:rPr>
                 <w:rFonts w:ascii="Arial" w:cs="Arial" w:eastAsia="Arial" w:hAnsi="Arial"/>
-                <w:color w:val="1F4E47"/>
+                <w:color w:val="1B1F24"/>
                 <w:sz w:val="21"/>
                 <w:szCs w:val="21"/>
               </w:rPr>
@@ -8884,7 +8690,7 @@
             <w:r>
               <w:rPr>
                 <w:rFonts w:ascii="Arial" w:cs="Arial" w:eastAsia="Arial" w:hAnsi="Arial"/>
-                <w:color w:val="1F4E47"/>
+                <w:color w:val="1B1F24"/>
                 <w:sz w:val="21"/>
                 <w:szCs w:val="21"/>
               </w:rPr>
@@ -8898,7 +8704,7 @@
             <w:r>
               <w:rPr>
                 <w:rFonts w:ascii="Arial" w:cs="Arial" w:eastAsia="Arial" w:hAnsi="Arial"/>
-                <w:color w:val="1F4E47"/>
+                <w:color w:val="1B1F24"/>
                 <w:sz w:val="21"/>
                 <w:szCs w:val="21"/>
               </w:rPr>
@@ -8921,26 +8727,23 @@
       </w:pPr>
       <w:r>
         <w:rPr>
-          <w:rFonts w:ascii="Arial" w:cs="Arial" w:eastAsia="Arial" w:hAnsi="Arial"/>
-          <w:b/>
-          <w:bCs/>
-          <w:color w:val="F2B134"/>
-          <w:sz w:val="26"/>
-          <w:szCs w:val="26"/>
-          <w:shd w:fill="1F4E47" w:color="auto" w:val="clear"/>
+          <w:rFonts w:ascii="Cambria" w:cs="Cambria" w:eastAsia="Cambria" w:hAnsi="Cambria"/>
+          <w:i/>
+          <w:iCs/>
+          <w:color w:val="A67C3D"/>
+          <w:sz w:val="30"/>
+          <w:szCs w:val="30"/>
         </w:rPr>
-        <w:t xml:space="preserve"> E2 </w:t>
+        <w:t xml:space="preserve">E2</w:t>
       </w:r>
       <w:r>
         <w:rPr>
-          <w:rFonts w:ascii="Arial" w:cs="Arial" w:eastAsia="Arial" w:hAnsi="Arial"/>
-          <w:b/>
-          <w:bCs/>
-          <w:color w:val="1F4E47"/>
-          <w:sz w:val="30"/>
-          <w:szCs w:val="30"/>
+          <w:rFonts w:ascii="Cambria" w:cs="Cambria" w:eastAsia="Cambria" w:hAnsi="Cambria"/>
+          <w:color w:val="1B1F24"/>
+          <w:sz w:val="32"/>
+          <w:szCs w:val="32"/>
         </w:rPr>
-        <w:t xml:space="preserve">  Deep Research để kiểm chứng thông tin</w:t>
+        <w:t xml:space="preserve">   Deep Research để kiểm chứng thông tin</w:t>
       </w:r>
     </w:p>
     <w:tbl>
@@ -8971,7 +8774,7 @@
               <w:bottom w:val="none" w:color="FFFFFF" w:sz="0"/>
               <w:right w:val="none" w:color="FFFFFF" w:sz="0"/>
             </w:tcBorders>
-            <w:shd w:fill="E9EFEE" w:color="auto" w:val="clear"/>
+            <w:shd w:fill="F7F5F0" w:color="auto" w:val="clear"/>
             <w:tcMar>
               <w:top w:type="dxa" w:w="160"/>
               <w:left w:type="dxa" w:w="220"/>
@@ -8986,24 +8789,22 @@
             <w:r>
               <w:rPr>
                 <w:rFonts w:ascii="Arial" w:cs="Arial" w:eastAsia="Arial" w:hAnsi="Arial"/>
-                <w:b/>
-                <w:bCs/>
-                <w:color w:val="1F4E47"/>
-                <w:sz w:val="18"/>
-                <w:szCs w:val="18"/>
-                <w:shd w:fill="F2B134" w:color="auto" w:val="clear"/>
-              </w:rPr>
-              <w:t xml:space="preserve"> CÂU LỆNH MẪU KIỂM CHỨNG </w:t>
-            </w:r>
-          </w:p>
-          <w:p>
-            <w:pPr>
-              <w:spacing w:after="60" w:line="290"/>
-            </w:pPr>
-            <w:r>
-              <w:rPr>
-                <w:rFonts w:ascii="Arial" w:cs="Arial" w:eastAsia="Arial" w:hAnsi="Arial"/>
-                <w:color w:val="1F4E47"/>
+                <w:color w:val="A67C3D"/>
+                <w:spacing w:val="40"/>
+                <w:sz w:val="16"/>
+                <w:szCs w:val="16"/>
+              </w:rPr>
+              <w:t xml:space="preserve">CÂU LỆNH MẪU KIỂM CHỨNG</w:t>
+            </w:r>
+          </w:p>
+          <w:p>
+            <w:pPr>
+              <w:spacing w:after="60" w:line="290"/>
+            </w:pPr>
+            <w:r>
+              <w:rPr>
+                <w:rFonts w:ascii="Arial" w:cs="Arial" w:eastAsia="Arial" w:hAnsi="Arial"/>
+                <w:color w:val="1B1F24"/>
                 <w:sz w:val="21"/>
                 <w:szCs w:val="21"/>
               </w:rPr>
@@ -9017,7 +8818,7 @@
             <w:r>
               <w:rPr>
                 <w:rFonts w:ascii="Arial" w:cs="Arial" w:eastAsia="Arial" w:hAnsi="Arial"/>
-                <w:color w:val="1F4E47"/>
+                <w:color w:val="1B1F24"/>
                 <w:sz w:val="21"/>
                 <w:szCs w:val="21"/>
               </w:rPr>
@@ -9040,26 +8841,23 @@
       </w:pPr>
       <w:r>
         <w:rPr>
-          <w:rFonts w:ascii="Arial" w:cs="Arial" w:eastAsia="Arial" w:hAnsi="Arial"/>
-          <w:b/>
-          <w:bCs/>
-          <w:color w:val="F2B134"/>
-          <w:sz w:val="26"/>
-          <w:szCs w:val="26"/>
-          <w:shd w:fill="1F4E47" w:color="auto" w:val="clear"/>
+          <w:rFonts w:ascii="Cambria" w:cs="Cambria" w:eastAsia="Cambria" w:hAnsi="Cambria"/>
+          <w:i/>
+          <w:iCs/>
+          <w:color w:val="A67C3D"/>
+          <w:sz w:val="30"/>
+          <w:szCs w:val="30"/>
         </w:rPr>
-        <w:t xml:space="preserve"> E3 </w:t>
+        <w:t xml:space="preserve">E3</w:t>
       </w:r>
       <w:r>
         <w:rPr>
-          <w:rFonts w:ascii="Arial" w:cs="Arial" w:eastAsia="Arial" w:hAnsi="Arial"/>
-          <w:b/>
-          <w:bCs/>
-          <w:color w:val="1F4E47"/>
-          <w:sz w:val="30"/>
-          <w:szCs w:val="30"/>
+          <w:rFonts w:ascii="Cambria" w:cs="Cambria" w:eastAsia="Cambria" w:hAnsi="Cambria"/>
+          <w:color w:val="1B1F24"/>
+          <w:sz w:val="32"/>
+          <w:szCs w:val="32"/>
         </w:rPr>
-        <w:t xml:space="preserve">  Deep Research trong đời sống và nghiên cứu</w:t>
+        <w:t xml:space="preserve">   Deep Research trong đời sống và nghiên cứu</w:t>
       </w:r>
     </w:p>
     <w:tbl>
@@ -9090,7 +8888,7 @@
               <w:bottom w:val="none" w:color="FFFFFF" w:sz="0"/>
               <w:right w:val="none" w:color="FFFFFF" w:sz="0"/>
             </w:tcBorders>
-            <w:shd w:fill="E9EFEE" w:color="auto" w:val="clear"/>
+            <w:shd w:fill="F7F5F0" w:color="auto" w:val="clear"/>
             <w:tcMar>
               <w:top w:type="dxa" w:w="160"/>
               <w:left w:type="dxa" w:w="220"/>
@@ -9105,24 +8903,22 @@
             <w:r>
               <w:rPr>
                 <w:rFonts w:ascii="Arial" w:cs="Arial" w:eastAsia="Arial" w:hAnsi="Arial"/>
-                <w:b/>
-                <w:bCs/>
-                <w:color w:val="1F4E47"/>
-                <w:sz w:val="18"/>
-                <w:szCs w:val="18"/>
-                <w:shd w:fill="F2B134" w:color="auto" w:val="clear"/>
-              </w:rPr>
-              <w:t xml:space="preserve"> CÂU LỆNH GỐC: LÊN LỊCH TRÌNH DU LỊCH </w:t>
-            </w:r>
-          </w:p>
-          <w:p>
-            <w:pPr>
-              <w:spacing w:after="60" w:line="290"/>
-            </w:pPr>
-            <w:r>
-              <w:rPr>
-                <w:rFonts w:ascii="Arial" w:cs="Arial" w:eastAsia="Arial" w:hAnsi="Arial"/>
-                <w:color w:val="1F4E47"/>
+                <w:color w:val="A67C3D"/>
+                <w:spacing w:val="40"/>
+                <w:sz w:val="16"/>
+                <w:szCs w:val="16"/>
+              </w:rPr>
+              <w:t xml:space="preserve">CÂU LỆNH GỐC: LÊN LỊCH TRÌNH DU LỊCH</w:t>
+            </w:r>
+          </w:p>
+          <w:p>
+            <w:pPr>
+              <w:spacing w:after="60" w:line="290"/>
+            </w:pPr>
+            <w:r>
+              <w:rPr>
+                <w:rFonts w:ascii="Arial" w:cs="Arial" w:eastAsia="Arial" w:hAnsi="Arial"/>
+                <w:color w:val="1B1F24"/>
                 <w:sz w:val="21"/>
                 <w:szCs w:val="21"/>
               </w:rPr>
@@ -9165,7 +8961,7 @@
               <w:bottom w:val="none" w:color="FFFFFF" w:sz="0"/>
               <w:right w:val="none" w:color="FFFFFF" w:sz="0"/>
             </w:tcBorders>
-            <w:shd w:fill="E9EFEE" w:color="auto" w:val="clear"/>
+            <w:shd w:fill="F7F5F0" w:color="auto" w:val="clear"/>
             <w:tcMar>
               <w:top w:type="dxa" w:w="160"/>
               <w:left w:type="dxa" w:w="220"/>
@@ -9180,24 +8976,22 @@
             <w:r>
               <w:rPr>
                 <w:rFonts w:ascii="Arial" w:cs="Arial" w:eastAsia="Arial" w:hAnsi="Arial"/>
-                <w:b/>
-                <w:bCs/>
-                <w:color w:val="1F4E47"/>
-                <w:sz w:val="18"/>
-                <w:szCs w:val="18"/>
-                <w:shd w:fill="F2B134" w:color="auto" w:val="clear"/>
-              </w:rPr>
-              <w:t xml:space="preserve"> CÂU LỆNH GỐC: NGHIÊN CỨU KHOA HỌC </w:t>
-            </w:r>
-          </w:p>
-          <w:p>
-            <w:pPr>
-              <w:spacing w:after="60" w:line="290"/>
-            </w:pPr>
-            <w:r>
-              <w:rPr>
-                <w:rFonts w:ascii="Arial" w:cs="Arial" w:eastAsia="Arial" w:hAnsi="Arial"/>
-                <w:color w:val="1F4E47"/>
+                <w:color w:val="A67C3D"/>
+                <w:spacing w:val="40"/>
+                <w:sz w:val="16"/>
+                <w:szCs w:val="16"/>
+              </w:rPr>
+              <w:t xml:space="preserve">CÂU LỆNH GỐC: NGHIÊN CỨU KHOA HỌC</w:t>
+            </w:r>
+          </w:p>
+          <w:p>
+            <w:pPr>
+              <w:spacing w:after="60" w:line="290"/>
+            </w:pPr>
+            <w:r>
+              <w:rPr>
+                <w:rFonts w:ascii="Arial" w:cs="Arial" w:eastAsia="Arial" w:hAnsi="Arial"/>
+                <w:color w:val="1B1F24"/>
                 <w:sz w:val="21"/>
                 <w:szCs w:val="21"/>
               </w:rPr>
@@ -9220,26 +9014,23 @@
       </w:pPr>
       <w:r>
         <w:rPr>
-          <w:rFonts w:ascii="Arial" w:cs="Arial" w:eastAsia="Arial" w:hAnsi="Arial"/>
-          <w:b/>
-          <w:bCs/>
-          <w:color w:val="F2B134"/>
-          <w:sz w:val="26"/>
-          <w:szCs w:val="26"/>
-          <w:shd w:fill="1F4E47" w:color="auto" w:val="clear"/>
+          <w:rFonts w:ascii="Cambria" w:cs="Cambria" w:eastAsia="Cambria" w:hAnsi="Cambria"/>
+          <w:i/>
+          <w:iCs/>
+          <w:color w:val="A67C3D"/>
+          <w:sz w:val="30"/>
+          <w:szCs w:val="30"/>
         </w:rPr>
-        <w:t xml:space="preserve"> E4 </w:t>
+        <w:t xml:space="preserve">E4</w:t>
       </w:r>
       <w:r>
         <w:rPr>
-          <w:rFonts w:ascii="Arial" w:cs="Arial" w:eastAsia="Arial" w:hAnsi="Arial"/>
-          <w:b/>
-          <w:bCs/>
-          <w:color w:val="1F4E47"/>
-          <w:sz w:val="30"/>
-          <w:szCs w:val="30"/>
+          <w:rFonts w:ascii="Cambria" w:cs="Cambria" w:eastAsia="Cambria" w:hAnsi="Cambria"/>
+          <w:color w:val="1B1F24"/>
+          <w:sz w:val="32"/>
+          <w:szCs w:val="32"/>
         </w:rPr>
-        <w:t xml:space="preserve">  Xây dựng chatbot trợ giảng với Google Gemini</w:t>
+        <w:t xml:space="preserve">   Xây dựng chatbot trợ giảng với Google Gemini</w:t>
       </w:r>
     </w:p>
     <w:tbl>
@@ -9270,7 +9061,7 @@
               <w:bottom w:val="none" w:color="FFFFFF" w:sz="0"/>
               <w:right w:val="none" w:color="FFFFFF" w:sz="0"/>
             </w:tcBorders>
-            <w:shd w:fill="E9EFEE" w:color="auto" w:val="clear"/>
+            <w:shd w:fill="F7F5F0" w:color="auto" w:val="clear"/>
             <w:tcMar>
               <w:top w:type="dxa" w:w="160"/>
               <w:left w:type="dxa" w:w="220"/>
@@ -9285,24 +9076,22 @@
             <w:r>
               <w:rPr>
                 <w:rFonts w:ascii="Arial" w:cs="Arial" w:eastAsia="Arial" w:hAnsi="Arial"/>
-                <w:b/>
-                <w:bCs/>
-                <w:color w:val="1F4E47"/>
-                <w:sz w:val="18"/>
-                <w:szCs w:val="18"/>
-                <w:shd w:fill="F2B134" w:color="auto" w:val="clear"/>
-              </w:rPr>
-              <w:t xml:space="preserve"> CÂU LỆNH · SYSTEM PROMPT GỐC: TRỢ GIẢNG VẬT LÝ 7 </w:t>
-            </w:r>
-          </w:p>
-          <w:p>
-            <w:pPr>
-              <w:spacing w:after="60" w:line="290"/>
-            </w:pPr>
-            <w:r>
-              <w:rPr>
-                <w:rFonts w:ascii="Arial" w:cs="Arial" w:eastAsia="Arial" w:hAnsi="Arial"/>
-                <w:color w:val="1F4E47"/>
+                <w:color w:val="A67C3D"/>
+                <w:spacing w:val="40"/>
+                <w:sz w:val="16"/>
+                <w:szCs w:val="16"/>
+              </w:rPr>
+              <w:t xml:space="preserve">CÂU LỆNH · SYSTEM PROMPT GỐC: TRỢ GIẢNG VẬT LÝ 7</w:t>
+            </w:r>
+          </w:p>
+          <w:p>
+            <w:pPr>
+              <w:spacing w:after="60" w:line="290"/>
+            </w:pPr>
+            <w:r>
+              <w:rPr>
+                <w:rFonts w:ascii="Arial" w:cs="Arial" w:eastAsia="Arial" w:hAnsi="Arial"/>
+                <w:color w:val="1B1F24"/>
                 <w:sz w:val="21"/>
                 <w:szCs w:val="21"/>
               </w:rPr>
@@ -9316,7 +9105,7 @@
             <w:r>
               <w:rPr>
                 <w:rFonts w:ascii="Arial" w:cs="Arial" w:eastAsia="Arial" w:hAnsi="Arial"/>
-                <w:color w:val="1F4E47"/>
+                <w:color w:val="1B1F24"/>
                 <w:sz w:val="21"/>
                 <w:szCs w:val="21"/>
               </w:rPr>
@@ -9330,7 +9119,7 @@
             <w:r>
               <w:rPr>
                 <w:rFonts w:ascii="Arial" w:cs="Arial" w:eastAsia="Arial" w:hAnsi="Arial"/>
-                <w:color w:val="1F4E47"/>
+                <w:color w:val="1B1F24"/>
                 <w:sz w:val="21"/>
                 <w:szCs w:val="21"/>
               </w:rPr>
@@ -9344,7 +9133,7 @@
             <w:r>
               <w:rPr>
                 <w:rFonts w:ascii="Arial" w:cs="Arial" w:eastAsia="Arial" w:hAnsi="Arial"/>
-                <w:color w:val="1F4E47"/>
+                <w:color w:val="1B1F24"/>
                 <w:sz w:val="21"/>
                 <w:szCs w:val="21"/>
               </w:rPr>
@@ -9358,7 +9147,7 @@
             <w:r>
               <w:rPr>
                 <w:rFonts w:ascii="Arial" w:cs="Arial" w:eastAsia="Arial" w:hAnsi="Arial"/>
-                <w:color w:val="1F4E47"/>
+                <w:color w:val="1B1F24"/>
                 <w:sz w:val="21"/>
                 <w:szCs w:val="21"/>
               </w:rPr>
@@ -9372,7 +9161,7 @@
             <w:r>
               <w:rPr>
                 <w:rFonts w:ascii="Arial" w:cs="Arial" w:eastAsia="Arial" w:hAnsi="Arial"/>
-                <w:color w:val="1F4E47"/>
+                <w:color w:val="1B1F24"/>
                 <w:sz w:val="21"/>
                 <w:szCs w:val="21"/>
               </w:rPr>
@@ -9386,7 +9175,7 @@
             <w:r>
               <w:rPr>
                 <w:rFonts w:ascii="Arial" w:cs="Arial" w:eastAsia="Arial" w:hAnsi="Arial"/>
-                <w:color w:val="1F4E47"/>
+                <w:color w:val="1B1F24"/>
                 <w:sz w:val="21"/>
                 <w:szCs w:val="21"/>
               </w:rPr>
@@ -9400,7 +9189,7 @@
             <w:r>
               <w:rPr>
                 <w:rFonts w:ascii="Arial" w:cs="Arial" w:eastAsia="Arial" w:hAnsi="Arial"/>
-                <w:color w:val="1F4E47"/>
+                <w:color w:val="1B1F24"/>
                 <w:sz w:val="21"/>
                 <w:szCs w:val="21"/>
               </w:rPr>
@@ -9414,7 +9203,7 @@
             <w:r>
               <w:rPr>
                 <w:rFonts w:ascii="Arial" w:cs="Arial" w:eastAsia="Arial" w:hAnsi="Arial"/>
-                <w:color w:val="1F4E47"/>
+                <w:color w:val="1B1F24"/>
                 <w:sz w:val="21"/>
                 <w:szCs w:val="21"/>
               </w:rPr>
@@ -9428,7 +9217,7 @@
             <w:r>
               <w:rPr>
                 <w:rFonts w:ascii="Arial" w:cs="Arial" w:eastAsia="Arial" w:hAnsi="Arial"/>
-                <w:color w:val="1F4E47"/>
+                <w:color w:val="1B1F24"/>
                 <w:sz w:val="21"/>
                 <w:szCs w:val="21"/>
               </w:rPr>
@@ -9471,7 +9260,7 @@
               <w:bottom w:val="none" w:color="FFFFFF" w:sz="0"/>
               <w:right w:val="none" w:color="FFFFFF" w:sz="0"/>
             </w:tcBorders>
-            <w:shd w:fill="E9EFEE" w:color="auto" w:val="clear"/>
+            <w:shd w:fill="F7F5F0" w:color="auto" w:val="clear"/>
             <w:tcMar>
               <w:top w:type="dxa" w:w="160"/>
               <w:left w:type="dxa" w:w="220"/>
@@ -9486,24 +9275,22 @@
             <w:r>
               <w:rPr>
                 <w:rFonts w:ascii="Arial" w:cs="Arial" w:eastAsia="Arial" w:hAnsi="Arial"/>
-                <w:b/>
-                <w:bCs/>
-                <w:color w:val="1F4E47"/>
-                <w:sz w:val="18"/>
-                <w:szCs w:val="18"/>
-                <w:shd w:fill="F2B134" w:color="auto" w:val="clear"/>
-              </w:rPr>
-              <w:t xml:space="preserve"> CÂU LỆNH · SYSTEM PROMPT THỨ HAI: CHUYÊN GIA TẠO CÂU HỎI TRẮC NGHIỆM </w:t>
-            </w:r>
-          </w:p>
-          <w:p>
-            <w:pPr>
-              <w:spacing w:after="60" w:line="290"/>
-            </w:pPr>
-            <w:r>
-              <w:rPr>
-                <w:rFonts w:ascii="Arial" w:cs="Arial" w:eastAsia="Arial" w:hAnsi="Arial"/>
-                <w:color w:val="1F4E47"/>
+                <w:color w:val="A67C3D"/>
+                <w:spacing w:val="40"/>
+                <w:sz w:val="16"/>
+                <w:szCs w:val="16"/>
+              </w:rPr>
+              <w:t xml:space="preserve">CÂU LỆNH · SYSTEM PROMPT THỨ HAI: CHUYÊN GIA TẠO CÂU HỎI TRẮC NGHIỆM</w:t>
+            </w:r>
+          </w:p>
+          <w:p>
+            <w:pPr>
+              <w:spacing w:after="60" w:line="290"/>
+            </w:pPr>
+            <w:r>
+              <w:rPr>
+                <w:rFonts w:ascii="Arial" w:cs="Arial" w:eastAsia="Arial" w:hAnsi="Arial"/>
+                <w:color w:val="1B1F24"/>
                 <w:sz w:val="21"/>
                 <w:szCs w:val="21"/>
               </w:rPr>
@@ -9517,7 +9304,7 @@
             <w:r>
               <w:rPr>
                 <w:rFonts w:ascii="Arial" w:cs="Arial" w:eastAsia="Arial" w:hAnsi="Arial"/>
-                <w:color w:val="1F4E47"/>
+                <w:color w:val="1B1F24"/>
                 <w:sz w:val="21"/>
                 <w:szCs w:val="21"/>
               </w:rPr>
@@ -9531,7 +9318,7 @@
             <w:r>
               <w:rPr>
                 <w:rFonts w:ascii="Arial" w:cs="Arial" w:eastAsia="Arial" w:hAnsi="Arial"/>
-                <w:color w:val="1F4E47"/>
+                <w:color w:val="1B1F24"/>
                 <w:sz w:val="21"/>
                 <w:szCs w:val="21"/>
               </w:rPr>
@@ -9545,7 +9332,7 @@
             <w:r>
               <w:rPr>
                 <w:rFonts w:ascii="Arial" w:cs="Arial" w:eastAsia="Arial" w:hAnsi="Arial"/>
-                <w:color w:val="1F4E47"/>
+                <w:color w:val="1B1F24"/>
                 <w:sz w:val="21"/>
                 <w:szCs w:val="21"/>
               </w:rPr>
@@ -9559,7 +9346,7 @@
             <w:r>
               <w:rPr>
                 <w:rFonts w:ascii="Arial" w:cs="Arial" w:eastAsia="Arial" w:hAnsi="Arial"/>
-                <w:color w:val="1F4E47"/>
+                <w:color w:val="1B1F24"/>
                 <w:sz w:val="21"/>
                 <w:szCs w:val="21"/>
               </w:rPr>
@@ -9582,26 +9369,23 @@
       </w:pPr>
       <w:r>
         <w:rPr>
-          <w:rFonts w:ascii="Arial" w:cs="Arial" w:eastAsia="Arial" w:hAnsi="Arial"/>
-          <w:b/>
-          <w:bCs/>
-          <w:color w:val="F2B134"/>
-          <w:sz w:val="26"/>
-          <w:szCs w:val="26"/>
-          <w:shd w:fill="1F4E47" w:color="auto" w:val="clear"/>
+          <w:rFonts w:ascii="Cambria" w:cs="Cambria" w:eastAsia="Cambria" w:hAnsi="Cambria"/>
+          <w:i/>
+          <w:iCs/>
+          <w:color w:val="A67C3D"/>
+          <w:sz w:val="30"/>
+          <w:szCs w:val="30"/>
         </w:rPr>
-        <w:t xml:space="preserve"> E5 </w:t>
+        <w:t xml:space="preserve">E5</w:t>
       </w:r>
       <w:r>
         <w:rPr>
-          <w:rFonts w:ascii="Arial" w:cs="Arial" w:eastAsia="Arial" w:hAnsi="Arial"/>
-          <w:b/>
-          <w:bCs/>
-          <w:color w:val="1F4E47"/>
-          <w:sz w:val="30"/>
-          <w:szCs w:val="30"/>
+          <w:rFonts w:ascii="Cambria" w:cs="Cambria" w:eastAsia="Cambria" w:hAnsi="Cambria"/>
+          <w:color w:val="1B1F24"/>
+          <w:sz w:val="32"/>
+          <w:szCs w:val="32"/>
         </w:rPr>
-        <w:t xml:space="preserve">  Xây dựng chatbot với Poe</w:t>
+        <w:t xml:space="preserve">   Xây dựng chatbot với Poe</w:t>
       </w:r>
     </w:p>
     <w:tbl>
@@ -9632,7 +9416,7 @@
               <w:bottom w:val="none" w:color="FFFFFF" w:sz="0"/>
               <w:right w:val="none" w:color="FFFFFF" w:sz="0"/>
             </w:tcBorders>
-            <w:shd w:fill="E9EFEE" w:color="auto" w:val="clear"/>
+            <w:shd w:fill="F7F5F0" w:color="auto" w:val="clear"/>
             <w:tcMar>
               <w:top w:type="dxa" w:w="160"/>
               <w:left w:type="dxa" w:w="220"/>
@@ -9647,24 +9431,22 @@
             <w:r>
               <w:rPr>
                 <w:rFonts w:ascii="Arial" w:cs="Arial" w:eastAsia="Arial" w:hAnsi="Arial"/>
-                <w:b/>
-                <w:bCs/>
-                <w:color w:val="1F4E47"/>
-                <w:sz w:val="18"/>
-                <w:szCs w:val="18"/>
-                <w:shd w:fill="F2B134" w:color="auto" w:val="clear"/>
-              </w:rPr>
-              <w:t xml:space="preserve"> CÂU LỆNH · SYSTEM PROMPT GỐC: TRỢ GIẢNG HÓA HỌC 10 </w:t>
-            </w:r>
-          </w:p>
-          <w:p>
-            <w:pPr>
-              <w:spacing w:after="60" w:line="290"/>
-            </w:pPr>
-            <w:r>
-              <w:rPr>
-                <w:rFonts w:ascii="Arial" w:cs="Arial" w:eastAsia="Arial" w:hAnsi="Arial"/>
-                <w:color w:val="1F4E47"/>
+                <w:color w:val="A67C3D"/>
+                <w:spacing w:val="40"/>
+                <w:sz w:val="16"/>
+                <w:szCs w:val="16"/>
+              </w:rPr>
+              <w:t xml:space="preserve">CÂU LỆNH · SYSTEM PROMPT GỐC: TRỢ GIẢNG HÓA HỌC 10</w:t>
+            </w:r>
+          </w:p>
+          <w:p>
+            <w:pPr>
+              <w:spacing w:after="60" w:line="290"/>
+            </w:pPr>
+            <w:r>
+              <w:rPr>
+                <w:rFonts w:ascii="Arial" w:cs="Arial" w:eastAsia="Arial" w:hAnsi="Arial"/>
+                <w:color w:val="1B1F24"/>
                 <w:sz w:val="21"/>
                 <w:szCs w:val="21"/>
               </w:rPr>
@@ -9678,7 +9460,7 @@
             <w:r>
               <w:rPr>
                 <w:rFonts w:ascii="Arial" w:cs="Arial" w:eastAsia="Arial" w:hAnsi="Arial"/>
-                <w:color w:val="1F4E47"/>
+                <w:color w:val="1B1F24"/>
                 <w:sz w:val="21"/>
                 <w:szCs w:val="21"/>
               </w:rPr>
@@ -9692,7 +9474,7 @@
             <w:r>
               <w:rPr>
                 <w:rFonts w:ascii="Arial" w:cs="Arial" w:eastAsia="Arial" w:hAnsi="Arial"/>
-                <w:color w:val="1F4E47"/>
+                <w:color w:val="1B1F24"/>
                 <w:sz w:val="21"/>
                 <w:szCs w:val="21"/>
               </w:rPr>
@@ -9706,7 +9488,7 @@
             <w:r>
               <w:rPr>
                 <w:rFonts w:ascii="Arial" w:cs="Arial" w:eastAsia="Arial" w:hAnsi="Arial"/>
-                <w:color w:val="1F4E47"/>
+                <w:color w:val="1B1F24"/>
                 <w:sz w:val="21"/>
                 <w:szCs w:val="21"/>
               </w:rPr>
@@ -9748,10 +9530,10 @@
             <w:tcBorders>
               <w:top w:val="none" w:color="FFFFFF" w:sz="0"/>
               <w:left w:val="none" w:color="FFFFFF" w:sz="0"/>
-              <w:bottom w:val="none" w:color="FFFFFF" w:sz="0"/>
-              <w:right w:val="none" w:color="FFFFFF" w:sz="0"/>
-            </w:tcBorders>
-            <w:shd w:fill="F2B134" w:color="auto" w:val="clear"/>
+              <w:bottom w:val="single" w:color="A67C3D" w:sz="4"/>
+              <w:right w:val="none" w:color="FFFFFF" w:sz="0"/>
+            </w:tcBorders>
+            <w:shd w:fill="FFFFFF" w:color="auto" w:val="clear"/>
             <w:tcMar>
               <w:top w:type="dxa" w:w="80"/>
               <w:left w:type="dxa" w:w="200"/>
@@ -9766,11 +9548,10 @@
             <w:r>
               <w:rPr>
                 <w:rFonts w:ascii="Arial" w:cs="Arial" w:eastAsia="Arial" w:hAnsi="Arial"/>
-                <w:b/>
-                <w:bCs/>
-                <w:color w:val="1F4E47"/>
-                <w:sz w:val="18"/>
-                <w:szCs w:val="18"/>
+                <w:color w:val="A67C3D"/>
+                <w:spacing w:val="40"/>
+                <w:sz w:val="16"/>
+                <w:szCs w:val="16"/>
               </w:rPr>
               <w:t xml:space="preserve">ĐỔI CHO LỚP CỦA THẦY CÔ</w:t>
             </w:r>
@@ -9790,7 +9571,7 @@
               <w:bottom w:val="single" w:color="FFFFFF" w:sz="8"/>
               <w:right w:val="none" w:color="FFFFFF" w:sz="0"/>
             </w:tcBorders>
-            <w:shd w:fill="1F4E47" w:color="auto" w:val="clear"/>
+            <w:shd w:fill="1B1F24" w:color="auto" w:val="clear"/>
             <w:tcMar>
               <w:top w:type="dxa" w:w="100"/>
               <w:left w:type="dxa" w:w="200"/>
@@ -9825,7 +9606,7 @@
               <w:bottom w:val="none" w:color="FFFFFF" w:sz="0"/>
               <w:right w:val="none" w:color="FFFFFF" w:sz="0"/>
             </w:tcBorders>
-            <w:shd w:fill="E9EFEE" w:color="auto" w:val="clear"/>
+            <w:shd w:fill="F7F5F0" w:color="auto" w:val="clear"/>
             <w:tcMar>
               <w:top w:type="dxa" w:w="100"/>
               <w:left w:type="dxa" w:w="200"/>
@@ -9841,7 +9622,7 @@
             <w:r>
               <w:rPr>
                 <w:rFonts w:ascii="Arial" w:cs="Arial" w:eastAsia="Arial" w:hAnsi="Arial"/>
-                <w:color w:val="1F4E47"/>
+                <w:color w:val="1B1F24"/>
                 <w:sz w:val="20"/>
                 <w:szCs w:val="20"/>
               </w:rPr>
@@ -9863,7 +9644,7 @@
               <w:bottom w:val="single" w:color="FFFFFF" w:sz="8"/>
               <w:right w:val="none" w:color="FFFFFF" w:sz="0"/>
             </w:tcBorders>
-            <w:shd w:fill="1F4E47" w:color="auto" w:val="clear"/>
+            <w:shd w:fill="1B1F24" w:color="auto" w:val="clear"/>
             <w:tcMar>
               <w:top w:type="dxa" w:w="100"/>
               <w:left w:type="dxa" w:w="200"/>
@@ -9914,7 +9695,7 @@
             <w:r>
               <w:rPr>
                 <w:rFonts w:ascii="Arial" w:cs="Arial" w:eastAsia="Arial" w:hAnsi="Arial"/>
-                <w:color w:val="1F4E47"/>
+                <w:color w:val="1B1F24"/>
                 <w:sz w:val="20"/>
                 <w:szCs w:val="20"/>
               </w:rPr>
@@ -9936,7 +9717,7 @@
               <w:bottom w:val="single" w:color="FFFFFF" w:sz="8"/>
               <w:right w:val="none" w:color="FFFFFF" w:sz="0"/>
             </w:tcBorders>
-            <w:shd w:fill="1F4E47" w:color="auto" w:val="clear"/>
+            <w:shd w:fill="1B1F24" w:color="auto" w:val="clear"/>
             <w:tcMar>
               <w:top w:type="dxa" w:w="100"/>
               <w:left w:type="dxa" w:w="200"/>
@@ -9971,7 +9752,7 @@
               <w:bottom w:val="none" w:color="FFFFFF" w:sz="0"/>
               <w:right w:val="none" w:color="FFFFFF" w:sz="0"/>
             </w:tcBorders>
-            <w:shd w:fill="E9EFEE" w:color="auto" w:val="clear"/>
+            <w:shd w:fill="F7F5F0" w:color="auto" w:val="clear"/>
             <w:tcMar>
               <w:top w:type="dxa" w:w="100"/>
               <w:left w:type="dxa" w:w="200"/>
@@ -9987,7 +9768,7 @@
             <w:r>
               <w:rPr>
                 <w:rFonts w:ascii="Arial" w:cs="Arial" w:eastAsia="Arial" w:hAnsi="Arial"/>
-                <w:color w:val="1F4E47"/>
+                <w:color w:val="1B1F24"/>
                 <w:sz w:val="20"/>
                 <w:szCs w:val="20"/>
               </w:rPr>
@@ -10010,26 +9791,23 @@
       </w:pPr>
       <w:r>
         <w:rPr>
-          <w:rFonts w:ascii="Arial" w:cs="Arial" w:eastAsia="Arial" w:hAnsi="Arial"/>
-          <w:b/>
-          <w:bCs/>
-          <w:color w:val="F2B134"/>
-          <w:sz w:val="26"/>
-          <w:szCs w:val="26"/>
-          <w:shd w:fill="1F4E47" w:color="auto" w:val="clear"/>
+          <w:rFonts w:ascii="Cambria" w:cs="Cambria" w:eastAsia="Cambria" w:hAnsi="Cambria"/>
+          <w:i/>
+          <w:iCs/>
+          <w:color w:val="A67C3D"/>
+          <w:sz w:val="30"/>
+          <w:szCs w:val="30"/>
         </w:rPr>
-        <w:t xml:space="preserve"> E6 </w:t>
+        <w:t xml:space="preserve">E6</w:t>
       </w:r>
       <w:r>
         <w:rPr>
-          <w:rFonts w:ascii="Arial" w:cs="Arial" w:eastAsia="Arial" w:hAnsi="Arial"/>
-          <w:b/>
-          <w:bCs/>
-          <w:color w:val="1F4E47"/>
-          <w:sz w:val="30"/>
-          <w:szCs w:val="30"/>
+          <w:rFonts w:ascii="Cambria" w:cs="Cambria" w:eastAsia="Cambria" w:hAnsi="Cambria"/>
+          <w:color w:val="1B1F24"/>
+          <w:sz w:val="32"/>
+          <w:szCs w:val="32"/>
         </w:rPr>
-        <w:t xml:space="preserve">  Magic School: chatbot dựng sẵn cho giáo viên</w:t>
+        <w:t xml:space="preserve">   Magic School: chatbot dựng sẵn cho giáo viên</w:t>
       </w:r>
     </w:p>
     <w:tbl>
@@ -10060,7 +9838,7 @@
               <w:bottom w:val="none" w:color="FFFFFF" w:sz="0"/>
               <w:right w:val="none" w:color="FFFFFF" w:sz="0"/>
             </w:tcBorders>
-            <w:shd w:fill="E9EFEE" w:color="auto" w:val="clear"/>
+            <w:shd w:fill="F7F5F0" w:color="auto" w:val="clear"/>
             <w:tcMar>
               <w:top w:type="dxa" w:w="160"/>
               <w:left w:type="dxa" w:w="220"/>
@@ -10075,24 +9853,22 @@
             <w:r>
               <w:rPr>
                 <w:rFonts w:ascii="Arial" w:cs="Arial" w:eastAsia="Arial" w:hAnsi="Arial"/>
-                <w:b/>
-                <w:bCs/>
-                <w:color w:val="1F4E47"/>
-                <w:sz w:val="18"/>
-                <w:szCs w:val="18"/>
-                <w:shd w:fill="F2B134" w:color="auto" w:val="clear"/>
-              </w:rPr>
-              <w:t xml:space="preserve"> CÂU LỆNH · CÔNG CỤ LÊN KẾ HOẠCH BÀI HỌC </w:t>
-            </w:r>
-          </w:p>
-          <w:p>
-            <w:pPr>
-              <w:spacing w:after="60" w:line="290"/>
-            </w:pPr>
-            <w:r>
-              <w:rPr>
-                <w:rFonts w:ascii="Arial" w:cs="Arial" w:eastAsia="Arial" w:hAnsi="Arial"/>
-                <w:color w:val="1F4E47"/>
+                <w:color w:val="A67C3D"/>
+                <w:spacing w:val="40"/>
+                <w:sz w:val="16"/>
+                <w:szCs w:val="16"/>
+              </w:rPr>
+              <w:t xml:space="preserve">CÂU LỆNH · CÔNG CỤ LÊN KẾ HOẠCH BÀI HỌC</w:t>
+            </w:r>
+          </w:p>
+          <w:p>
+            <w:pPr>
+              <w:spacing w:after="60" w:line="290"/>
+            </w:pPr>
+            <w:r>
+              <w:rPr>
+                <w:rFonts w:ascii="Arial" w:cs="Arial" w:eastAsia="Arial" w:hAnsi="Arial"/>
+                <w:color w:val="1B1F24"/>
                 <w:sz w:val="21"/>
                 <w:szCs w:val="21"/>
               </w:rPr>
@@ -10135,7 +9911,7 @@
               <w:bottom w:val="none" w:color="FFFFFF" w:sz="0"/>
               <w:right w:val="none" w:color="FFFFFF" w:sz="0"/>
             </w:tcBorders>
-            <w:shd w:fill="E9EFEE" w:color="auto" w:val="clear"/>
+            <w:shd w:fill="F7F5F0" w:color="auto" w:val="clear"/>
             <w:tcMar>
               <w:top w:type="dxa" w:w="160"/>
               <w:left w:type="dxa" w:w="220"/>
@@ -10150,24 +9926,22 @@
             <w:r>
               <w:rPr>
                 <w:rFonts w:ascii="Arial" w:cs="Arial" w:eastAsia="Arial" w:hAnsi="Arial"/>
-                <w:b/>
-                <w:bCs/>
-                <w:color w:val="1F4E47"/>
-                <w:sz w:val="18"/>
-                <w:szCs w:val="18"/>
-                <w:shd w:fill="F2B134" w:color="auto" w:val="clear"/>
-              </w:rPr>
-              <w:t xml:space="preserve"> CÂU LỆNH · XÂY DỰNG NGÂN HÀNG CÂU HỎI </w:t>
-            </w:r>
-          </w:p>
-          <w:p>
-            <w:pPr>
-              <w:spacing w:after="60" w:line="290"/>
-            </w:pPr>
-            <w:r>
-              <w:rPr>
-                <w:rFonts w:ascii="Arial" w:cs="Arial" w:eastAsia="Arial" w:hAnsi="Arial"/>
-                <w:color w:val="1F4E47"/>
+                <w:color w:val="A67C3D"/>
+                <w:spacing w:val="40"/>
+                <w:sz w:val="16"/>
+                <w:szCs w:val="16"/>
+              </w:rPr>
+              <w:t xml:space="preserve">CÂU LỆNH · XÂY DỰNG NGÂN HÀNG CÂU HỎI</w:t>
+            </w:r>
+          </w:p>
+          <w:p>
+            <w:pPr>
+              <w:spacing w:after="60" w:line="290"/>
+            </w:pPr>
+            <w:r>
+              <w:rPr>
+                <w:rFonts w:ascii="Arial" w:cs="Arial" w:eastAsia="Arial" w:hAnsi="Arial"/>
+                <w:color w:val="1B1F24"/>
                 <w:sz w:val="21"/>
                 <w:szCs w:val="21"/>
               </w:rPr>
@@ -10210,7 +9984,7 @@
               <w:bottom w:val="none" w:color="FFFFFF" w:sz="0"/>
               <w:right w:val="none" w:color="FFFFFF" w:sz="0"/>
             </w:tcBorders>
-            <w:shd w:fill="E9EFEE" w:color="auto" w:val="clear"/>
+            <w:shd w:fill="F7F5F0" w:color="auto" w:val="clear"/>
             <w:tcMar>
               <w:top w:type="dxa" w:w="160"/>
               <w:left w:type="dxa" w:w="220"/>
@@ -10225,24 +9999,22 @@
             <w:r>
               <w:rPr>
                 <w:rFonts w:ascii="Arial" w:cs="Arial" w:eastAsia="Arial" w:hAnsi="Arial"/>
-                <w:b/>
-                <w:bCs/>
-                <w:color w:val="1F4E47"/>
-                <w:sz w:val="18"/>
-                <w:szCs w:val="18"/>
-                <w:shd w:fill="F2B134" w:color="auto" w:val="clear"/>
-              </w:rPr>
-              <w:t xml:space="preserve"> CÂU LỆNH · SYSTEM PROMPT CHO CHATBOT PHỎNG VẤN TRÊN MAGIC SCHOOL </w:t>
-            </w:r>
-          </w:p>
-          <w:p>
-            <w:pPr>
-              <w:spacing w:after="60" w:line="290"/>
-            </w:pPr>
-            <w:r>
-              <w:rPr>
-                <w:rFonts w:ascii="Arial" w:cs="Arial" w:eastAsia="Arial" w:hAnsi="Arial"/>
-                <w:color w:val="1F4E47"/>
+                <w:color w:val="A67C3D"/>
+                <w:spacing w:val="40"/>
+                <w:sz w:val="16"/>
+                <w:szCs w:val="16"/>
+              </w:rPr>
+              <w:t xml:space="preserve">CÂU LỆNH · SYSTEM PROMPT CHO CHATBOT PHỎNG VẤN TRÊN MAGIC SCHOOL</w:t>
+            </w:r>
+          </w:p>
+          <w:p>
+            <w:pPr>
+              <w:spacing w:after="60" w:line="290"/>
+            </w:pPr>
+            <w:r>
+              <w:rPr>
+                <w:rFonts w:ascii="Arial" w:cs="Arial" w:eastAsia="Arial" w:hAnsi="Arial"/>
+                <w:color w:val="1B1F24"/>
                 <w:sz w:val="21"/>
                 <w:szCs w:val="21"/>
               </w:rPr>
@@ -10256,7 +10028,7 @@
             <w:r>
               <w:rPr>
                 <w:rFonts w:ascii="Arial" w:cs="Arial" w:eastAsia="Arial" w:hAnsi="Arial"/>
-                <w:color w:val="1F4E47"/>
+                <w:color w:val="1B1F24"/>
                 <w:sz w:val="21"/>
                 <w:szCs w:val="21"/>
               </w:rPr>
@@ -10270,7 +10042,7 @@
             <w:r>
               <w:rPr>
                 <w:rFonts w:ascii="Arial" w:cs="Arial" w:eastAsia="Arial" w:hAnsi="Arial"/>
-                <w:color w:val="1F4E47"/>
+                <w:color w:val="1B1F24"/>
                 <w:sz w:val="21"/>
                 <w:szCs w:val="21"/>
               </w:rPr>
@@ -10292,63 +10064,55 @@
       <w:r>
         <w:rPr>
           <w:rFonts w:ascii="Arial" w:cs="Arial" w:eastAsia="Arial" w:hAnsi="Arial"/>
-          <w:b/>
-          <w:bCs/>
-          <w:color w:val="1F4E47"/>
-          <w:sz w:val="22"/>
-          <w:szCs w:val="22"/>
-          <w:shd w:fill="F2B134" w:color="auto" w:val="clear"/>
+          <w:color w:val="A67C3D"/>
+          <w:spacing w:val="60"/>
+          <w:sz w:val="18"/>
+          <w:szCs w:val="18"/>
         </w:rPr>
-        <w:t xml:space="preserve"> PHẦN F </w:t>
+        <w:t xml:space="preserve">PHẦN F</w:t>
       </w:r>
     </w:p>
     <w:p>
       <w:pPr>
         <w:pStyle w:val="Heading1"/>
         <w:spacing w:after="120"/>
+      </w:pPr>
+      <w:r>
+        <w:rPr>
+          <w:rFonts w:ascii="Cambria" w:cs="Cambria" w:eastAsia="Cambria" w:hAnsi="Cambria"/>
+          <w:color w:val="1B1F24"/>
+          <w:sz w:val="48"/>
+          <w:szCs w:val="48"/>
+        </w:rPr>
+        <w:t xml:space="preserve">Dùng AI hiệu quả và có trách nhiệm</w:t>
+      </w:r>
+    </w:p>
+    <w:p>
+      <w:pPr>
+        <w:spacing w:after="80" w:before="600"/>
       </w:pPr>
       <w:r>
         <w:rPr>
           <w:rFonts w:ascii="Arial" w:cs="Arial" w:eastAsia="Arial" w:hAnsi="Arial"/>
-          <w:b/>
-          <w:bCs/>
-          <w:color w:val="1F4E47"/>
-          <w:sz w:val="44"/>
-          <w:szCs w:val="44"/>
+          <w:color w:val="A67C3D"/>
+          <w:spacing w:val="60"/>
+          <w:sz w:val="18"/>
+          <w:szCs w:val="18"/>
         </w:rPr>
-        <w:t xml:space="preserve">Dùng AI hiệu quả và có trách nhiệm</w:t>
+        <w:t xml:space="preserve">PHỤ LỤC</w:t>
       </w:r>
     </w:p>
     <w:p>
       <w:pPr>
-        <w:spacing w:after="80" w:before="600"/>
+        <w:pStyle w:val="Heading1"/>
+        <w:spacing w:after="120"/>
       </w:pPr>
       <w:r>
         <w:rPr>
-          <w:rFonts w:ascii="Arial" w:cs="Arial" w:eastAsia="Arial" w:hAnsi="Arial"/>
-          <w:b/>
-          <w:bCs/>
-          <w:color w:val="1F4E47"/>
-          <w:sz w:val="22"/>
-          <w:szCs w:val="22"/>
-          <w:shd w:fill="F2B134" w:color="auto" w:val="clear"/>
-        </w:rPr>
-        <w:t xml:space="preserve"> PHỤ LỤC </w:t>
-      </w:r>
-    </w:p>
-    <w:p>
-      <w:pPr>
-        <w:pStyle w:val="Heading1"/>
-        <w:spacing w:after="120"/>
-      </w:pPr>
-      <w:r>
-        <w:rPr>
-          <w:rFonts w:ascii="Arial" w:cs="Arial" w:eastAsia="Arial" w:hAnsi="Arial"/>
-          <w:b/>
-          <w:bCs/>
-          <w:color w:val="1F4E47"/>
-          <w:sz w:val="44"/>
-          <w:szCs w:val="44"/>
+          <w:rFonts w:ascii="Cambria" w:cs="Cambria" w:eastAsia="Cambria" w:hAnsi="Cambria"/>
+          <w:color w:val="1B1F24"/>
+          <w:sz w:val="48"/>
+          <w:szCs w:val="48"/>
         </w:rPr>
         <w:t xml:space="preserve">Tra nhanh và mẫu điền sẵn</w:t>
       </w:r>
@@ -10361,26 +10125,23 @@
       </w:pPr>
       <w:r>
         <w:rPr>
-          <w:rFonts w:ascii="Arial" w:cs="Arial" w:eastAsia="Arial" w:hAnsi="Arial"/>
-          <w:b/>
-          <w:bCs/>
-          <w:color w:val="F2B134"/>
-          <w:sz w:val="26"/>
-          <w:szCs w:val="26"/>
-          <w:shd w:fill="1F4E47" w:color="auto" w:val="clear"/>
+          <w:rFonts w:ascii="Cambria" w:cs="Cambria" w:eastAsia="Cambria" w:hAnsi="Cambria"/>
+          <w:i/>
+          <w:iCs/>
+          <w:color w:val="A67C3D"/>
+          <w:sz w:val="30"/>
+          <w:szCs w:val="30"/>
         </w:rPr>
-        <w:t xml:space="preserve"> P2 </w:t>
+        <w:t xml:space="preserve">P2</w:t>
       </w:r>
       <w:r>
         <w:rPr>
-          <w:rFonts w:ascii="Arial" w:cs="Arial" w:eastAsia="Arial" w:hAnsi="Arial"/>
-          <w:b/>
-          <w:bCs/>
-          <w:color w:val="1F4E47"/>
-          <w:sz w:val="30"/>
-          <w:szCs w:val="30"/>
+          <w:rFonts w:ascii="Cambria" w:cs="Cambria" w:eastAsia="Cambria" w:hAnsi="Cambria"/>
+          <w:color w:val="1B1F24"/>
+          <w:sz w:val="32"/>
+          <w:szCs w:val="32"/>
         </w:rPr>
-        <w:t xml:space="preserve">  Mẫu câu lệnh đa năng: điền vào [ ] là dùng được</w:t>
+        <w:t xml:space="preserve">   Mẫu câu lệnh đa năng: điền vào [ ] là dùng được</w:t>
       </w:r>
     </w:p>
     <w:tbl>
@@ -10411,7 +10172,7 @@
               <w:bottom w:val="none" w:color="FFFFFF" w:sz="0"/>
               <w:right w:val="none" w:color="FFFFFF" w:sz="0"/>
             </w:tcBorders>
-            <w:shd w:fill="E9EFEE" w:color="auto" w:val="clear"/>
+            <w:shd w:fill="F7F5F0" w:color="auto" w:val="clear"/>
             <w:tcMar>
               <w:top w:type="dxa" w:w="160"/>
               <w:left w:type="dxa" w:w="220"/>
@@ -10426,24 +10187,22 @@
             <w:r>
               <w:rPr>
                 <w:rFonts w:ascii="Arial" w:cs="Arial" w:eastAsia="Arial" w:hAnsi="Arial"/>
-                <w:b/>
-                <w:bCs/>
-                <w:color w:val="1F4E47"/>
-                <w:sz w:val="18"/>
-                <w:szCs w:val="18"/>
-                <w:shd w:fill="F2B134" w:color="auto" w:val="clear"/>
-              </w:rPr>
-              <w:t xml:space="preserve"> CÂU LỆNH · MẪU 6 MẢNH GHÉP </w:t>
-            </w:r>
-          </w:p>
-          <w:p>
-            <w:pPr>
-              <w:spacing w:after="60" w:line="290"/>
-            </w:pPr>
-            <w:r>
-              <w:rPr>
-                <w:rFonts w:ascii="Arial" w:cs="Arial" w:eastAsia="Arial" w:hAnsi="Arial"/>
-                <w:color w:val="1F4E47"/>
+                <w:color w:val="A67C3D"/>
+                <w:spacing w:val="40"/>
+                <w:sz w:val="16"/>
+                <w:szCs w:val="16"/>
+              </w:rPr>
+              <w:t xml:space="preserve">CÂU LỆNH · MẪU 6 MẢNH GHÉP</w:t>
+            </w:r>
+          </w:p>
+          <w:p>
+            <w:pPr>
+              <w:spacing w:after="60" w:line="290"/>
+            </w:pPr>
+            <w:r>
+              <w:rPr>
+                <w:rFonts w:ascii="Arial" w:cs="Arial" w:eastAsia="Arial" w:hAnsi="Arial"/>
+                <w:color w:val="1B1F24"/>
                 <w:sz w:val="21"/>
                 <w:szCs w:val="21"/>
               </w:rPr>
@@ -10486,7 +10245,7 @@
               <w:bottom w:val="none" w:color="FFFFFF" w:sz="0"/>
               <w:right w:val="none" w:color="FFFFFF" w:sz="0"/>
             </w:tcBorders>
-            <w:shd w:fill="E9EFEE" w:color="auto" w:val="clear"/>
+            <w:shd w:fill="F7F5F0" w:color="auto" w:val="clear"/>
             <w:tcMar>
               <w:top w:type="dxa" w:w="160"/>
               <w:left w:type="dxa" w:w="220"/>
@@ -10501,24 +10260,22 @@
             <w:r>
               <w:rPr>
                 <w:rFonts w:ascii="Arial" w:cs="Arial" w:eastAsia="Arial" w:hAnsi="Arial"/>
-                <w:b/>
-                <w:bCs/>
-                <w:color w:val="1F4E47"/>
-                <w:sz w:val="18"/>
-                <w:szCs w:val="18"/>
-                <w:shd w:fill="F2B134" w:color="auto" w:val="clear"/>
-              </w:rPr>
-              <w:t xml:space="preserve"> CÂU LỆNH · MẪU 4 NGĂN CHO ĐỀ KIỂM TRA </w:t>
-            </w:r>
-          </w:p>
-          <w:p>
-            <w:pPr>
-              <w:spacing w:after="60" w:line="290"/>
-            </w:pPr>
-            <w:r>
-              <w:rPr>
-                <w:rFonts w:ascii="Arial" w:cs="Arial" w:eastAsia="Arial" w:hAnsi="Arial"/>
-                <w:color w:val="1F4E47"/>
+                <w:color w:val="A67C3D"/>
+                <w:spacing w:val="40"/>
+                <w:sz w:val="16"/>
+                <w:szCs w:val="16"/>
+              </w:rPr>
+              <w:t xml:space="preserve">CÂU LỆNH · MẪU 4 NGĂN CHO ĐỀ KIỂM TRA</w:t>
+            </w:r>
+          </w:p>
+          <w:p>
+            <w:pPr>
+              <w:spacing w:after="60" w:line="290"/>
+            </w:pPr>
+            <w:r>
+              <w:rPr>
+                <w:rFonts w:ascii="Arial" w:cs="Arial" w:eastAsia="Arial" w:hAnsi="Arial"/>
+                <w:color w:val="1B1F24"/>
                 <w:sz w:val="21"/>
                 <w:szCs w:val="21"/>
               </w:rPr>
@@ -10532,7 +10289,7 @@
             <w:r>
               <w:rPr>
                 <w:rFonts w:ascii="Arial" w:cs="Arial" w:eastAsia="Arial" w:hAnsi="Arial"/>
-                <w:color w:val="1F4E47"/>
+                <w:color w:val="1B1F24"/>
                 <w:sz w:val="21"/>
                 <w:szCs w:val="21"/>
               </w:rPr>
@@ -10546,7 +10303,7 @@
             <w:r>
               <w:rPr>
                 <w:rFonts w:ascii="Arial" w:cs="Arial" w:eastAsia="Arial" w:hAnsi="Arial"/>
-                <w:color w:val="1F4E47"/>
+                <w:color w:val="1B1F24"/>
                 <w:sz w:val="21"/>
                 <w:szCs w:val="21"/>
               </w:rPr>
@@ -10560,7 +10317,7 @@
             <w:r>
               <w:rPr>
                 <w:rFonts w:ascii="Arial" w:cs="Arial" w:eastAsia="Arial" w:hAnsi="Arial"/>
-                <w:color w:val="1F4E47"/>
+                <w:color w:val="1B1F24"/>
                 <w:sz w:val="21"/>
                 <w:szCs w:val="21"/>
               </w:rPr>
@@ -10574,7 +10331,7 @@
             <w:r>
               <w:rPr>
                 <w:rFonts w:ascii="Arial" w:cs="Arial" w:eastAsia="Arial" w:hAnsi="Arial"/>
-                <w:color w:val="1F4E47"/>
+                <w:color w:val="1B1F24"/>
                 <w:sz w:val="21"/>
                 <w:szCs w:val="21"/>
               </w:rPr>
@@ -10588,7 +10345,7 @@
             <w:r>
               <w:rPr>
                 <w:rFonts w:ascii="Arial" w:cs="Arial" w:eastAsia="Arial" w:hAnsi="Arial"/>
-                <w:color w:val="1F4E47"/>
+                <w:color w:val="1B1F24"/>
                 <w:sz w:val="21"/>
                 <w:szCs w:val="21"/>
               </w:rPr>
@@ -10602,7 +10359,7 @@
             <w:r>
               <w:rPr>
                 <w:rFonts w:ascii="Arial" w:cs="Arial" w:eastAsia="Arial" w:hAnsi="Arial"/>
-                <w:color w:val="1F4E47"/>
+                <w:color w:val="1B1F24"/>
                 <w:sz w:val="21"/>
                 <w:szCs w:val="21"/>
               </w:rPr>
@@ -10616,7 +10373,7 @@
             <w:r>
               <w:rPr>
                 <w:rFonts w:ascii="Arial" w:cs="Arial" w:eastAsia="Arial" w:hAnsi="Arial"/>
-                <w:color w:val="1F4E47"/>
+                <w:color w:val="1B1F24"/>
                 <w:sz w:val="21"/>
                 <w:szCs w:val="21"/>
               </w:rPr>
@@ -10630,7 +10387,7 @@
             <w:r>
               <w:rPr>
                 <w:rFonts w:ascii="Arial" w:cs="Arial" w:eastAsia="Arial" w:hAnsi="Arial"/>
-                <w:color w:val="1F4E47"/>
+                <w:color w:val="1B1F24"/>
                 <w:sz w:val="21"/>
                 <w:szCs w:val="21"/>
               </w:rPr>
@@ -10673,7 +10430,7 @@
               <w:bottom w:val="none" w:color="FFFFFF" w:sz="0"/>
               <w:right w:val="none" w:color="FFFFFF" w:sz="0"/>
             </w:tcBorders>
-            <w:shd w:fill="E9EFEE" w:color="auto" w:val="clear"/>
+            <w:shd w:fill="F7F5F0" w:color="auto" w:val="clear"/>
             <w:tcMar>
               <w:top w:type="dxa" w:w="160"/>
               <w:left w:type="dxa" w:w="220"/>
@@ -10688,24 +10445,22 @@
             <w:r>
               <w:rPr>
                 <w:rFonts w:ascii="Arial" w:cs="Arial" w:eastAsia="Arial" w:hAnsi="Arial"/>
-                <w:b/>
-                <w:bCs/>
-                <w:color w:val="1F4E47"/>
-                <w:sz w:val="18"/>
-                <w:szCs w:val="18"/>
-                <w:shd w:fill="F2B134" w:color="auto" w:val="clear"/>
-              </w:rPr>
-              <w:t xml:space="preserve"> CÂU LỆNH · MẪU SYSTEM PROMPT CHO CHATBOT </w:t>
-            </w:r>
-          </w:p>
-          <w:p>
-            <w:pPr>
-              <w:spacing w:after="60" w:line="290"/>
-            </w:pPr>
-            <w:r>
-              <w:rPr>
-                <w:rFonts w:ascii="Arial" w:cs="Arial" w:eastAsia="Arial" w:hAnsi="Arial"/>
-                <w:color w:val="1F4E47"/>
+                <w:color w:val="A67C3D"/>
+                <w:spacing w:val="40"/>
+                <w:sz w:val="16"/>
+                <w:szCs w:val="16"/>
+              </w:rPr>
+              <w:t xml:space="preserve">CÂU LỆNH · MẪU SYSTEM PROMPT CHO CHATBOT</w:t>
+            </w:r>
+          </w:p>
+          <w:p>
+            <w:pPr>
+              <w:spacing w:after="60" w:line="290"/>
+            </w:pPr>
+            <w:r>
+              <w:rPr>
+                <w:rFonts w:ascii="Arial" w:cs="Arial" w:eastAsia="Arial" w:hAnsi="Arial"/>
+                <w:color w:val="1B1F24"/>
                 <w:sz w:val="21"/>
                 <w:szCs w:val="21"/>
               </w:rPr>
@@ -10777,7 +10532,7 @@
     <w:r>
       <w:rPr>
         <w:rFonts w:ascii="Arial" w:cs="Arial" w:eastAsia="Arial" w:hAnsi="Arial"/>
-        <w:color w:val="1F4E47"/>
+        <w:color w:val="1B1F24"/>
         <w:sz w:val="16"/>
         <w:szCs w:val="16"/>
       </w:rPr>
@@ -10786,7 +10541,7 @@
     <w:r>
       <w:rPr>
         <w:rFonts w:ascii="Arial" w:cs="Arial" w:eastAsia="Arial" w:hAnsi="Arial"/>
-        <w:color w:val="1F4E47"/>
+        <w:color w:val="1B1F24"/>
         <w:sz w:val="16"/>
         <w:szCs w:val="16"/>
       </w:rPr>
@@ -10933,7 +10688,7 @@
         <w:ind w:left="440" w:hanging="280"/>
       </w:pPr>
       <w:rPr>
-        <w:color w:val="F2B134"/>
+        <w:color w:val="A67C3D"/>
       </w:rPr>
     </w:lvl>
   </w:abstractNum>
@@ -10948,7 +10703,7 @@
         <w:ind w:left="480" w:hanging="360"/>
       </w:pPr>
       <w:rPr>
-        <w:color w:val="1F4E47"/>
+        <w:color w:val="1B1F24"/>
         <w:sz w:val="26"/>
         <w:szCs w:val="26"/>
       </w:rPr>
@@ -10967,7 +10722,7 @@
       <w:rPr>
         <w:b/>
         <w:bCs/>
-        <w:color w:val="1F4E47"/>
+        <w:color w:val="1B1F24"/>
       </w:rPr>
     </w:lvl>
   </w:abstractNum>
@@ -10986,7 +10741,7 @@
     <w:rPrDefault>
       <w:rPr>
         <w:rFonts w:ascii="Arial" w:cs="Arial" w:eastAsia="Arial" w:hAnsi="Arial"/>
-        <w:color w:val="1F4E47"/>
+        <w:color w:val="1B1F24"/>
         <w:sz w:val="22"/>
         <w:szCs w:val="22"/>
       </w:rPr>
@@ -11155,12 +10910,10 @@
       <w:outlineLvl w:val="0"/>
     </w:pPr>
     <w:rPr>
-      <w:rFonts w:ascii="Arial" w:cs="Arial" w:eastAsia="Arial" w:hAnsi="Arial"/>
-      <w:b/>
-      <w:bCs/>
-      <w:color w:val="1F4E47"/>
-      <w:sz w:val="44"/>
-      <w:szCs w:val="44"/>
+      <w:rFonts w:ascii="Cambria" w:cs="Cambria" w:eastAsia="Cambria" w:hAnsi="Cambria"/>
+      <w:color w:val="1B1F24"/>
+      <w:sz w:val="48"/>
+      <w:szCs w:val="48"/>
     </w:rPr>
   </w:style>
   <w:style w:type="paragraph" w:styleId="Heading2">
@@ -11172,12 +10925,10 @@
       <w:outlineLvl w:val="1"/>
     </w:pPr>
     <w:rPr>
-      <w:rFonts w:ascii="Arial" w:cs="Arial" w:eastAsia="Arial" w:hAnsi="Arial"/>
-      <w:b/>
-      <w:bCs/>
-      <w:color w:val="1F4E47"/>
-      <w:sz w:val="30"/>
-      <w:szCs w:val="30"/>
+      <w:rFonts w:ascii="Cambria" w:cs="Cambria" w:eastAsia="Cambria" w:hAnsi="Cambria"/>
+      <w:color w:val="1B1F24"/>
+      <w:sz w:val="32"/>
+      <w:szCs w:val="32"/>
     </w:rPr>
   </w:style>
 </w:styles>
